--- a/examples/UD_OP01_OZ-2501/РП_ОП.01_ОЗ-2501_с_ФОС.docx
+++ b/examples/UD_OP01_OZ-2501/РП_ОП.01_ОЗ-2501_с_ФОС.docx
@@ -6759,20 +6759,6 @@
                 <w:sz w:val="22"/>
                 <w:szCs w:val="22"/>
               </w:rPr>
-              <w:t xml:space="preserve">ПК 2.3</w:t>
-            </w:r>
-          </w:p>
-          <w:p>
-            <w:pPr>
-              <w:spacing w:line="240"/>
-              <w:jc w:val="left"/>
-            </w:pPr>
-            <w:r>
-              <w:rPr>
-                <w:rFonts w:ascii="Times New Roman" w:cs="Times New Roman" w:eastAsia="Times New Roman" w:hAnsi="Times New Roman"/>
-                <w:sz w:val="22"/>
-                <w:szCs w:val="22"/>
-              </w:rPr>
               <w:t xml:space="preserve">ЛР 1–13, 15, 29–31, 38, 41–46</w:t>
             </w:r>
           </w:p>
@@ -6846,35 +6832,21 @@
                 <w:sz w:val="22"/>
                 <w:szCs w:val="22"/>
               </w:rPr>
-              <w:t xml:space="preserve">1. Понятие информации и информационной безопасности. Информационные процессы как объекты защиты. Защищаемые объекты и системы</w:t>
-            </w:r>
-          </w:p>
-          <w:p>
-            <w:pPr>
-              <w:spacing w:line="240"/>
-              <w:jc w:val="left"/>
-            </w:pPr>
-            <w:r>
-              <w:rPr>
-                <w:rFonts w:ascii="Times New Roman" w:cs="Times New Roman" w:eastAsia="Times New Roman" w:hAnsi="Times New Roman"/>
-                <w:sz w:val="22"/>
-                <w:szCs w:val="22"/>
-              </w:rPr>
-              <w:t xml:space="preserve">2. Понятия «угроза информации» и «риск информационной безопасности». Примеры преступлений в сфере информации и информационных технологий</w:t>
-            </w:r>
-          </w:p>
-          <w:p>
-            <w:pPr>
-              <w:spacing w:line="240"/>
-              <w:jc w:val="left"/>
-            </w:pPr>
-            <w:r>
-              <w:rPr>
-                <w:rFonts w:ascii="Times New Roman" w:cs="Times New Roman" w:eastAsia="Times New Roman" w:hAnsi="Times New Roman"/>
-                <w:sz w:val="22"/>
-                <w:szCs w:val="22"/>
-              </w:rPr>
-              <w:t xml:space="preserve">3. Сущность функционирования системы защиты информации. Защита человека от опасной информации и от неинформированности</w:t>
+              <w:t xml:space="preserve">1. Понятие информации и информационной безопасности. Информация, сообщения, информационные процессы как объекты информационной безопасности. Обзор защищаемых объектов и систем.</w:t>
+            </w:r>
+          </w:p>
+          <w:p>
+            <w:pPr>
+              <w:spacing w:line="240"/>
+              <w:jc w:val="left"/>
+            </w:pPr>
+            <w:r>
+              <w:rPr>
+                <w:rFonts w:ascii="Times New Roman" w:cs="Times New Roman" w:eastAsia="Times New Roman" w:hAnsi="Times New Roman"/>
+                <w:sz w:val="22"/>
+                <w:szCs w:val="22"/>
+              </w:rPr>
+              <w:t xml:space="preserve">2. Понятие «угроза информации». Понятие «риска информационной безопасности». Примеры преступлений в сфере информации и информационных технологий. Сущность функционирования системы защиты информации. Защита человека от опасной информации и от неинформированности в области информационной безопасности.</w:t>
             </w:r>
           </w:p>
         </w:tc>
@@ -6977,7 +6949,7 @@
                 <w:sz w:val="22"/>
                 <w:szCs w:val="22"/>
               </w:rPr>
-              <w:t xml:space="preserve">1. Понятие информации и информационной безопасности. Информационные процессы как объекты защиты. Защищаемые объекты и системы</w:t>
+              <w:t xml:space="preserve">1. Понятие информации и информационной безопасности; Информация, сообщения, информационные процессы как объекты информационной безопасности; Обзор защищаемых объектов и систем</w:t>
             </w:r>
           </w:p>
         </w:tc>
@@ -7043,7 +7015,7 @@
                 <w:sz w:val="22"/>
                 <w:szCs w:val="22"/>
               </w:rPr>
-              <w:t xml:space="preserve">2. Понятия «угроза информации» и «риск информационной безопасности». Примеры преступлений в сфере информации и информационных технологий</w:t>
+              <w:t xml:space="preserve">2. Понятие «угроза информации»; Понятие «риска информационной безопасности»; Примеры преступлений в сфере информации и информационных технологий</w:t>
             </w:r>
           </w:p>
         </w:tc>
@@ -7109,7 +7081,7 @@
                 <w:sz w:val="22"/>
                 <w:szCs w:val="22"/>
               </w:rPr>
-              <w:t xml:space="preserve">3. Сущность функционирования системы защиты информации. Защита человека от опасной информации и от неинформированности</w:t>
+              <w:t xml:space="preserve">3. Сущность функционирования системы защиты информации; Защита человека от опасной информации и от неинформированности в области информационной безопасности</w:t>
             </w:r>
           </w:p>
         </w:tc>
@@ -7350,49 +7322,49 @@
                 <w:sz w:val="22"/>
                 <w:szCs w:val="22"/>
               </w:rPr>
-              <w:t xml:space="preserve">1. Целостность, доступность и конфиденциальность информации</w:t>
-            </w:r>
-          </w:p>
-          <w:p>
-            <w:pPr>
-              <w:spacing w:line="240"/>
-              <w:jc w:val="left"/>
-            </w:pPr>
-            <w:r>
-              <w:rPr>
-                <w:rFonts w:ascii="Times New Roman" w:cs="Times New Roman" w:eastAsia="Times New Roman" w:hAnsi="Times New Roman"/>
-                <w:sz w:val="22"/>
-                <w:szCs w:val="22"/>
-              </w:rPr>
-              <w:t xml:space="preserve">2. Классификация информации по видам тайны и степеням конфиденциальности. Государственная тайна и конфиденциальная информация</w:t>
-            </w:r>
-          </w:p>
-          <w:p>
-            <w:pPr>
-              <w:spacing w:line="240"/>
-              <w:jc w:val="left"/>
-            </w:pPr>
-            <w:r>
-              <w:rPr>
-                <w:rFonts w:ascii="Times New Roman" w:cs="Times New Roman" w:eastAsia="Times New Roman" w:hAnsi="Times New Roman"/>
-                <w:sz w:val="22"/>
-                <w:szCs w:val="22"/>
-              </w:rPr>
-              <w:t xml:space="preserve">3. Жизненные циклы конфиденциальной информации: создание, обработка, передача. Цели и задачи защиты информации</w:t>
-            </w:r>
-          </w:p>
-          <w:p>
-            <w:pPr>
-              <w:spacing w:line="240"/>
-              <w:jc w:val="left"/>
-            </w:pPr>
-            <w:r>
-              <w:rPr>
-                <w:rFonts w:ascii="Times New Roman" w:cs="Times New Roman" w:eastAsia="Times New Roman" w:hAnsi="Times New Roman"/>
-                <w:sz w:val="22"/>
-                <w:szCs w:val="22"/>
-              </w:rPr>
-              <w:t xml:space="preserve">4. Элементы процесса менеджмента информационной безопасности. Модель интеграции информационной безопасности в основную деятельность организации. Политика безопасности</w:t>
+              <w:t xml:space="preserve">1. Целостность, доступность и конфиденциальность информации. Классификация информации по видам тайны и степеням конфиденциальности. Понятия государственной тайны и конфиденциальной информации.</w:t>
+            </w:r>
+          </w:p>
+          <w:p>
+            <w:pPr>
+              <w:spacing w:line="240"/>
+              <w:jc w:val="left"/>
+            </w:pPr>
+            <w:r>
+              <w:rPr>
+                <w:rFonts w:ascii="Times New Roman" w:cs="Times New Roman" w:eastAsia="Times New Roman" w:hAnsi="Times New Roman"/>
+                <w:sz w:val="22"/>
+                <w:szCs w:val="22"/>
+              </w:rPr>
+              <w:t xml:space="preserve">2. Жизненные циклы конфиденциальной информации в процессе ее создания, обработки, передачи.</w:t>
+            </w:r>
+          </w:p>
+          <w:p>
+            <w:pPr>
+              <w:spacing w:line="240"/>
+              <w:jc w:val="left"/>
+            </w:pPr>
+            <w:r>
+              <w:rPr>
+                <w:rFonts w:ascii="Times New Roman" w:cs="Times New Roman" w:eastAsia="Times New Roman" w:hAnsi="Times New Roman"/>
+                <w:sz w:val="22"/>
+                <w:szCs w:val="22"/>
+              </w:rPr>
+              <w:t xml:space="preserve">3. Цели и задачи защиты информации. Основные понятия в области защиты информации.</w:t>
+            </w:r>
+          </w:p>
+          <w:p>
+            <w:pPr>
+              <w:spacing w:line="240"/>
+              <w:jc w:val="left"/>
+            </w:pPr>
+            <w:r>
+              <w:rPr>
+                <w:rFonts w:ascii="Times New Roman" w:cs="Times New Roman" w:eastAsia="Times New Roman" w:hAnsi="Times New Roman"/>
+                <w:sz w:val="22"/>
+                <w:szCs w:val="22"/>
+              </w:rPr>
+              <w:t xml:space="preserve">4. Элементы процесса менеджмента ИБ. Модель интеграции информационной безопасности в основную деятельность организации. Понятие политики безопасности.</w:t>
             </w:r>
           </w:p>
         </w:tc>
@@ -7561,7 +7533,7 @@
                 <w:sz w:val="22"/>
                 <w:szCs w:val="22"/>
               </w:rPr>
-              <w:t xml:space="preserve">5. Классификация информации по видам тайны и степеням конфиденциальности. Государственная тайна и конфиденциальная информация</w:t>
+              <w:t xml:space="preserve">5. Классификация информации по видам тайны и степеням конфиденциальности; Понятия государственной тайны и конфиденциальной информации</w:t>
             </w:r>
           </w:p>
         </w:tc>
@@ -7759,7 +7731,7 @@
                 <w:sz w:val="22"/>
                 <w:szCs w:val="22"/>
               </w:rPr>
-              <w:t xml:space="preserve">8. Жизненные циклы конфиденциальной информации: создание, обработка, передача. Цели и задачи защиты информации</w:t>
+              <w:t xml:space="preserve">8. Жизненные циклы конфиденциальной информации в процессе ее создания, обработки, передачи; Цели и задачи защиты информации; Основные понятия в области защиты информации</w:t>
             </w:r>
           </w:p>
         </w:tc>
@@ -7825,7 +7797,7 @@
                 <w:sz w:val="22"/>
                 <w:szCs w:val="22"/>
               </w:rPr>
-              <w:t xml:space="preserve">9. Элементы процесса менеджмента информационной безопасности. Модель интеграции информационной безопасности в основную деятельность организации. Политика безопасности</w:t>
+              <w:t xml:space="preserve">9. Элементы процесса менеджмента ИБ; Модель интеграции информационной безопасности в основную деятельность организации; Понятие политики безопасности</w:t>
             </w:r>
           </w:p>
         </w:tc>
@@ -8156,7 +8128,7 @@
                 <w:sz w:val="22"/>
                 <w:szCs w:val="22"/>
               </w:rPr>
-              <w:t xml:space="preserve">Тема 1.3. Угрозы безопасности защищаемой информации</w:t>
+              <w:t xml:space="preserve">Тема 1.3. Угрозы безопасности защищаемой информации.</w:t>
             </w:r>
           </w:p>
         </w:tc>
@@ -8198,35 +8170,7 @@
                 <w:sz w:val="22"/>
                 <w:szCs w:val="22"/>
               </w:rPr>
-              <w:t xml:space="preserve">1. Системная классификация угроз безопасности информации</w:t>
-            </w:r>
-          </w:p>
-          <w:p>
-            <w:pPr>
-              <w:spacing w:line="240"/>
-              <w:jc w:val="left"/>
-            </w:pPr>
-            <w:r>
-              <w:rPr>
-                <w:rFonts w:ascii="Times New Roman" w:cs="Times New Roman" w:eastAsia="Times New Roman" w:hAnsi="Times New Roman"/>
-                <w:sz w:val="22"/>
-                <w:szCs w:val="22"/>
-              </w:rPr>
-              <w:t xml:space="preserve">2. Каналы и методы несанкционированного доступа к информации</w:t>
-            </w:r>
-          </w:p>
-          <w:p>
-            <w:pPr>
-              <w:spacing w:line="240"/>
-              <w:jc w:val="left"/>
-            </w:pPr>
-            <w:r>
-              <w:rPr>
-                <w:rFonts w:ascii="Times New Roman" w:cs="Times New Roman" w:eastAsia="Times New Roman" w:hAnsi="Times New Roman"/>
-                <w:sz w:val="22"/>
-                <w:szCs w:val="22"/>
-              </w:rPr>
-              <w:t xml:space="preserve">3. Уязвимости информации и методы оценки уязвимости информации</w:t>
+              <w:t xml:space="preserve">1. Понятие угрозы безопасности информации. Системная классификация угроз безопасности информации. Каналы и методы несанкционированного доступа к уязвимости информации. Методы оценки уязвимости информации</w:t>
             </w:r>
           </w:p>
         </w:tc>
@@ -8295,20 +8239,6 @@
                 <w:sz w:val="22"/>
                 <w:szCs w:val="22"/>
               </w:rPr>
-              <w:t xml:space="preserve">ПК 2.3</w:t>
-            </w:r>
-          </w:p>
-          <w:p>
-            <w:pPr>
-              <w:spacing w:line="240"/>
-              <w:jc w:val="left"/>
-            </w:pPr>
-            <w:r>
-              <w:rPr>
-                <w:rFonts w:ascii="Times New Roman" w:cs="Times New Roman" w:eastAsia="Times New Roman" w:hAnsi="Times New Roman"/>
-                <w:sz w:val="22"/>
-                <w:szCs w:val="22"/>
-              </w:rPr>
               <w:t xml:space="preserve">ЛР 29–31, 45, 46</w:t>
             </w:r>
           </w:p>
@@ -8343,7 +8273,7 @@
                 <w:sz w:val="22"/>
                 <w:szCs w:val="22"/>
               </w:rPr>
-              <w:t xml:space="preserve">12. Системная классификация угроз безопасности информации</w:t>
+              <w:t xml:space="preserve">12. Понятие угрозы безопасности информации; Системная классификация угроз безопасности информации</w:t>
             </w:r>
           </w:p>
         </w:tc>
@@ -8409,7 +8339,7 @@
                 <w:sz w:val="22"/>
                 <w:szCs w:val="22"/>
               </w:rPr>
-              <w:t xml:space="preserve">13. Каналы и методы несанкционированного доступа к информации</w:t>
+              <w:t xml:space="preserve">13. Каналы и методы несанкционированного доступа к уязвимости информации</w:t>
             </w:r>
           </w:p>
         </w:tc>
@@ -8475,7 +8405,7 @@
                 <w:sz w:val="22"/>
                 <w:szCs w:val="22"/>
               </w:rPr>
-              <w:t xml:space="preserve">14. Уязвимости информации и методы оценки уязвимости информации</w:t>
+              <w:t xml:space="preserve">14. Методы оценки уязвимости информации</w:t>
             </w:r>
           </w:p>
         </w:tc>
@@ -8961,35 +8891,7 @@
                 <w:sz w:val="22"/>
                 <w:szCs w:val="22"/>
               </w:rPr>
-              <w:t xml:space="preserve">1. Анализ существующих методик определения требований к защите информации</w:t>
-            </w:r>
-          </w:p>
-          <w:p>
-            <w:pPr>
-              <w:spacing w:line="240"/>
-              <w:jc w:val="left"/>
-            </w:pPr>
-            <w:r>
-              <w:rPr>
-                <w:rFonts w:ascii="Times New Roman" w:cs="Times New Roman" w:eastAsia="Times New Roman" w:hAnsi="Times New Roman"/>
-                <w:sz w:val="22"/>
-                <w:szCs w:val="22"/>
-              </w:rPr>
-              <w:t xml:space="preserve">2. Параметры защищаемой информации. Оценка факторов, влияющих на требуемый уровень защиты информации</w:t>
-            </w:r>
-          </w:p>
-          <w:p>
-            <w:pPr>
-              <w:spacing w:line="240"/>
-              <w:jc w:val="left"/>
-            </w:pPr>
-            <w:r>
-              <w:rPr>
-                <w:rFonts w:ascii="Times New Roman" w:cs="Times New Roman" w:eastAsia="Times New Roman" w:hAnsi="Times New Roman"/>
-                <w:sz w:val="22"/>
-                <w:szCs w:val="22"/>
-              </w:rPr>
-              <w:t xml:space="preserve">3. Виды мер и основные принципы защиты информации</w:t>
+              <w:t xml:space="preserve">1. Анализ существующих методик определения требований к защите информации. Параметры защищаемой информации и оценка факторов, влияющих на требуемый уровень защиты информации. Виды мер и основные принципы защиты информации.</w:t>
             </w:r>
           </w:p>
         </w:tc>
@@ -9158,7 +9060,7 @@
                 <w:sz w:val="22"/>
                 <w:szCs w:val="22"/>
               </w:rPr>
-              <w:t xml:space="preserve">18. Параметры защищаемой информации. Оценка факторов, влияющих на требуемый уровень защиты информации</w:t>
+              <w:t xml:space="preserve">18. Параметры защищаемой информации и оценка факторов, влияющих на требуемый уровень защиты информации</w:t>
             </w:r>
           </w:p>
         </w:tc>
@@ -9465,35 +9367,35 @@
                 <w:sz w:val="22"/>
                 <w:szCs w:val="22"/>
               </w:rPr>
-              <w:t xml:space="preserve">1. Организационная структура системы защиты информации. Законодательные акты в области защиты информации</w:t>
-            </w:r>
-          </w:p>
-          <w:p>
-            <w:pPr>
-              <w:spacing w:line="240"/>
-              <w:jc w:val="left"/>
-            </w:pPr>
-            <w:r>
-              <w:rPr>
-                <w:rFonts w:ascii="Times New Roman" w:cs="Times New Roman" w:eastAsia="Times New Roman" w:hAnsi="Times New Roman"/>
-                <w:sz w:val="22"/>
-                <w:szCs w:val="22"/>
-              </w:rPr>
-              <w:t xml:space="preserve">2. Российские и международные стандарты, определяющие требования к защите информации</w:t>
-            </w:r>
-          </w:p>
-          <w:p>
-            <w:pPr>
-              <w:spacing w:line="240"/>
-              <w:jc w:val="left"/>
-            </w:pPr>
-            <w:r>
-              <w:rPr>
-                <w:rFonts w:ascii="Times New Roman" w:cs="Times New Roman" w:eastAsia="Times New Roman" w:hAnsi="Times New Roman"/>
-                <w:sz w:val="22"/>
-                <w:szCs w:val="22"/>
-              </w:rPr>
-              <w:t xml:space="preserve">3. Система сертификации РФ в области защиты информации. Основные правила и документы системы сертификации</w:t>
+              <w:t xml:space="preserve">1. Организационная структура системы защиты информации Законодательные акты в области защиты информации.</w:t>
+            </w:r>
+          </w:p>
+          <w:p>
+            <w:pPr>
+              <w:spacing w:line="240"/>
+              <w:jc w:val="left"/>
+            </w:pPr>
+            <w:r>
+              <w:rPr>
+                <w:rFonts w:ascii="Times New Roman" w:cs="Times New Roman" w:eastAsia="Times New Roman" w:hAnsi="Times New Roman"/>
+                <w:sz w:val="22"/>
+                <w:szCs w:val="22"/>
+              </w:rPr>
+              <w:t xml:space="preserve">2. Российские и международные стандарты, определяющие требования к защите информации.</w:t>
+            </w:r>
+          </w:p>
+          <w:p>
+            <w:pPr>
+              <w:spacing w:line="240"/>
+              <w:jc w:val="left"/>
+            </w:pPr>
+            <w:r>
+              <w:rPr>
+                <w:rFonts w:ascii="Times New Roman" w:cs="Times New Roman" w:eastAsia="Times New Roman" w:hAnsi="Times New Roman"/>
+                <w:sz w:val="22"/>
+                <w:szCs w:val="22"/>
+              </w:rPr>
+              <w:t xml:space="preserve">3. Система сертификации РФ в области защиты информации. Основные правила и документы системы сертификации РФ в области защиты информации</w:t>
             </w:r>
           </w:p>
         </w:tc>
@@ -9596,7 +9498,7 @@
                 <w:sz w:val="22"/>
                 <w:szCs w:val="22"/>
               </w:rPr>
-              <w:t xml:space="preserve">20. Организационная структура системы защиты информации. Законодательные акты в области защиты информации</w:t>
+              <w:t xml:space="preserve">20. Организационная структура системы защиты информации Законодательные акты в области защиты информации</w:t>
             </w:r>
           </w:p>
         </w:tc>
@@ -9728,7 +9630,7 @@
                 <w:sz w:val="22"/>
                 <w:szCs w:val="22"/>
               </w:rPr>
-              <w:t xml:space="preserve">22. Система сертификации РФ в области защиты информации. Основные правила и документы системы сертификации</w:t>
+              <w:t xml:space="preserve">22. Система сертификации РФ в области защиты информации; Основные правила и документы системы сертификации РФ в области защиты информации</w:t>
             </w:r>
           </w:p>
         </w:tc>
@@ -10167,49 +10069,35 @@
                 <w:sz w:val="22"/>
                 <w:szCs w:val="22"/>
               </w:rPr>
-              <w:t xml:space="preserve">1. Основные механизмы защиты информации. Система защиты информации</w:t>
-            </w:r>
-          </w:p>
-          <w:p>
-            <w:pPr>
-              <w:spacing w:line="240"/>
-              <w:jc w:val="left"/>
-            </w:pPr>
-            <w:r>
-              <w:rPr>
-                <w:rFonts w:ascii="Times New Roman" w:cs="Times New Roman" w:eastAsia="Times New Roman" w:hAnsi="Times New Roman"/>
-                <w:sz w:val="22"/>
-                <w:szCs w:val="22"/>
-              </w:rPr>
-              <w:t xml:space="preserve">2. Меры защиты информации, реализуемые в автоматизированных (информационных) системах</w:t>
-            </w:r>
-          </w:p>
-          <w:p>
-            <w:pPr>
-              <w:spacing w:line="240"/>
-              <w:jc w:val="left"/>
-            </w:pPr>
-            <w:r>
-              <w:rPr>
-                <w:rFonts w:ascii="Times New Roman" w:cs="Times New Roman" w:eastAsia="Times New Roman" w:hAnsi="Times New Roman"/>
-                <w:sz w:val="22"/>
-                <w:szCs w:val="22"/>
-              </w:rPr>
-              <w:t xml:space="preserve">3. Программные и программно-аппаратные средства защиты информации. Инженерная защита и техническая охрана объектов информатизации</w:t>
-            </w:r>
-          </w:p>
-          <w:p>
-            <w:pPr>
-              <w:spacing w:line="240"/>
-              <w:jc w:val="left"/>
-            </w:pPr>
-            <w:r>
-              <w:rPr>
-                <w:rFonts w:ascii="Times New Roman" w:cs="Times New Roman" w:eastAsia="Times New Roman" w:hAnsi="Times New Roman"/>
-                <w:sz w:val="22"/>
-                <w:szCs w:val="22"/>
-              </w:rPr>
-              <w:t xml:space="preserve">4. Организационно-распорядительная защита информации. Работа с кадрами и внутриобъектовый режим. Принципы построения организационно-распорядительной системы</w:t>
+              <w:t xml:space="preserve">1. Основные механизмы защиты информации. Система защиты информации. Меры защиты информации, реализуемые в автоматизированных (информационных) системах.</w:t>
+            </w:r>
+          </w:p>
+          <w:p>
+            <w:pPr>
+              <w:spacing w:line="240"/>
+              <w:jc w:val="left"/>
+            </w:pPr>
+            <w:r>
+              <w:rPr>
+                <w:rFonts w:ascii="Times New Roman" w:cs="Times New Roman" w:eastAsia="Times New Roman" w:hAnsi="Times New Roman"/>
+                <w:sz w:val="22"/>
+                <w:szCs w:val="22"/>
+              </w:rPr>
+              <w:t xml:space="preserve">2. Программные и программно-аппаратные средства защиты информации Инженерная защита и техническая охрана объектов информатизации</w:t>
+            </w:r>
+          </w:p>
+          <w:p>
+            <w:pPr>
+              <w:spacing w:line="240"/>
+              <w:jc w:val="left"/>
+            </w:pPr>
+            <w:r>
+              <w:rPr>
+                <w:rFonts w:ascii="Times New Roman" w:cs="Times New Roman" w:eastAsia="Times New Roman" w:hAnsi="Times New Roman"/>
+                <w:sz w:val="22"/>
+                <w:szCs w:val="22"/>
+              </w:rPr>
+              <w:t xml:space="preserve">3. Организационно-распорядительная защита информации. Работа с кадрами и внутриобъектовый режим. Принципы построения организационно-распорядительной системы.</w:t>
             </w:r>
           </w:p>
         </w:tc>
@@ -10326,7 +10214,7 @@
                 <w:sz w:val="22"/>
                 <w:szCs w:val="22"/>
               </w:rPr>
-              <w:t xml:space="preserve">26. Основные механизмы защиты информации. Система защиты информации</w:t>
+              <w:t xml:space="preserve">26. Основные механизмы защиты информации; Система защиты информации</w:t>
             </w:r>
           </w:p>
         </w:tc>
@@ -10458,7 +10346,7 @@
                 <w:sz w:val="22"/>
                 <w:szCs w:val="22"/>
               </w:rPr>
-              <w:t xml:space="preserve">28. Программные и программно-аппаратные средства защиты информации. Инженерная защита и техническая охрана объектов информатизации</w:t>
+              <w:t xml:space="preserve">28. Программные и программно-аппаратные средства защиты информации Инженерная защита и техническая охрана объектов информатизации</w:t>
             </w:r>
           </w:p>
         </w:tc>
@@ -10524,7 +10412,7 @@
                 <w:sz w:val="22"/>
                 <w:szCs w:val="22"/>
               </w:rPr>
-              <w:t xml:space="preserve">29. Организационно-распорядительная защита информации. Работа с кадрами и внутриобъектовый режим. Принципы построения организационно-распорядительной системы</w:t>
+              <w:t xml:space="preserve">29. Организационно-распорядительная защита информации; Работа с кадрами и внутриобъектовый режим; Принципы построения организационно-распорядительной системы</w:t>
             </w:r>
           </w:p>
         </w:tc>

--- a/examples/UD_OP01_OZ-2501/РП_ОП.01_ОЗ-2501_с_ФОС.docx
+++ b/examples/UD_OP01_OZ-2501/РП_ОП.01_ОЗ-2501_с_ФОС.docx
@@ -1734,7 +1734,7 @@
                 <w:sz w:val="22"/>
                 <w:szCs w:val="22"/>
               </w:rPr>
-              <w:t xml:space="preserve">ЛР 14</w:t>
+              <w:t xml:space="preserve">ЛР 15</w:t>
             </w:r>
           </w:p>
         </w:tc>
@@ -1760,7 +1760,7 @@
                 <w:sz w:val="22"/>
                 <w:szCs w:val="22"/>
               </w:rPr>
-              <w:t xml:space="preserve">Ориентированный на создание устойчивой семьи на основе российских традиционных семейных ценностей, рождение и воспитание детей и принятие родительской ответственности.</w:t>
+              <w:t xml:space="preserve">Обладающий сформированными представлениями о ценности и значении в отечественной и мировой культуре языков и литературы народов России</w:t>
             </w:r>
           </w:p>
         </w:tc>
@@ -1788,7 +1788,7 @@
                 <w:sz w:val="22"/>
                 <w:szCs w:val="22"/>
               </w:rPr>
-              <w:t xml:space="preserve">ЛР 15</w:t>
+              <w:t xml:space="preserve">ЛР 29</w:t>
             </w:r>
           </w:p>
         </w:tc>
@@ -1814,7 +1814,7 @@
                 <w:sz w:val="22"/>
                 <w:szCs w:val="22"/>
               </w:rPr>
-              <w:t xml:space="preserve">Обладающий сформированными представлениями о ценности и значении в отечественной и мировой культуре языков и литературы народов России</w:t>
+              <w:t xml:space="preserve">Выражающий осознанную готовность к непрерывному образованию и самообразованию в выбранной сфере профессиональной деятельности.</w:t>
             </w:r>
           </w:p>
         </w:tc>
@@ -1842,7 +1842,7 @@
                 <w:sz w:val="22"/>
                 <w:szCs w:val="22"/>
               </w:rPr>
-              <w:t xml:space="preserve">ЛР 16</w:t>
+              <w:t xml:space="preserve">ЛР 30</w:t>
             </w:r>
           </w:p>
         </w:tc>
@@ -1868,7 +1868,7 @@
                 <w:sz w:val="22"/>
                 <w:szCs w:val="22"/>
               </w:rPr>
-              <w:t xml:space="preserve">Выражающий понимание ценности отечественного и мирового искусства, российского и мирового художественного наследия.</w:t>
+              <w:t xml:space="preserve">Понимающий специфику профессионально-трудовой деятельности, регулирования трудовых отношений, готовый учиться и трудиться в современном высокотехнологичном мире на благо государства и общества.</w:t>
             </w:r>
           </w:p>
         </w:tc>
@@ -1896,7 +1896,7 @@
                 <w:sz w:val="22"/>
                 <w:szCs w:val="22"/>
               </w:rPr>
-              <w:t xml:space="preserve">ЛР 17</w:t>
+              <w:t xml:space="preserve">ЛР 31</w:t>
             </w:r>
           </w:p>
         </w:tc>
@@ -1922,7 +1922,7 @@
                 <w:sz w:val="22"/>
                 <w:szCs w:val="22"/>
               </w:rPr>
-              <w:t xml:space="preserve">Проявляющий восприимчивость к разным видам искусства, понимание эмоционального воздействия искусства, его влияния на душевное состояние и поведение людей, умеющий критически оценивать это влияние.</w:t>
+              <w:t xml:space="preserve">Ориентированный на осознанное освоение выбранной сферы профессиональной деятельности с учётом личных жизненных планов, потребностей своей семьи, государства и общества.</w:t>
             </w:r>
           </w:p>
         </w:tc>
@@ -1950,7 +1950,7 @@
                 <w:sz w:val="22"/>
                 <w:szCs w:val="22"/>
               </w:rPr>
-              <w:t xml:space="preserve">ЛР 18</w:t>
+              <w:t xml:space="preserve">ЛР 38</w:t>
             </w:r>
           </w:p>
         </w:tc>
@@ -1976,7 +1976,7 @@
                 <w:sz w:val="22"/>
                 <w:szCs w:val="22"/>
               </w:rPr>
-              <w:t xml:space="preserve">Проявляющий понимание художественной культуры как средства коммуникации и самовыражения в современном обществе, значение нравственных норм, ценностей, традиций в искусстве.</w:t>
+              <w:t xml:space="preserve">Обладающий представлением о современной научной картине мира, достижениях науки и техники, аргументированно выражающий понимание значения науки и технологий для развития российского общества и обеспечения его безопасности.</w:t>
             </w:r>
           </w:p>
         </w:tc>
@@ -2004,7 +2004,7 @@
                 <w:sz w:val="22"/>
                 <w:szCs w:val="22"/>
               </w:rPr>
-              <w:t xml:space="preserve">ЛР 19</w:t>
+              <w:t xml:space="preserve">ЛР 41</w:t>
             </w:r>
           </w:p>
         </w:tc>
@@ -2030,7 +2030,7 @@
                 <w:sz w:val="22"/>
                 <w:szCs w:val="22"/>
               </w:rPr>
-              <w:t xml:space="preserve">Ориентированный на осознанное творческое самовыражение, реализацию творческих способностей, на эстетическое обустройство собственного быта, профессиональной среды.</w:t>
+              <w:t xml:space="preserve">Развивающий и применяющий навыки наблюдения, накопления и систематизации фактов, осмысления опыта в естественнонаучной и гуманитарной областях познания, исследовательской и профессиональной деятельности</w:t>
             </w:r>
           </w:p>
         </w:tc>
@@ -2058,7 +2058,7 @@
                 <w:sz w:val="22"/>
                 <w:szCs w:val="22"/>
               </w:rPr>
-              <w:t xml:space="preserve">ЛР 20</w:t>
+              <w:t xml:space="preserve">ЛР 42</w:t>
             </w:r>
           </w:p>
         </w:tc>
@@ -2084,7 +2084,7 @@
                 <w:sz w:val="22"/>
                 <w:szCs w:val="22"/>
               </w:rPr>
-              <w:t xml:space="preserve">Понимающий и выражающий в практической деятельности понимание ценности жизни, здоровья и безопасности, значение личных усилий в сохранении и укреплении своего здоровья и здоровья других людей.</w:t>
+              <w:t xml:space="preserve">Понимающий роль Сахалинской области в обеспечении экономической безопасности и стратегических интересов Российской Федерации, осознающий личную ответственность за развитие своего региона.</w:t>
             </w:r>
           </w:p>
         </w:tc>
@@ -2112,7 +2112,7 @@
                 <w:sz w:val="22"/>
                 <w:szCs w:val="22"/>
               </w:rPr>
-              <w:t xml:space="preserve">ЛР 21</w:t>
+              <w:t xml:space="preserve">ЛР 43</w:t>
             </w:r>
           </w:p>
         </w:tc>
@@ -2138,7 +2138,7 @@
                 <w:sz w:val="22"/>
                 <w:szCs w:val="22"/>
               </w:rPr>
-              <w:t xml:space="preserve">Соблюдающий правила личной и общественной безопасности, в том числе безопасного поведения в информационной среде.</w:t>
+              <w:t xml:space="preserve">Ориентированный на профессиональную самореализацию в Сахалинской области, связывающий свои жизненные и карьерные планы с развитием региона.</w:t>
             </w:r>
           </w:p>
         </w:tc>
@@ -2166,7 +2166,7 @@
                 <w:sz w:val="22"/>
                 <w:szCs w:val="22"/>
               </w:rPr>
-              <w:t xml:space="preserve">ЛР 22</w:t>
+              <w:t xml:space="preserve">ЛР 44</w:t>
             </w:r>
           </w:p>
         </w:tc>
@@ -2192,7 +2192,7 @@
                 <w:sz w:val="22"/>
                 <w:szCs w:val="22"/>
               </w:rPr>
-              <w:t xml:space="preserve">Выражающий на практике установку на здоровый образ жизни (здоровое питание, соблюдение гигиены, режим занятий и отдыха, регулярную физическую активность), стремление к физическому совершенствованию.</w:t>
+              <w:t xml:space="preserve">Демонстрирующий уважение к многонациональной культуре народов Сахалинской области, их традициям, языкам и обычаям, способствующий сохранению межнационального согласия.</w:t>
             </w:r>
           </w:p>
         </w:tc>
@@ -2220,7 +2220,7 @@
                 <w:sz w:val="22"/>
                 <w:szCs w:val="22"/>
               </w:rPr>
-              <w:t xml:space="preserve">ЛР 23</w:t>
+              <w:t xml:space="preserve">ЛР 45</w:t>
             </w:r>
           </w:p>
         </w:tc>
@@ -2246,7 +2246,7 @@
                 <w:sz w:val="22"/>
                 <w:szCs w:val="22"/>
               </w:rPr>
-              <w:t xml:space="preserve">Проявляющий сознательное и обоснованное неприятие вредных привычек (курения, употребления алкоголя, наркотиков, любых форм зависимостей), деструктивного поведения в обществе и цифровой среде, понимание их вреда для физического и психического здоровья.</w:t>
+              <w:t xml:space="preserve">Ориентированный на осознанное освоение выбранной профессии с учётом кадровых потребностей предприятий и организаций Сахалинской области.</w:t>
             </w:r>
           </w:p>
         </w:tc>
@@ -2274,7 +2274,7 @@
                 <w:sz w:val="22"/>
                 <w:szCs w:val="22"/>
               </w:rPr>
-              <w:t xml:space="preserve">ЛР 24</w:t>
+              <w:t xml:space="preserve">ЛР 46</w:t>
             </w:r>
           </w:p>
         </w:tc>
@@ -2300,1519 +2300,7 @@
                 <w:sz w:val="22"/>
                 <w:szCs w:val="22"/>
               </w:rPr>
-              <w:t xml:space="preserve">Демонстрирующий навыки рефлексии своего состояния (физического, эмоционального, психологического), понимания состояния других людей.</w:t>
-            </w:r>
-          </w:p>
-        </w:tc>
-      </w:tr>
-      <w:tr>
-        <w:tc>
-          <w:tcPr>
-            <w:tcW w:type="dxa" w:w="1418"/>
-            <w:tcMar>
-              <w:top w:type="dxa" w:w="40"/>
-              <w:left w:type="dxa" w:w="80"/>
-              <w:bottom w:type="dxa" w:w="40"/>
-              <w:right w:type="dxa" w:w="80"/>
-            </w:tcMar>
-            <w:vAlign w:val="top"/>
-          </w:tcPr>
-          <w:p>
-            <w:pPr>
-              <w:spacing w:line="240"/>
-              <w:jc w:val="left"/>
-            </w:pPr>
-            <w:r>
-              <w:rPr>
-                <w:rFonts w:ascii="Times New Roman" w:cs="Times New Roman" w:eastAsia="Times New Roman" w:hAnsi="Times New Roman"/>
-                <w:sz w:val="22"/>
-                <w:szCs w:val="22"/>
-              </w:rPr>
-              <w:t xml:space="preserve">ЛР 25</w:t>
-            </w:r>
-          </w:p>
-        </w:tc>
-        <w:tc>
-          <w:tcPr>
-            <w:tcW w:type="dxa" w:w="7936"/>
-            <w:tcMar>
-              <w:top w:type="dxa" w:w="40"/>
-              <w:left w:type="dxa" w:w="80"/>
-              <w:bottom w:type="dxa" w:w="40"/>
-              <w:right w:type="dxa" w:w="80"/>
-            </w:tcMar>
-            <w:vAlign w:val="top"/>
-          </w:tcPr>
-          <w:p>
-            <w:pPr>
-              <w:spacing w:line="240"/>
-              <w:jc w:val="left"/>
-            </w:pPr>
-            <w:r>
-              <w:rPr>
-                <w:rFonts w:ascii="Times New Roman" w:cs="Times New Roman" w:eastAsia="Times New Roman" w:hAnsi="Times New Roman"/>
-                <w:sz w:val="22"/>
-                <w:szCs w:val="22"/>
-              </w:rPr>
-              <w:t xml:space="preserve">Демонстрирующий и развивающий свою физическую подготовку, необходимую для избранной профессиональной деятельности, способности адаптироваться к стрессовым ситуациям в общении, в изменяющихся условиях (профессиональных, социальных, информационных, природных), эффективно действовать в чрезвычайных ситуациях.</w:t>
-            </w:r>
-          </w:p>
-        </w:tc>
-      </w:tr>
-      <w:tr>
-        <w:tc>
-          <w:tcPr>
-            <w:tcW w:type="dxa" w:w="1418"/>
-            <w:tcMar>
-              <w:top w:type="dxa" w:w="40"/>
-              <w:left w:type="dxa" w:w="80"/>
-              <w:bottom w:type="dxa" w:w="40"/>
-              <w:right w:type="dxa" w:w="80"/>
-            </w:tcMar>
-            <w:vAlign w:val="top"/>
-          </w:tcPr>
-          <w:p>
-            <w:pPr>
-              <w:spacing w:line="240"/>
-              <w:jc w:val="left"/>
-            </w:pPr>
-            <w:r>
-              <w:rPr>
-                <w:rFonts w:ascii="Times New Roman" w:cs="Times New Roman" w:eastAsia="Times New Roman" w:hAnsi="Times New Roman"/>
-                <w:sz w:val="22"/>
-                <w:szCs w:val="22"/>
-              </w:rPr>
-              <w:t xml:space="preserve">ЛР 26</w:t>
-            </w:r>
-          </w:p>
-        </w:tc>
-        <w:tc>
-          <w:tcPr>
-            <w:tcW w:type="dxa" w:w="7936"/>
-            <w:tcMar>
-              <w:top w:type="dxa" w:w="40"/>
-              <w:left w:type="dxa" w:w="80"/>
-              <w:bottom w:type="dxa" w:w="40"/>
-              <w:right w:type="dxa" w:w="80"/>
-            </w:tcMar>
-            <w:vAlign w:val="top"/>
-          </w:tcPr>
-          <w:p>
-            <w:pPr>
-              <w:spacing w:line="240"/>
-              <w:jc w:val="left"/>
-            </w:pPr>
-            <w:r>
-              <w:rPr>
-                <w:rFonts w:ascii="Times New Roman" w:cs="Times New Roman" w:eastAsia="Times New Roman" w:hAnsi="Times New Roman"/>
-                <w:sz w:val="22"/>
-                <w:szCs w:val="22"/>
-              </w:rPr>
-              <w:t xml:space="preserve">Использующий средства физической культуры для сохранения и укрепления здоровья в процессе профессиональной деятельности и поддержания необходимого уровня физической подготовленности</w:t>
-            </w:r>
-          </w:p>
-        </w:tc>
-      </w:tr>
-      <w:tr>
-        <w:tc>
-          <w:tcPr>
-            <w:tcW w:type="dxa" w:w="1418"/>
-            <w:tcMar>
-              <w:top w:type="dxa" w:w="40"/>
-              <w:left w:type="dxa" w:w="80"/>
-              <w:bottom w:type="dxa" w:w="40"/>
-              <w:right w:type="dxa" w:w="80"/>
-            </w:tcMar>
-            <w:vAlign w:val="top"/>
-          </w:tcPr>
-          <w:p>
-            <w:pPr>
-              <w:spacing w:line="240"/>
-              <w:jc w:val="left"/>
-            </w:pPr>
-            <w:r>
-              <w:rPr>
-                <w:rFonts w:ascii="Times New Roman" w:cs="Times New Roman" w:eastAsia="Times New Roman" w:hAnsi="Times New Roman"/>
-                <w:sz w:val="22"/>
-                <w:szCs w:val="22"/>
-              </w:rPr>
-              <w:t xml:space="preserve">ЛР 27</w:t>
-            </w:r>
-          </w:p>
-        </w:tc>
-        <w:tc>
-          <w:tcPr>
-            <w:tcW w:type="dxa" w:w="7936"/>
-            <w:tcMar>
-              <w:top w:type="dxa" w:w="40"/>
-              <w:left w:type="dxa" w:w="80"/>
-              <w:bottom w:type="dxa" w:w="40"/>
-              <w:right w:type="dxa" w:w="80"/>
-            </w:tcMar>
-            <w:vAlign w:val="top"/>
-          </w:tcPr>
-          <w:p>
-            <w:pPr>
-              <w:spacing w:line="240"/>
-              <w:jc w:val="left"/>
-            </w:pPr>
-            <w:r>
-              <w:rPr>
-                <w:rFonts w:ascii="Times New Roman" w:cs="Times New Roman" w:eastAsia="Times New Roman" w:hAnsi="Times New Roman"/>
-                <w:sz w:val="22"/>
-                <w:szCs w:val="22"/>
-              </w:rPr>
-              <w:t xml:space="preserve">Понимающий профессиональные идеалы и ценности, уважающий труд, результаты труда, трудовые достижения российского народа, трудовые и профессиональные достижения своих земляков, их вклад в развитие своего поселения, края, страны.</w:t>
-            </w:r>
-          </w:p>
-        </w:tc>
-      </w:tr>
-      <w:tr>
-        <w:tc>
-          <w:tcPr>
-            <w:tcW w:type="dxa" w:w="1418"/>
-            <w:tcMar>
-              <w:top w:type="dxa" w:w="40"/>
-              <w:left w:type="dxa" w:w="80"/>
-              <w:bottom w:type="dxa" w:w="40"/>
-              <w:right w:type="dxa" w:w="80"/>
-            </w:tcMar>
-            <w:vAlign w:val="top"/>
-          </w:tcPr>
-          <w:p>
-            <w:pPr>
-              <w:spacing w:line="240"/>
-              <w:jc w:val="left"/>
-            </w:pPr>
-            <w:r>
-              <w:rPr>
-                <w:rFonts w:ascii="Times New Roman" w:cs="Times New Roman" w:eastAsia="Times New Roman" w:hAnsi="Times New Roman"/>
-                <w:sz w:val="22"/>
-                <w:szCs w:val="22"/>
-              </w:rPr>
-              <w:t xml:space="preserve">ЛР 28</w:t>
-            </w:r>
-          </w:p>
-        </w:tc>
-        <w:tc>
-          <w:tcPr>
-            <w:tcW w:type="dxa" w:w="7936"/>
-            <w:tcMar>
-              <w:top w:type="dxa" w:w="40"/>
-              <w:left w:type="dxa" w:w="80"/>
-              <w:bottom w:type="dxa" w:w="40"/>
-              <w:right w:type="dxa" w:w="80"/>
-            </w:tcMar>
-            <w:vAlign w:val="top"/>
-          </w:tcPr>
-          <w:p>
-            <w:pPr>
-              <w:spacing w:line="240"/>
-              <w:jc w:val="left"/>
-            </w:pPr>
-            <w:r>
-              <w:rPr>
-                <w:rFonts w:ascii="Times New Roman" w:cs="Times New Roman" w:eastAsia="Times New Roman" w:hAnsi="Times New Roman"/>
-                <w:sz w:val="22"/>
-                <w:szCs w:val="22"/>
-              </w:rPr>
-              <w:t xml:space="preserve">Участвующий в социально значимой трудовой и профессиональной деятельности разного вида в семье, образовательной организации, на базах производственной практики, в своей местности.</w:t>
-            </w:r>
-          </w:p>
-        </w:tc>
-      </w:tr>
-      <w:tr>
-        <w:tc>
-          <w:tcPr>
-            <w:tcW w:type="dxa" w:w="1418"/>
-            <w:tcMar>
-              <w:top w:type="dxa" w:w="40"/>
-              <w:left w:type="dxa" w:w="80"/>
-              <w:bottom w:type="dxa" w:w="40"/>
-              <w:right w:type="dxa" w:w="80"/>
-            </w:tcMar>
-            <w:vAlign w:val="top"/>
-          </w:tcPr>
-          <w:p>
-            <w:pPr>
-              <w:spacing w:line="240"/>
-              <w:jc w:val="left"/>
-            </w:pPr>
-            <w:r>
-              <w:rPr>
-                <w:rFonts w:ascii="Times New Roman" w:cs="Times New Roman" w:eastAsia="Times New Roman" w:hAnsi="Times New Roman"/>
-                <w:sz w:val="22"/>
-                <w:szCs w:val="22"/>
-              </w:rPr>
-              <w:t xml:space="preserve">ЛР 29</w:t>
-            </w:r>
-          </w:p>
-        </w:tc>
-        <w:tc>
-          <w:tcPr>
-            <w:tcW w:type="dxa" w:w="7936"/>
-            <w:tcMar>
-              <w:top w:type="dxa" w:w="40"/>
-              <w:left w:type="dxa" w:w="80"/>
-              <w:bottom w:type="dxa" w:w="40"/>
-              <w:right w:type="dxa" w:w="80"/>
-            </w:tcMar>
-            <w:vAlign w:val="top"/>
-          </w:tcPr>
-          <w:p>
-            <w:pPr>
-              <w:spacing w:line="240"/>
-              <w:jc w:val="left"/>
-            </w:pPr>
-            <w:r>
-              <w:rPr>
-                <w:rFonts w:ascii="Times New Roman" w:cs="Times New Roman" w:eastAsia="Times New Roman" w:hAnsi="Times New Roman"/>
-                <w:sz w:val="22"/>
-                <w:szCs w:val="22"/>
-              </w:rPr>
-              <w:t xml:space="preserve">Выражающий осознанную готовность к непрерывному образованию и самообразованию в выбранной сфере профессиональной деятельности.</w:t>
-            </w:r>
-          </w:p>
-        </w:tc>
-      </w:tr>
-      <w:tr>
-        <w:tc>
-          <w:tcPr>
-            <w:tcW w:type="dxa" w:w="1418"/>
-            <w:tcMar>
-              <w:top w:type="dxa" w:w="40"/>
-              <w:left w:type="dxa" w:w="80"/>
-              <w:bottom w:type="dxa" w:w="40"/>
-              <w:right w:type="dxa" w:w="80"/>
-            </w:tcMar>
-            <w:vAlign w:val="top"/>
-          </w:tcPr>
-          <w:p>
-            <w:pPr>
-              <w:spacing w:line="240"/>
-              <w:jc w:val="left"/>
-            </w:pPr>
-            <w:r>
-              <w:rPr>
-                <w:rFonts w:ascii="Times New Roman" w:cs="Times New Roman" w:eastAsia="Times New Roman" w:hAnsi="Times New Roman"/>
-                <w:sz w:val="22"/>
-                <w:szCs w:val="22"/>
-              </w:rPr>
-              <w:t xml:space="preserve">ЛР 30</w:t>
-            </w:r>
-          </w:p>
-        </w:tc>
-        <w:tc>
-          <w:tcPr>
-            <w:tcW w:type="dxa" w:w="7936"/>
-            <w:tcMar>
-              <w:top w:type="dxa" w:w="40"/>
-              <w:left w:type="dxa" w:w="80"/>
-              <w:bottom w:type="dxa" w:w="40"/>
-              <w:right w:type="dxa" w:w="80"/>
-            </w:tcMar>
-            <w:vAlign w:val="top"/>
-          </w:tcPr>
-          <w:p>
-            <w:pPr>
-              <w:spacing w:line="240"/>
-              <w:jc w:val="left"/>
-            </w:pPr>
-            <w:r>
-              <w:rPr>
-                <w:rFonts w:ascii="Times New Roman" w:cs="Times New Roman" w:eastAsia="Times New Roman" w:hAnsi="Times New Roman"/>
-                <w:sz w:val="22"/>
-                <w:szCs w:val="22"/>
-              </w:rPr>
-              <w:t xml:space="preserve">Понимающий специфику профессионально-трудовой деятельности, регулирования трудовых отношений, готовый учиться и трудиться в современном высокотехнологичном мире на благо государства и общества.</w:t>
-            </w:r>
-          </w:p>
-        </w:tc>
-      </w:tr>
-      <w:tr>
-        <w:tc>
-          <w:tcPr>
-            <w:tcW w:type="dxa" w:w="1418"/>
-            <w:tcMar>
-              <w:top w:type="dxa" w:w="40"/>
-              <w:left w:type="dxa" w:w="80"/>
-              <w:bottom w:type="dxa" w:w="40"/>
-              <w:right w:type="dxa" w:w="80"/>
-            </w:tcMar>
-            <w:vAlign w:val="top"/>
-          </w:tcPr>
-          <w:p>
-            <w:pPr>
-              <w:spacing w:line="240"/>
-              <w:jc w:val="left"/>
-            </w:pPr>
-            <w:r>
-              <w:rPr>
-                <w:rFonts w:ascii="Times New Roman" w:cs="Times New Roman" w:eastAsia="Times New Roman" w:hAnsi="Times New Roman"/>
-                <w:sz w:val="22"/>
-                <w:szCs w:val="22"/>
-              </w:rPr>
-              <w:t xml:space="preserve">ЛР 31</w:t>
-            </w:r>
-          </w:p>
-        </w:tc>
-        <w:tc>
-          <w:tcPr>
-            <w:tcW w:type="dxa" w:w="7936"/>
-            <w:tcMar>
-              <w:top w:type="dxa" w:w="40"/>
-              <w:left w:type="dxa" w:w="80"/>
-              <w:bottom w:type="dxa" w:w="40"/>
-              <w:right w:type="dxa" w:w="80"/>
-            </w:tcMar>
-            <w:vAlign w:val="top"/>
-          </w:tcPr>
-          <w:p>
-            <w:pPr>
-              <w:spacing w:line="240"/>
-              <w:jc w:val="left"/>
-            </w:pPr>
-            <w:r>
-              <w:rPr>
-                <w:rFonts w:ascii="Times New Roman" w:cs="Times New Roman" w:eastAsia="Times New Roman" w:hAnsi="Times New Roman"/>
-                <w:sz w:val="22"/>
-                <w:szCs w:val="22"/>
-              </w:rPr>
-              <w:t xml:space="preserve">Ориентированный на осознанное освоение выбранной сферы профессиональной деятельности с учётом личных жизненных планов, потребностей своей семьи, государства и общества.</w:t>
-            </w:r>
-          </w:p>
-        </w:tc>
-      </w:tr>
-      <w:tr>
-        <w:tc>
-          <w:tcPr>
-            <w:tcW w:type="dxa" w:w="1418"/>
-            <w:tcMar>
-              <w:top w:type="dxa" w:w="40"/>
-              <w:left w:type="dxa" w:w="80"/>
-              <w:bottom w:type="dxa" w:w="40"/>
-              <w:right w:type="dxa" w:w="80"/>
-            </w:tcMar>
-            <w:vAlign w:val="top"/>
-          </w:tcPr>
-          <w:p>
-            <w:pPr>
-              <w:spacing w:line="240"/>
-              <w:jc w:val="left"/>
-            </w:pPr>
-            <w:r>
-              <w:rPr>
-                <w:rFonts w:ascii="Times New Roman" w:cs="Times New Roman" w:eastAsia="Times New Roman" w:hAnsi="Times New Roman"/>
-                <w:sz w:val="22"/>
-                <w:szCs w:val="22"/>
-              </w:rPr>
-              <w:t xml:space="preserve">ЛР 32</w:t>
-            </w:r>
-          </w:p>
-        </w:tc>
-        <w:tc>
-          <w:tcPr>
-            <w:tcW w:type="dxa" w:w="7936"/>
-            <w:tcMar>
-              <w:top w:type="dxa" w:w="40"/>
-              <w:left w:type="dxa" w:w="80"/>
-              <w:bottom w:type="dxa" w:w="40"/>
-              <w:right w:type="dxa" w:w="80"/>
-            </w:tcMar>
-            <w:vAlign w:val="top"/>
-          </w:tcPr>
-          <w:p>
-            <w:pPr>
-              <w:spacing w:line="240"/>
-              <w:jc w:val="left"/>
-            </w:pPr>
-            <w:r>
-              <w:rPr>
-                <w:rFonts w:ascii="Times New Roman" w:cs="Times New Roman" w:eastAsia="Times New Roman" w:hAnsi="Times New Roman"/>
-                <w:sz w:val="22"/>
-                <w:szCs w:val="22"/>
-              </w:rPr>
-              <w:t xml:space="preserve">Обладающий сформированными представлениями о значении и ценности выбранной профессии, проявляющий уважение к своей профессии и своему профессиональному сообществу, поддерживающий позитивный образ и престиж своей профессии в обществе.</w:t>
-            </w:r>
-          </w:p>
-        </w:tc>
-      </w:tr>
-      <w:tr>
-        <w:tc>
-          <w:tcPr>
-            <w:tcW w:type="dxa" w:w="1418"/>
-            <w:tcMar>
-              <w:top w:type="dxa" w:w="40"/>
-              <w:left w:type="dxa" w:w="80"/>
-              <w:bottom w:type="dxa" w:w="40"/>
-              <w:right w:type="dxa" w:w="80"/>
-            </w:tcMar>
-            <w:vAlign w:val="top"/>
-          </w:tcPr>
-          <w:p>
-            <w:pPr>
-              <w:spacing w:line="240"/>
-              <w:jc w:val="left"/>
-            </w:pPr>
-            <w:r>
-              <w:rPr>
-                <w:rFonts w:ascii="Times New Roman" w:cs="Times New Roman" w:eastAsia="Times New Roman" w:hAnsi="Times New Roman"/>
-                <w:sz w:val="22"/>
-                <w:szCs w:val="22"/>
-              </w:rPr>
-              <w:t xml:space="preserve">ЛР 33</w:t>
-            </w:r>
-          </w:p>
-        </w:tc>
-        <w:tc>
-          <w:tcPr>
-            <w:tcW w:type="dxa" w:w="7936"/>
-            <w:tcMar>
-              <w:top w:type="dxa" w:w="40"/>
-              <w:left w:type="dxa" w:w="80"/>
-              <w:bottom w:type="dxa" w:w="40"/>
-              <w:right w:type="dxa" w:w="80"/>
-            </w:tcMar>
-            <w:vAlign w:val="top"/>
-          </w:tcPr>
-          <w:p>
-            <w:pPr>
-              <w:spacing w:line="240"/>
-              <w:jc w:val="left"/>
-            </w:pPr>
-            <w:r>
-              <w:rPr>
-                <w:rFonts w:ascii="Times New Roman" w:cs="Times New Roman" w:eastAsia="Times New Roman" w:hAnsi="Times New Roman"/>
-                <w:sz w:val="22"/>
-                <w:szCs w:val="22"/>
-              </w:rPr>
-              <w:t xml:space="preserve">Демонстрирующий в поведении сформированность экологической культуры на основе понимания влияния социально-экономических процессов на природу, в том числе на глобальном уровне, ответственность за действия в природной среде.</w:t>
-            </w:r>
-          </w:p>
-        </w:tc>
-      </w:tr>
-      <w:tr>
-        <w:tc>
-          <w:tcPr>
-            <w:tcW w:type="dxa" w:w="1418"/>
-            <w:tcMar>
-              <w:top w:type="dxa" w:w="40"/>
-              <w:left w:type="dxa" w:w="80"/>
-              <w:bottom w:type="dxa" w:w="40"/>
-              <w:right w:type="dxa" w:w="80"/>
-            </w:tcMar>
-            <w:vAlign w:val="top"/>
-          </w:tcPr>
-          <w:p>
-            <w:pPr>
-              <w:spacing w:line="240"/>
-              <w:jc w:val="left"/>
-            </w:pPr>
-            <w:r>
-              <w:rPr>
-                <w:rFonts w:ascii="Times New Roman" w:cs="Times New Roman" w:eastAsia="Times New Roman" w:hAnsi="Times New Roman"/>
-                <w:sz w:val="22"/>
-                <w:szCs w:val="22"/>
-              </w:rPr>
-              <w:t xml:space="preserve">ЛР 34</w:t>
-            </w:r>
-          </w:p>
-        </w:tc>
-        <w:tc>
-          <w:tcPr>
-            <w:tcW w:type="dxa" w:w="7936"/>
-            <w:tcMar>
-              <w:top w:type="dxa" w:w="40"/>
-              <w:left w:type="dxa" w:w="80"/>
-              <w:bottom w:type="dxa" w:w="40"/>
-              <w:right w:type="dxa" w:w="80"/>
-            </w:tcMar>
-            <w:vAlign w:val="top"/>
-          </w:tcPr>
-          <w:p>
-            <w:pPr>
-              <w:spacing w:line="240"/>
-              <w:jc w:val="left"/>
-            </w:pPr>
-            <w:r>
-              <w:rPr>
-                <w:rFonts w:ascii="Times New Roman" w:cs="Times New Roman" w:eastAsia="Times New Roman" w:hAnsi="Times New Roman"/>
-                <w:sz w:val="22"/>
-                <w:szCs w:val="22"/>
-              </w:rPr>
-              <w:t xml:space="preserve">Выражающий деятельное неприятие действий, приносящих вред природе, содействующий сохранению и защите окружающей среды.</w:t>
-            </w:r>
-          </w:p>
-        </w:tc>
-      </w:tr>
-      <w:tr>
-        <w:tc>
-          <w:tcPr>
-            <w:tcW w:type="dxa" w:w="1418"/>
-            <w:tcMar>
-              <w:top w:type="dxa" w:w="40"/>
-              <w:left w:type="dxa" w:w="80"/>
-              <w:bottom w:type="dxa" w:w="40"/>
-              <w:right w:type="dxa" w:w="80"/>
-            </w:tcMar>
-            <w:vAlign w:val="top"/>
-          </w:tcPr>
-          <w:p>
-            <w:pPr>
-              <w:spacing w:line="240"/>
-              <w:jc w:val="left"/>
-            </w:pPr>
-            <w:r>
-              <w:rPr>
-                <w:rFonts w:ascii="Times New Roman" w:cs="Times New Roman" w:eastAsia="Times New Roman" w:hAnsi="Times New Roman"/>
-                <w:sz w:val="22"/>
-                <w:szCs w:val="22"/>
-              </w:rPr>
-              <w:t xml:space="preserve">ЛР 35</w:t>
-            </w:r>
-          </w:p>
-        </w:tc>
-        <w:tc>
-          <w:tcPr>
-            <w:tcW w:type="dxa" w:w="7936"/>
-            <w:tcMar>
-              <w:top w:type="dxa" w:w="40"/>
-              <w:left w:type="dxa" w:w="80"/>
-              <w:bottom w:type="dxa" w:w="40"/>
-              <w:right w:type="dxa" w:w="80"/>
-            </w:tcMar>
-            <w:vAlign w:val="top"/>
-          </w:tcPr>
-          <w:p>
-            <w:pPr>
-              <w:spacing w:line="240"/>
-              <w:jc w:val="left"/>
-            </w:pPr>
-            <w:r>
-              <w:rPr>
-                <w:rFonts w:ascii="Times New Roman" w:cs="Times New Roman" w:eastAsia="Times New Roman" w:hAnsi="Times New Roman"/>
-                <w:sz w:val="22"/>
-                <w:szCs w:val="22"/>
-              </w:rPr>
-              <w:t xml:space="preserve">Применяющий знания из общеобразовательных и профессиональных дисциплин для разумного, бережливого производства и природопользования, ресурсосбережения в быту, в профессиональной среде, общественном пространстве.</w:t>
-            </w:r>
-          </w:p>
-        </w:tc>
-      </w:tr>
-      <w:tr>
-        <w:tc>
-          <w:tcPr>
-            <w:tcW w:type="dxa" w:w="1418"/>
-            <w:tcMar>
-              <w:top w:type="dxa" w:w="40"/>
-              <w:left w:type="dxa" w:w="80"/>
-              <w:bottom w:type="dxa" w:w="40"/>
-              <w:right w:type="dxa" w:w="80"/>
-            </w:tcMar>
-            <w:vAlign w:val="top"/>
-          </w:tcPr>
-          <w:p>
-            <w:pPr>
-              <w:spacing w:line="240"/>
-              <w:jc w:val="left"/>
-            </w:pPr>
-            <w:r>
-              <w:rPr>
-                <w:rFonts w:ascii="Times New Roman" w:cs="Times New Roman" w:eastAsia="Times New Roman" w:hAnsi="Times New Roman"/>
-                <w:sz w:val="22"/>
-                <w:szCs w:val="22"/>
-              </w:rPr>
-              <w:t xml:space="preserve">ЛР 36</w:t>
-            </w:r>
-          </w:p>
-        </w:tc>
-        <w:tc>
-          <w:tcPr>
-            <w:tcW w:type="dxa" w:w="7936"/>
-            <w:tcMar>
-              <w:top w:type="dxa" w:w="40"/>
-              <w:left w:type="dxa" w:w="80"/>
-              <w:bottom w:type="dxa" w:w="40"/>
-              <w:right w:type="dxa" w:w="80"/>
-            </w:tcMar>
-            <w:vAlign w:val="top"/>
-          </w:tcPr>
-          <w:p>
-            <w:pPr>
-              <w:spacing w:line="240"/>
-              <w:jc w:val="left"/>
-            </w:pPr>
-            <w:r>
-              <w:rPr>
-                <w:rFonts w:ascii="Times New Roman" w:cs="Times New Roman" w:eastAsia="Times New Roman" w:hAnsi="Times New Roman"/>
-                <w:sz w:val="22"/>
-                <w:szCs w:val="22"/>
-              </w:rPr>
-              <w:t xml:space="preserve">Имеющий и развивающий опыт экологически направленной, природоохранной, ресурсосберегающей деятельности, в том числе в рамках выбранной специальности, способствующий его приобретению другими людьми</w:t>
-            </w:r>
-          </w:p>
-        </w:tc>
-      </w:tr>
-      <w:tr>
-        <w:tc>
-          <w:tcPr>
-            <w:tcW w:type="dxa" w:w="1418"/>
-            <w:tcMar>
-              <w:top w:type="dxa" w:w="40"/>
-              <w:left w:type="dxa" w:w="80"/>
-              <w:bottom w:type="dxa" w:w="40"/>
-              <w:right w:type="dxa" w:w="80"/>
-            </w:tcMar>
-            <w:vAlign w:val="top"/>
-          </w:tcPr>
-          <w:p>
-            <w:pPr>
-              <w:spacing w:line="240"/>
-              <w:jc w:val="left"/>
-            </w:pPr>
-            <w:r>
-              <w:rPr>
-                <w:rFonts w:ascii="Times New Roman" w:cs="Times New Roman" w:eastAsia="Times New Roman" w:hAnsi="Times New Roman"/>
-                <w:sz w:val="22"/>
-                <w:szCs w:val="22"/>
-              </w:rPr>
-              <w:t xml:space="preserve">ЛР 37</w:t>
-            </w:r>
-          </w:p>
-        </w:tc>
-        <w:tc>
-          <w:tcPr>
-            <w:tcW w:type="dxa" w:w="7936"/>
-            <w:tcMar>
-              <w:top w:type="dxa" w:w="40"/>
-              <w:left w:type="dxa" w:w="80"/>
-              <w:bottom w:type="dxa" w:w="40"/>
-              <w:right w:type="dxa" w:w="80"/>
-            </w:tcMar>
-            <w:vAlign w:val="top"/>
-          </w:tcPr>
-          <w:p>
-            <w:pPr>
-              <w:spacing w:line="240"/>
-              <w:jc w:val="left"/>
-            </w:pPr>
-            <w:r>
-              <w:rPr>
-                <w:rFonts w:ascii="Times New Roman" w:cs="Times New Roman" w:eastAsia="Times New Roman" w:hAnsi="Times New Roman"/>
-                <w:sz w:val="22"/>
-                <w:szCs w:val="22"/>
-              </w:rPr>
-              <w:t xml:space="preserve">Деятельно выражающий познавательные интересы в разных предметных областях с учётом своих интересов, способностей, достижений, выбранного направления профессионального образования и подготовки.</w:t>
-            </w:r>
-          </w:p>
-        </w:tc>
-      </w:tr>
-      <w:tr>
-        <w:tc>
-          <w:tcPr>
-            <w:tcW w:type="dxa" w:w="1418"/>
-            <w:tcMar>
-              <w:top w:type="dxa" w:w="40"/>
-              <w:left w:type="dxa" w:w="80"/>
-              <w:bottom w:type="dxa" w:w="40"/>
-              <w:right w:type="dxa" w:w="80"/>
-            </w:tcMar>
-            <w:vAlign w:val="top"/>
-          </w:tcPr>
-          <w:p>
-            <w:pPr>
-              <w:spacing w:line="240"/>
-              <w:jc w:val="left"/>
-            </w:pPr>
-            <w:r>
-              <w:rPr>
-                <w:rFonts w:ascii="Times New Roman" w:cs="Times New Roman" w:eastAsia="Times New Roman" w:hAnsi="Times New Roman"/>
-                <w:sz w:val="22"/>
-                <w:szCs w:val="22"/>
-              </w:rPr>
-              <w:t xml:space="preserve">ЛР 38</w:t>
-            </w:r>
-          </w:p>
-        </w:tc>
-        <w:tc>
-          <w:tcPr>
-            <w:tcW w:type="dxa" w:w="7936"/>
-            <w:tcMar>
-              <w:top w:type="dxa" w:w="40"/>
-              <w:left w:type="dxa" w:w="80"/>
-              <w:bottom w:type="dxa" w:w="40"/>
-              <w:right w:type="dxa" w:w="80"/>
-            </w:tcMar>
-            <w:vAlign w:val="top"/>
-          </w:tcPr>
-          <w:p>
-            <w:pPr>
-              <w:spacing w:line="240"/>
-              <w:jc w:val="left"/>
-            </w:pPr>
-            <w:r>
-              <w:rPr>
-                <w:rFonts w:ascii="Times New Roman" w:cs="Times New Roman" w:eastAsia="Times New Roman" w:hAnsi="Times New Roman"/>
-                <w:sz w:val="22"/>
-                <w:szCs w:val="22"/>
-              </w:rPr>
-              <w:t xml:space="preserve">Обладающий представлением о современной научной картине мира, достижениях науки и техники, аргументированно выражающий понимание значения науки и технологий для развития российского общества и обеспечения его безопасности.</w:t>
-            </w:r>
-          </w:p>
-        </w:tc>
-      </w:tr>
-      <w:tr>
-        <w:tc>
-          <w:tcPr>
-            <w:tcW w:type="dxa" w:w="1418"/>
-            <w:tcMar>
-              <w:top w:type="dxa" w:w="40"/>
-              <w:left w:type="dxa" w:w="80"/>
-              <w:bottom w:type="dxa" w:w="40"/>
-              <w:right w:type="dxa" w:w="80"/>
-            </w:tcMar>
-            <w:vAlign w:val="top"/>
-          </w:tcPr>
-          <w:p>
-            <w:pPr>
-              <w:spacing w:line="240"/>
-              <w:jc w:val="left"/>
-            </w:pPr>
-            <w:r>
-              <w:rPr>
-                <w:rFonts w:ascii="Times New Roman" w:cs="Times New Roman" w:eastAsia="Times New Roman" w:hAnsi="Times New Roman"/>
-                <w:sz w:val="22"/>
-                <w:szCs w:val="22"/>
-              </w:rPr>
-              <w:t xml:space="preserve">ЛР 39</w:t>
-            </w:r>
-          </w:p>
-        </w:tc>
-        <w:tc>
-          <w:tcPr>
-            <w:tcW w:type="dxa" w:w="7936"/>
-            <w:tcMar>
-              <w:top w:type="dxa" w:w="40"/>
-              <w:left w:type="dxa" w:w="80"/>
-              <w:bottom w:type="dxa" w:w="40"/>
-              <w:right w:type="dxa" w:w="80"/>
-            </w:tcMar>
-            <w:vAlign w:val="top"/>
-          </w:tcPr>
-          <w:p>
-            <w:pPr>
-              <w:spacing w:line="240"/>
-              <w:jc w:val="left"/>
-            </w:pPr>
-            <w:r>
-              <w:rPr>
-                <w:rFonts w:ascii="Times New Roman" w:cs="Times New Roman" w:eastAsia="Times New Roman" w:hAnsi="Times New Roman"/>
-                <w:sz w:val="22"/>
-                <w:szCs w:val="22"/>
-              </w:rPr>
-              <w:t xml:space="preserve">Демонстрирующий навыки критического мышления, определения достоверности научной информации, в том числе в сфере профессиональной деятельности. Умеющий выбирать способы решения задач профессиональной деятельности применительно к различным контекстам.</w:t>
-            </w:r>
-          </w:p>
-        </w:tc>
-      </w:tr>
-      <w:tr>
-        <w:tc>
-          <w:tcPr>
-            <w:tcW w:type="dxa" w:w="1418"/>
-            <w:tcMar>
-              <w:top w:type="dxa" w:w="40"/>
-              <w:left w:type="dxa" w:w="80"/>
-              <w:bottom w:type="dxa" w:w="40"/>
-              <w:right w:type="dxa" w:w="80"/>
-            </w:tcMar>
-            <w:vAlign w:val="top"/>
-          </w:tcPr>
-          <w:p>
-            <w:pPr>
-              <w:spacing w:line="240"/>
-              <w:jc w:val="left"/>
-            </w:pPr>
-            <w:r>
-              <w:rPr>
-                <w:rFonts w:ascii="Times New Roman" w:cs="Times New Roman" w:eastAsia="Times New Roman" w:hAnsi="Times New Roman"/>
-                <w:sz w:val="22"/>
-                <w:szCs w:val="22"/>
-              </w:rPr>
-              <w:t xml:space="preserve">ЛР 40</w:t>
-            </w:r>
-          </w:p>
-        </w:tc>
-        <w:tc>
-          <w:tcPr>
-            <w:tcW w:type="dxa" w:w="7936"/>
-            <w:tcMar>
-              <w:top w:type="dxa" w:w="40"/>
-              <w:left w:type="dxa" w:w="80"/>
-              <w:bottom w:type="dxa" w:w="40"/>
-              <w:right w:type="dxa" w:w="80"/>
-            </w:tcMar>
-            <w:vAlign w:val="top"/>
-          </w:tcPr>
-          <w:p>
-            <w:pPr>
-              <w:spacing w:line="240"/>
-              <w:jc w:val="left"/>
-            </w:pPr>
-            <w:r>
-              <w:rPr>
-                <w:rFonts w:ascii="Times New Roman" w:cs="Times New Roman" w:eastAsia="Times New Roman" w:hAnsi="Times New Roman"/>
-                <w:sz w:val="22"/>
-                <w:szCs w:val="22"/>
-              </w:rPr>
-              <w:t xml:space="preserve">Использующий современные средства поиска, анализа и интерпретации информации, информационные технологии для выполнения задач профессиональной деятельности.</w:t>
-            </w:r>
-          </w:p>
-        </w:tc>
-      </w:tr>
-      <w:tr>
-        <w:tc>
-          <w:tcPr>
-            <w:tcW w:type="dxa" w:w="1418"/>
-            <w:tcMar>
-              <w:top w:type="dxa" w:w="40"/>
-              <w:left w:type="dxa" w:w="80"/>
-              <w:bottom w:type="dxa" w:w="40"/>
-              <w:right w:type="dxa" w:w="80"/>
-            </w:tcMar>
-            <w:vAlign w:val="top"/>
-          </w:tcPr>
-          <w:p>
-            <w:pPr>
-              <w:spacing w:line="240"/>
-              <w:jc w:val="left"/>
-            </w:pPr>
-            <w:r>
-              <w:rPr>
-                <w:rFonts w:ascii="Times New Roman" w:cs="Times New Roman" w:eastAsia="Times New Roman" w:hAnsi="Times New Roman"/>
-                <w:sz w:val="22"/>
-                <w:szCs w:val="22"/>
-              </w:rPr>
-              <w:t xml:space="preserve">ЛР 41</w:t>
-            </w:r>
-          </w:p>
-        </w:tc>
-        <w:tc>
-          <w:tcPr>
-            <w:tcW w:type="dxa" w:w="7936"/>
-            <w:tcMar>
-              <w:top w:type="dxa" w:w="40"/>
-              <w:left w:type="dxa" w:w="80"/>
-              <w:bottom w:type="dxa" w:w="40"/>
-              <w:right w:type="dxa" w:w="80"/>
-            </w:tcMar>
-            <w:vAlign w:val="top"/>
-          </w:tcPr>
-          <w:p>
-            <w:pPr>
-              <w:spacing w:line="240"/>
-              <w:jc w:val="left"/>
-            </w:pPr>
-            <w:r>
-              <w:rPr>
-                <w:rFonts w:ascii="Times New Roman" w:cs="Times New Roman" w:eastAsia="Times New Roman" w:hAnsi="Times New Roman"/>
-                <w:sz w:val="22"/>
-                <w:szCs w:val="22"/>
-              </w:rPr>
-              <w:t xml:space="preserve">Развивающий и применяющий навыки наблюдения, накопления и систематизации фактов, осмысления опыта в естественнонаучной и гуманитарной областях познания, исследовательской и профессиональной деятельности</w:t>
-            </w:r>
-          </w:p>
-        </w:tc>
-      </w:tr>
-      <w:tr>
-        <w:tc>
-          <w:tcPr>
-            <w:tcW w:type="dxa" w:w="1418"/>
-            <w:tcMar>
-              <w:top w:type="dxa" w:w="40"/>
-              <w:left w:type="dxa" w:w="80"/>
-              <w:bottom w:type="dxa" w:w="40"/>
-              <w:right w:type="dxa" w:w="80"/>
-            </w:tcMar>
-            <w:vAlign w:val="top"/>
-          </w:tcPr>
-          <w:p>
-            <w:pPr>
-              <w:spacing w:line="240"/>
-              <w:jc w:val="left"/>
-            </w:pPr>
-            <w:r>
-              <w:rPr>
-                <w:rFonts w:ascii="Times New Roman" w:cs="Times New Roman" w:eastAsia="Times New Roman" w:hAnsi="Times New Roman"/>
-                <w:sz w:val="22"/>
-                <w:szCs w:val="22"/>
-              </w:rPr>
-              <w:t xml:space="preserve">ЛР 42</w:t>
-            </w:r>
-          </w:p>
-        </w:tc>
-        <w:tc>
-          <w:tcPr>
-            <w:tcW w:type="dxa" w:w="7936"/>
-            <w:tcMar>
-              <w:top w:type="dxa" w:w="40"/>
-              <w:left w:type="dxa" w:w="80"/>
-              <w:bottom w:type="dxa" w:w="40"/>
-              <w:right w:type="dxa" w:w="80"/>
-            </w:tcMar>
-            <w:vAlign w:val="top"/>
-          </w:tcPr>
-          <w:p>
-            <w:pPr>
-              <w:spacing w:line="240"/>
-              <w:jc w:val="left"/>
-            </w:pPr>
-            <w:r>
-              <w:rPr>
-                <w:rFonts w:ascii="Times New Roman" w:cs="Times New Roman" w:eastAsia="Times New Roman" w:hAnsi="Times New Roman"/>
-                <w:sz w:val="22"/>
-                <w:szCs w:val="22"/>
-              </w:rPr>
-              <w:t xml:space="preserve">Понимающий роль Сахалинской области в обеспечении экономической безопасности и стратегических интересов Российской Федерации, осознающий личную ответственность за развитие своего региона.</w:t>
-            </w:r>
-          </w:p>
-        </w:tc>
-      </w:tr>
-      <w:tr>
-        <w:tc>
-          <w:tcPr>
-            <w:tcW w:type="dxa" w:w="1418"/>
-            <w:tcMar>
-              <w:top w:type="dxa" w:w="40"/>
-              <w:left w:type="dxa" w:w="80"/>
-              <w:bottom w:type="dxa" w:w="40"/>
-              <w:right w:type="dxa" w:w="80"/>
-            </w:tcMar>
-            <w:vAlign w:val="top"/>
-          </w:tcPr>
-          <w:p>
-            <w:pPr>
-              <w:spacing w:line="240"/>
-              <w:jc w:val="left"/>
-            </w:pPr>
-            <w:r>
-              <w:rPr>
-                <w:rFonts w:ascii="Times New Roman" w:cs="Times New Roman" w:eastAsia="Times New Roman" w:hAnsi="Times New Roman"/>
-                <w:sz w:val="22"/>
-                <w:szCs w:val="22"/>
-              </w:rPr>
-              <w:t xml:space="preserve">ЛР 43</w:t>
-            </w:r>
-          </w:p>
-        </w:tc>
-        <w:tc>
-          <w:tcPr>
-            <w:tcW w:type="dxa" w:w="7936"/>
-            <w:tcMar>
-              <w:top w:type="dxa" w:w="40"/>
-              <w:left w:type="dxa" w:w="80"/>
-              <w:bottom w:type="dxa" w:w="40"/>
-              <w:right w:type="dxa" w:w="80"/>
-            </w:tcMar>
-            <w:vAlign w:val="top"/>
-          </w:tcPr>
-          <w:p>
-            <w:pPr>
-              <w:spacing w:line="240"/>
-              <w:jc w:val="left"/>
-            </w:pPr>
-            <w:r>
-              <w:rPr>
-                <w:rFonts w:ascii="Times New Roman" w:cs="Times New Roman" w:eastAsia="Times New Roman" w:hAnsi="Times New Roman"/>
-                <w:sz w:val="22"/>
-                <w:szCs w:val="22"/>
-              </w:rPr>
-              <w:t xml:space="preserve">Ориентированный на профессиональную самореализацию в Сахалинской области, связывающий свои жизненные и карьерные планы с развитием региона.</w:t>
-            </w:r>
-          </w:p>
-        </w:tc>
-      </w:tr>
-      <w:tr>
-        <w:tc>
-          <w:tcPr>
-            <w:tcW w:type="dxa" w:w="1418"/>
-            <w:tcMar>
-              <w:top w:type="dxa" w:w="40"/>
-              <w:left w:type="dxa" w:w="80"/>
-              <w:bottom w:type="dxa" w:w="40"/>
-              <w:right w:type="dxa" w:w="80"/>
-            </w:tcMar>
-            <w:vAlign w:val="top"/>
-          </w:tcPr>
-          <w:p>
-            <w:pPr>
-              <w:spacing w:line="240"/>
-              <w:jc w:val="left"/>
-            </w:pPr>
-            <w:r>
-              <w:rPr>
-                <w:rFonts w:ascii="Times New Roman" w:cs="Times New Roman" w:eastAsia="Times New Roman" w:hAnsi="Times New Roman"/>
-                <w:sz w:val="22"/>
-                <w:szCs w:val="22"/>
-              </w:rPr>
-              <w:t xml:space="preserve">ЛР 44</w:t>
-            </w:r>
-          </w:p>
-        </w:tc>
-        <w:tc>
-          <w:tcPr>
-            <w:tcW w:type="dxa" w:w="7936"/>
-            <w:tcMar>
-              <w:top w:type="dxa" w:w="40"/>
-              <w:left w:type="dxa" w:w="80"/>
-              <w:bottom w:type="dxa" w:w="40"/>
-              <w:right w:type="dxa" w:w="80"/>
-            </w:tcMar>
-            <w:vAlign w:val="top"/>
-          </w:tcPr>
-          <w:p>
-            <w:pPr>
-              <w:spacing w:line="240"/>
-              <w:jc w:val="left"/>
-            </w:pPr>
-            <w:r>
-              <w:rPr>
-                <w:rFonts w:ascii="Times New Roman" w:cs="Times New Roman" w:eastAsia="Times New Roman" w:hAnsi="Times New Roman"/>
-                <w:sz w:val="22"/>
-                <w:szCs w:val="22"/>
-              </w:rPr>
-              <w:t xml:space="preserve">Демонстрирующий уважение к многонациональной культуре народов Сахалинской области, их традициям, языкам и обычаям, способствующий сохранению межнационального согласия.</w:t>
-            </w:r>
-          </w:p>
-        </w:tc>
-      </w:tr>
-      <w:tr>
-        <w:tc>
-          <w:tcPr>
-            <w:tcW w:type="dxa" w:w="1418"/>
-            <w:tcMar>
-              <w:top w:type="dxa" w:w="40"/>
-              <w:left w:type="dxa" w:w="80"/>
-              <w:bottom w:type="dxa" w:w="40"/>
-              <w:right w:type="dxa" w:w="80"/>
-            </w:tcMar>
-            <w:vAlign w:val="top"/>
-          </w:tcPr>
-          <w:p>
-            <w:pPr>
-              <w:spacing w:line="240"/>
-              <w:jc w:val="left"/>
-            </w:pPr>
-            <w:r>
-              <w:rPr>
-                <w:rFonts w:ascii="Times New Roman" w:cs="Times New Roman" w:eastAsia="Times New Roman" w:hAnsi="Times New Roman"/>
-                <w:sz w:val="22"/>
-                <w:szCs w:val="22"/>
-              </w:rPr>
-              <w:t xml:space="preserve">ЛР 45</w:t>
-            </w:r>
-          </w:p>
-        </w:tc>
-        <w:tc>
-          <w:tcPr>
-            <w:tcW w:type="dxa" w:w="7936"/>
-            <w:tcMar>
-              <w:top w:type="dxa" w:w="40"/>
-              <w:left w:type="dxa" w:w="80"/>
-              <w:bottom w:type="dxa" w:w="40"/>
-              <w:right w:type="dxa" w:w="80"/>
-            </w:tcMar>
-            <w:vAlign w:val="top"/>
-          </w:tcPr>
-          <w:p>
-            <w:pPr>
-              <w:spacing w:line="240"/>
-              <w:jc w:val="left"/>
-            </w:pPr>
-            <w:r>
-              <w:rPr>
-                <w:rFonts w:ascii="Times New Roman" w:cs="Times New Roman" w:eastAsia="Times New Roman" w:hAnsi="Times New Roman"/>
-                <w:sz w:val="22"/>
-                <w:szCs w:val="22"/>
-              </w:rPr>
-              <w:t xml:space="preserve">Ориентированный на осознанное освоение выбранной профессии с учётом кадровых потребностей предприятий и организаций Сахалинской области.</w:t>
-            </w:r>
-          </w:p>
-        </w:tc>
-      </w:tr>
-      <w:tr>
-        <w:tc>
-          <w:tcPr>
-            <w:tcW w:type="dxa" w:w="1418"/>
-            <w:tcMar>
-              <w:top w:type="dxa" w:w="40"/>
-              <w:left w:type="dxa" w:w="80"/>
-              <w:bottom w:type="dxa" w:w="40"/>
-              <w:right w:type="dxa" w:w="80"/>
-            </w:tcMar>
-            <w:vAlign w:val="top"/>
-          </w:tcPr>
-          <w:p>
-            <w:pPr>
-              <w:spacing w:line="240"/>
-              <w:jc w:val="left"/>
-            </w:pPr>
-            <w:r>
-              <w:rPr>
-                <w:rFonts w:ascii="Times New Roman" w:cs="Times New Roman" w:eastAsia="Times New Roman" w:hAnsi="Times New Roman"/>
-                <w:sz w:val="22"/>
-                <w:szCs w:val="22"/>
-              </w:rPr>
-              <w:t xml:space="preserve">ЛР 46</w:t>
-            </w:r>
-          </w:p>
-        </w:tc>
-        <w:tc>
-          <w:tcPr>
-            <w:tcW w:type="dxa" w:w="7936"/>
-            <w:tcMar>
-              <w:top w:type="dxa" w:w="40"/>
-              <w:left w:type="dxa" w:w="80"/>
-              <w:bottom w:type="dxa" w:w="40"/>
-              <w:right w:type="dxa" w:w="80"/>
-            </w:tcMar>
-            <w:vAlign w:val="top"/>
-          </w:tcPr>
-          <w:p>
-            <w:pPr>
-              <w:spacing w:line="240"/>
-              <w:jc w:val="left"/>
-            </w:pPr>
-            <w:r>
-              <w:rPr>
-                <w:rFonts w:ascii="Times New Roman" w:cs="Times New Roman" w:eastAsia="Times New Roman" w:hAnsi="Times New Roman"/>
-                <w:sz w:val="22"/>
-                <w:szCs w:val="22"/>
-              </w:rPr>
               <w:t xml:space="preserve">Демонстрирующий готовность к непрерывному профессиональному развитию, повышению квалификации и освоению новых компетенций, востребованных на региональном рынке труда.</w:t>
-            </w:r>
-          </w:p>
-        </w:tc>
-      </w:tr>
-      <w:tr>
-        <w:tc>
-          <w:tcPr>
-            <w:tcW w:type="dxa" w:w="1418"/>
-            <w:tcMar>
-              <w:top w:type="dxa" w:w="40"/>
-              <w:left w:type="dxa" w:w="80"/>
-              <w:bottom w:type="dxa" w:w="40"/>
-              <w:right w:type="dxa" w:w="80"/>
-            </w:tcMar>
-            <w:vAlign w:val="top"/>
-          </w:tcPr>
-          <w:p>
-            <w:pPr>
-              <w:spacing w:line="240"/>
-              <w:jc w:val="left"/>
-            </w:pPr>
-            <w:r>
-              <w:rPr>
-                <w:rFonts w:ascii="Times New Roman" w:cs="Times New Roman" w:eastAsia="Times New Roman" w:hAnsi="Times New Roman"/>
-                <w:sz w:val="22"/>
-                <w:szCs w:val="22"/>
-              </w:rPr>
-              <w:t xml:space="preserve">ЛР 47</w:t>
-            </w:r>
-          </w:p>
-        </w:tc>
-        <w:tc>
-          <w:tcPr>
-            <w:tcW w:type="dxa" w:w="7936"/>
-            <w:tcMar>
-              <w:top w:type="dxa" w:w="40"/>
-              <w:left w:type="dxa" w:w="80"/>
-              <w:bottom w:type="dxa" w:w="40"/>
-              <w:right w:type="dxa" w:w="80"/>
-            </w:tcMar>
-            <w:vAlign w:val="top"/>
-          </w:tcPr>
-          <w:p>
-            <w:pPr>
-              <w:spacing w:line="240"/>
-              <w:jc w:val="left"/>
-            </w:pPr>
-            <w:r>
-              <w:rPr>
-                <w:rFonts w:ascii="Times New Roman" w:cs="Times New Roman" w:eastAsia="Times New Roman" w:hAnsi="Times New Roman"/>
-                <w:sz w:val="22"/>
-                <w:szCs w:val="22"/>
-              </w:rPr>
-              <w:t xml:space="preserve">Готовый применять инструменты цифровой трансформации (цифровые платформы, системы автоматизации, средства искусственного интеллекта, технологии обработки больших данных) для решения профессиональных задач.</w:t>
-            </w:r>
-          </w:p>
-        </w:tc>
-      </w:tr>
-      <w:tr>
-        <w:tc>
-          <w:tcPr>
-            <w:tcW w:type="dxa" w:w="1418"/>
-            <w:tcMar>
-              <w:top w:type="dxa" w:w="40"/>
-              <w:left w:type="dxa" w:w="80"/>
-              <w:bottom w:type="dxa" w:w="40"/>
-              <w:right w:type="dxa" w:w="80"/>
-            </w:tcMar>
-            <w:vAlign w:val="top"/>
-          </w:tcPr>
-          <w:p>
-            <w:pPr>
-              <w:spacing w:line="240"/>
-              <w:jc w:val="left"/>
-            </w:pPr>
-            <w:r>
-              <w:rPr>
-                <w:rFonts w:ascii="Times New Roman" w:cs="Times New Roman" w:eastAsia="Times New Roman" w:hAnsi="Times New Roman"/>
-                <w:sz w:val="22"/>
-                <w:szCs w:val="22"/>
-              </w:rPr>
-              <w:t xml:space="preserve">ЛР 48</w:t>
-            </w:r>
-          </w:p>
-        </w:tc>
-        <w:tc>
-          <w:tcPr>
-            <w:tcW w:type="dxa" w:w="7936"/>
-            <w:tcMar>
-              <w:top w:type="dxa" w:w="40"/>
-              <w:left w:type="dxa" w:w="80"/>
-              <w:bottom w:type="dxa" w:w="40"/>
-              <w:right w:type="dxa" w:w="80"/>
-            </w:tcMar>
-            <w:vAlign w:val="top"/>
-          </w:tcPr>
-          <w:p>
-            <w:pPr>
-              <w:spacing w:line="240"/>
-              <w:jc w:val="left"/>
-            </w:pPr>
-            <w:r>
-              <w:rPr>
-                <w:rFonts w:ascii="Times New Roman" w:cs="Times New Roman" w:eastAsia="Times New Roman" w:hAnsi="Times New Roman"/>
-                <w:sz w:val="22"/>
-                <w:szCs w:val="22"/>
-              </w:rPr>
-              <w:t xml:space="preserve">Понимающий хрупкость природных экосистем Сахалинской области и осознающий личную ответственность за рациональное природопользование и сохранение уникальной природы островного региона.</w:t>
-            </w:r>
-          </w:p>
-        </w:tc>
-      </w:tr>
-      <w:tr>
-        <w:tc>
-          <w:tcPr>
-            <w:tcW w:type="dxa" w:w="1418"/>
-            <w:tcMar>
-              <w:top w:type="dxa" w:w="40"/>
-              <w:left w:type="dxa" w:w="80"/>
-              <w:bottom w:type="dxa" w:w="40"/>
-              <w:right w:type="dxa" w:w="80"/>
-            </w:tcMar>
-            <w:vAlign w:val="top"/>
-          </w:tcPr>
-          <w:p>
-            <w:pPr>
-              <w:spacing w:line="240"/>
-              <w:jc w:val="left"/>
-            </w:pPr>
-            <w:r>
-              <w:rPr>
-                <w:rFonts w:ascii="Times New Roman" w:cs="Times New Roman" w:eastAsia="Times New Roman" w:hAnsi="Times New Roman"/>
-                <w:sz w:val="22"/>
-                <w:szCs w:val="22"/>
-              </w:rPr>
-              <w:t xml:space="preserve">ЛР 49</w:t>
-            </w:r>
-          </w:p>
-        </w:tc>
-        <w:tc>
-          <w:tcPr>
-            <w:tcW w:type="dxa" w:w="7936"/>
-            <w:tcMar>
-              <w:top w:type="dxa" w:w="40"/>
-              <w:left w:type="dxa" w:w="80"/>
-              <w:bottom w:type="dxa" w:w="40"/>
-              <w:right w:type="dxa" w:w="80"/>
-            </w:tcMar>
-            <w:vAlign w:val="top"/>
-          </w:tcPr>
-          <w:p>
-            <w:pPr>
-              <w:spacing w:line="240"/>
-              <w:jc w:val="left"/>
-            </w:pPr>
-            <w:r>
-              <w:rPr>
-                <w:rFonts w:ascii="Times New Roman" w:cs="Times New Roman" w:eastAsia="Times New Roman" w:hAnsi="Times New Roman"/>
-                <w:sz w:val="22"/>
-                <w:szCs w:val="22"/>
-              </w:rPr>
-              <w:t xml:space="preserve">Применяющий принципы бережливого производства и ресурсосбережения в профессиональной деятельности с учётом экологических требований и технологических возможностей.</w:t>
-            </w:r>
-          </w:p>
-        </w:tc>
-      </w:tr>
-      <w:tr>
-        <w:tc>
-          <w:tcPr>
-            <w:tcW w:type="dxa" w:w="1418"/>
-            <w:tcMar>
-              <w:top w:type="dxa" w:w="40"/>
-              <w:left w:type="dxa" w:w="80"/>
-              <w:bottom w:type="dxa" w:w="40"/>
-              <w:right w:type="dxa" w:w="80"/>
-            </w:tcMar>
-            <w:vAlign w:val="top"/>
-          </w:tcPr>
-          <w:p>
-            <w:pPr>
-              <w:spacing w:line="240"/>
-              <w:jc w:val="left"/>
-            </w:pPr>
-            <w:r>
-              <w:rPr>
-                <w:rFonts w:ascii="Times New Roman" w:cs="Times New Roman" w:eastAsia="Times New Roman" w:hAnsi="Times New Roman"/>
-                <w:sz w:val="22"/>
-                <w:szCs w:val="22"/>
-              </w:rPr>
-              <w:t xml:space="preserve">ЛР 50</w:t>
-            </w:r>
-          </w:p>
-        </w:tc>
-        <w:tc>
-          <w:tcPr>
-            <w:tcW w:type="dxa" w:w="7936"/>
-            <w:tcMar>
-              <w:top w:type="dxa" w:w="40"/>
-              <w:left w:type="dxa" w:w="80"/>
-              <w:bottom w:type="dxa" w:w="40"/>
-              <w:right w:type="dxa" w:w="80"/>
-            </w:tcMar>
-            <w:vAlign w:val="top"/>
-          </w:tcPr>
-          <w:p>
-            <w:pPr>
-              <w:spacing w:line="240"/>
-              <w:jc w:val="left"/>
-            </w:pPr>
-            <w:r>
-              <w:rPr>
-                <w:rFonts w:ascii="Times New Roman" w:cs="Times New Roman" w:eastAsia="Times New Roman" w:hAnsi="Times New Roman"/>
-                <w:sz w:val="22"/>
-                <w:szCs w:val="22"/>
-              </w:rPr>
-              <w:t xml:space="preserve">Демонстрирующий устойчивость к стрессовым ситуациям, характерным для профессиональной деятельности в условиях цифровой трансформации и высоких информационных нагрузок.</w:t>
-            </w:r>
-          </w:p>
-        </w:tc>
-      </w:tr>
-      <w:tr>
-        <w:tc>
-          <w:tcPr>
-            <w:tcW w:type="dxa" w:w="1418"/>
-            <w:tcMar>
-              <w:top w:type="dxa" w:w="40"/>
-              <w:left w:type="dxa" w:w="80"/>
-              <w:bottom w:type="dxa" w:w="40"/>
-              <w:right w:type="dxa" w:w="80"/>
-            </w:tcMar>
-            <w:vAlign w:val="top"/>
-          </w:tcPr>
-          <w:p>
-            <w:pPr>
-              <w:spacing w:line="240"/>
-              <w:jc w:val="left"/>
-            </w:pPr>
-            <w:r>
-              <w:rPr>
-                <w:rFonts w:ascii="Times New Roman" w:cs="Times New Roman" w:eastAsia="Times New Roman" w:hAnsi="Times New Roman"/>
-                <w:sz w:val="22"/>
-                <w:szCs w:val="22"/>
-              </w:rPr>
-              <w:t xml:space="preserve">ЛР 51</w:t>
-            </w:r>
-          </w:p>
-        </w:tc>
-        <w:tc>
-          <w:tcPr>
-            <w:tcW w:type="dxa" w:w="7936"/>
-            <w:tcMar>
-              <w:top w:type="dxa" w:w="40"/>
-              <w:left w:type="dxa" w:w="80"/>
-              <w:bottom w:type="dxa" w:w="40"/>
-              <w:right w:type="dxa" w:w="80"/>
-            </w:tcMar>
-            <w:vAlign w:val="top"/>
-          </w:tcPr>
-          <w:p>
-            <w:pPr>
-              <w:spacing w:line="240"/>
-              <w:jc w:val="left"/>
-            </w:pPr>
-            <w:r>
-              <w:rPr>
-                <w:rFonts w:ascii="Times New Roman" w:cs="Times New Roman" w:eastAsia="Times New Roman" w:hAnsi="Times New Roman"/>
-                <w:sz w:val="22"/>
-                <w:szCs w:val="22"/>
-              </w:rPr>
-              <w:t xml:space="preserve">Ориентированный на ведение здорового образа жизни как основы для сохранения профессионального долголетия и активной трудовой деятельности на благо семьи и региона.</w:t>
-            </w:r>
-          </w:p>
-        </w:tc>
-      </w:tr>
-      <w:tr>
-        <w:tc>
-          <w:tcPr>
-            <w:tcW w:type="dxa" w:w="1418"/>
-            <w:tcMar>
-              <w:top w:type="dxa" w:w="40"/>
-              <w:left w:type="dxa" w:w="80"/>
-              <w:bottom w:type="dxa" w:w="40"/>
-              <w:right w:type="dxa" w:w="80"/>
-            </w:tcMar>
-            <w:vAlign w:val="top"/>
-          </w:tcPr>
-          <w:p>
-            <w:pPr>
-              <w:spacing w:line="240"/>
-              <w:jc w:val="left"/>
-            </w:pPr>
-            <w:r>
-              <w:rPr>
-                <w:rFonts w:ascii="Times New Roman" w:cs="Times New Roman" w:eastAsia="Times New Roman" w:hAnsi="Times New Roman"/>
-                <w:sz w:val="22"/>
-                <w:szCs w:val="22"/>
-              </w:rPr>
-              <w:t xml:space="preserve">ЛР 52</w:t>
-            </w:r>
-          </w:p>
-        </w:tc>
-        <w:tc>
-          <w:tcPr>
-            <w:tcW w:type="dxa" w:w="7936"/>
-            <w:tcMar>
-              <w:top w:type="dxa" w:w="40"/>
-              <w:left w:type="dxa" w:w="80"/>
-              <w:bottom w:type="dxa" w:w="40"/>
-              <w:right w:type="dxa" w:w="80"/>
-            </w:tcMar>
-            <w:vAlign w:val="top"/>
-          </w:tcPr>
-          <w:p>
-            <w:pPr>
-              <w:spacing w:line="240"/>
-              <w:jc w:val="left"/>
-            </w:pPr>
-            <w:r>
-              <w:rPr>
-                <w:rFonts w:ascii="Times New Roman" w:cs="Times New Roman" w:eastAsia="Times New Roman" w:hAnsi="Times New Roman"/>
-                <w:sz w:val="22"/>
-                <w:szCs w:val="22"/>
-              </w:rPr>
-              <w:t xml:space="preserve">Проявляющий интерес к культурному наследию Сахалинской области, её природным и рукотворным достопримечательностям, демонстрирующий бережное отношение к эстетическому облику своего города и региона.</w:t>
             </w:r>
           </w:p>
         </w:tc>
@@ -13810,7 +12298,7 @@
                 <w:sz w:val="22"/>
                 <w:szCs w:val="22"/>
               </w:rPr>
-              <w:t xml:space="preserve">ЛР 14</w:t>
+              <w:t xml:space="preserve">ЛР 15</w:t>
             </w:r>
           </w:p>
         </w:tc>
@@ -13836,7 +12324,7 @@
                 <w:sz w:val="22"/>
                 <w:szCs w:val="22"/>
               </w:rPr>
-              <w:t xml:space="preserve">Ориентированный на создание устойчивой семьи на основе российских традиционных семейных ценностей, рождение и воспитание детей и принятие родительской ответственности.</w:t>
+              <w:t xml:space="preserve">Обладающий сформированными представлениями о ценности и значении в отечественной и мировой культуре языков и литературы народов России</w:t>
             </w:r>
           </w:p>
         </w:tc>
@@ -13862,7 +12350,7 @@
                 <w:sz w:val="22"/>
                 <w:szCs w:val="22"/>
               </w:rPr>
-              <w:t xml:space="preserve">Кураторские часы, воспитательные мероприятия техникума, внеурочная деятельность, участие в мероприятиях профориентации и по безопасному поведению в информационной среде.</w:t>
+              <w:t xml:space="preserve">ОК 09: Работа с нормативными документами, стандартами и справочно-правовой системой (темы 2.1, 2.2); чтение и использование профессиональной документации по мерам и средствам защиты информации (темы 1.1, 1.2, 2.3).</w:t>
             </w:r>
           </w:p>
         </w:tc>
@@ -13890,7 +12378,7 @@
                 <w:sz w:val="22"/>
                 <w:szCs w:val="22"/>
               </w:rPr>
-              <w:t xml:space="preserve">ЛР 15</w:t>
+              <w:t xml:space="preserve">ЛР 29</w:t>
             </w:r>
           </w:p>
         </w:tc>
@@ -13916,7 +12404,7 @@
                 <w:sz w:val="22"/>
                 <w:szCs w:val="22"/>
               </w:rPr>
-              <w:t xml:space="preserve">Обладающий сформированными представлениями о ценности и значении в отечественной и мировой культуре языков и литературы народов России</w:t>
+              <w:t xml:space="preserve">Выражающий осознанную готовность к непрерывному образованию и самообразованию в выбранной сфере профессиональной деятельности.</w:t>
             </w:r>
           </w:p>
         </w:tc>
@@ -13942,7 +12430,7 @@
                 <w:sz w:val="22"/>
                 <w:szCs w:val="22"/>
               </w:rPr>
-              <w:t xml:space="preserve">ОК 09: Работа с нормативными документами, стандартами и справочно-правовой системой (темы 2.1, 2.2); чтение и использование профессиональной документации по мерам и средствам защиты информации (темы 1.1, 1.2, 2.3).</w:t>
+              <w:t xml:space="preserve">ОК 03: Практические работы по классификации информации и угроз, выбору мер защиты (темы 1.2, 1.3, 2.3) с обоснованием решений; работа с законодательными и нормативными документами по защите информации (тема 2.2).</w:t>
             </w:r>
           </w:p>
         </w:tc>
@@ -13970,7 +12458,7 @@
                 <w:sz w:val="22"/>
                 <w:szCs w:val="22"/>
               </w:rPr>
-              <w:t xml:space="preserve">ЛР 16</w:t>
+              <w:t xml:space="preserve">ЛР 30</w:t>
             </w:r>
           </w:p>
         </w:tc>
@@ -13996,7 +12484,7 @@
                 <w:sz w:val="22"/>
                 <w:szCs w:val="22"/>
               </w:rPr>
-              <w:t xml:space="preserve">Выражающий понимание ценности отечественного и мирового искусства, российского и мирового художественного наследия.</w:t>
+              <w:t xml:space="preserve">Понимающий специфику профессионально-трудовой деятельности, регулирования трудовых отношений, готовый учиться и трудиться в современном высокотехнологичном мире на благо государства и общества.</w:t>
             </w:r>
           </w:p>
         </w:tc>
@@ -14022,7 +12510,7 @@
                 <w:sz w:val="22"/>
                 <w:szCs w:val="22"/>
               </w:rPr>
-              <w:t xml:space="preserve">Кураторские часы, воспитательные мероприятия техникума, внеурочная деятельность, участие в мероприятиях профориентации и по безопасному поведению в информационной среде.</w:t>
+              <w:t xml:space="preserve">ОК 03: Практические работы по классификации информации и угроз, выбору мер защиты (темы 1.2, 1.3, 2.3) с обоснованием решений; работа с законодательными и нормативными документами по защите информации (тема 2.2).</w:t>
             </w:r>
           </w:p>
         </w:tc>
@@ -14050,7 +12538,7 @@
                 <w:sz w:val="22"/>
                 <w:szCs w:val="22"/>
               </w:rPr>
-              <w:t xml:space="preserve">ЛР 17</w:t>
+              <w:t xml:space="preserve">ЛР 31</w:t>
             </w:r>
           </w:p>
         </w:tc>
@@ -14076,7 +12564,7 @@
                 <w:sz w:val="22"/>
                 <w:szCs w:val="22"/>
               </w:rPr>
-              <w:t xml:space="preserve">Проявляющий восприимчивость к разным видам искусства, понимание эмоционального воздействия искусства, его влияния на душевное состояние и поведение людей, умеющий критически оценивать это влияние.</w:t>
+              <w:t xml:space="preserve">Ориентированный на осознанное освоение выбранной сферы профессиональной деятельности с учётом личных жизненных планов, потребностей своей семьи, государства и общества.</w:t>
             </w:r>
           </w:p>
         </w:tc>
@@ -14102,7 +12590,7 @@
                 <w:sz w:val="22"/>
                 <w:szCs w:val="22"/>
               </w:rPr>
-              <w:t xml:space="preserve">Кураторские часы, воспитательные мероприятия техникума, внеурочная деятельность, участие в мероприятиях профориентации и по безопасному поведению в информационной среде.</w:t>
+              <w:t xml:space="preserve">ОК 03: Практические работы по классификации информации и угроз, выбору мер защиты (темы 1.2, 1.3, 2.3) с обоснованием решений; работа с законодательными и нормативными документами по защите информации (тема 2.2).</w:t>
             </w:r>
           </w:p>
         </w:tc>
@@ -14130,7 +12618,7 @@
                 <w:sz w:val="22"/>
                 <w:szCs w:val="22"/>
               </w:rPr>
-              <w:t xml:space="preserve">ЛР 18</w:t>
+              <w:t xml:space="preserve">ЛР 38</w:t>
             </w:r>
           </w:p>
         </w:tc>
@@ -14156,7 +12644,7 @@
                 <w:sz w:val="22"/>
                 <w:szCs w:val="22"/>
               </w:rPr>
-              <w:t xml:space="preserve">Проявляющий понимание художественной культуры как средства коммуникации и самовыражения в современном обществе, значение нравственных норм, ценностей, традиций в искусстве.</w:t>
+              <w:t xml:space="preserve">Обладающий представлением о современной научной картине мира, достижениях науки и техники, аргументированно выражающий понимание значения науки и технологий для развития российского общества и обеспечения его безопасности.</w:t>
             </w:r>
           </w:p>
         </w:tc>
@@ -14182,7 +12670,7 @@
                 <w:sz w:val="22"/>
                 <w:szCs w:val="22"/>
               </w:rPr>
-              <w:t xml:space="preserve">Кураторские часы, воспитательные мероприятия техникума, внеурочная деятельность, участие в мероприятиях профориентации и по безопасному поведению в информационной среде.</w:t>
+              <w:t xml:space="preserve">ОК 09: Работа с нормативными документами, стандартами и справочно-правовой системой (темы 2.1, 2.2); чтение и использование профессиональной документации по мерам и средствам защиты информации (темы 1.1, 1.2, 2.3).</w:t>
             </w:r>
           </w:p>
         </w:tc>
@@ -14210,7 +12698,7 @@
                 <w:sz w:val="22"/>
                 <w:szCs w:val="22"/>
               </w:rPr>
-              <w:t xml:space="preserve">ЛР 19</w:t>
+              <w:t xml:space="preserve">ЛР 41</w:t>
             </w:r>
           </w:p>
         </w:tc>
@@ -14236,7 +12724,7 @@
                 <w:sz w:val="22"/>
                 <w:szCs w:val="22"/>
               </w:rPr>
-              <w:t xml:space="preserve">Ориентированный на осознанное творческое самовыражение, реализацию творческих способностей, на эстетическое обустройство собственного быта, профессиональной среды.</w:t>
+              <w:t xml:space="preserve">Развивающий и применяющий навыки наблюдения, накопления и систематизации фактов, осмысления опыта в естественнонаучной и гуманитарной областях познания, исследовательской и профессиональной деятельности</w:t>
             </w:r>
           </w:p>
         </w:tc>
@@ -14262,7 +12750,7 @@
                 <w:sz w:val="22"/>
                 <w:szCs w:val="22"/>
               </w:rPr>
-              <w:t xml:space="preserve">Кураторские часы, воспитательные мероприятия техникума, внеурочная деятельность, участие в мероприятиях профориентации и по безопасному поведению в информационной среде.</w:t>
+              <w:t xml:space="preserve">ОК 09: Работа с нормативными документами, стандартами и справочно-правовой системой (темы 2.1, 2.2); чтение и использование профессиональной документации по мерам и средствам защиты информации (темы 1.1, 1.2, 2.3).</w:t>
             </w:r>
           </w:p>
         </w:tc>
@@ -14290,7 +12778,7 @@
                 <w:sz w:val="22"/>
                 <w:szCs w:val="22"/>
               </w:rPr>
-              <w:t xml:space="preserve">ЛР 20</w:t>
+              <w:t xml:space="preserve">ЛР 42</w:t>
             </w:r>
           </w:p>
         </w:tc>
@@ -14316,7 +12804,7 @@
                 <w:sz w:val="22"/>
                 <w:szCs w:val="22"/>
               </w:rPr>
-              <w:t xml:space="preserve">Понимающий и выражающий в практической деятельности понимание ценности жизни, здоровья и безопасности, значение личных усилий в сохранении и укреплении своего здоровья и здоровья других людей.</w:t>
+              <w:t xml:space="preserve">Понимающий роль Сахалинской области в обеспечении экономической безопасности и стратегических интересов Российской Федерации, осознающий личную ответственность за развитие своего региона.</w:t>
             </w:r>
           </w:p>
         </w:tc>
@@ -14342,7 +12830,7 @@
                 <w:sz w:val="22"/>
                 <w:szCs w:val="22"/>
               </w:rPr>
-              <w:t xml:space="preserve">Кураторские часы, воспитательные мероприятия техникума, внеурочная деятельность, участие в мероприятиях профориентации и по безопасному поведению в информационной среде.</w:t>
+              <w:t xml:space="preserve">ОК 06: Разбор примеров преступлений в сфере информации и информационных технологий и ответственности за них (темы 1.1, 2.2); обсуждение правил работы с кадрами и внутриобъектового режима, антикоррупционного поведения при работе с информацией ограниченного доступа (тема 2.3).</w:t>
             </w:r>
           </w:p>
         </w:tc>
@@ -14370,7 +12858,7 @@
                 <w:sz w:val="22"/>
                 <w:szCs w:val="22"/>
               </w:rPr>
-              <w:t xml:space="preserve">ЛР 21</w:t>
+              <w:t xml:space="preserve">ЛР 43</w:t>
             </w:r>
           </w:p>
         </w:tc>
@@ -14396,7 +12884,7 @@
                 <w:sz w:val="22"/>
                 <w:szCs w:val="22"/>
               </w:rPr>
-              <w:t xml:space="preserve">Соблюдающий правила личной и общественной безопасности, в том числе безопасного поведения в информационной среде.</w:t>
+              <w:t xml:space="preserve">Ориентированный на профессиональную самореализацию в Сахалинской области, связывающий свои жизненные и карьерные планы с развитием региона.</w:t>
             </w:r>
           </w:p>
         </w:tc>
@@ -14422,7 +12910,7 @@
                 <w:sz w:val="22"/>
                 <w:szCs w:val="22"/>
               </w:rPr>
-              <w:t xml:space="preserve">Кураторские часы, воспитательные мероприятия техникума, внеурочная деятельность, участие в мероприятиях профориентации и по безопасному поведению в информационной среде.</w:t>
+              <w:t xml:space="preserve">ОК 06: Разбор примеров преступлений в сфере информации и информационных технологий и ответственности за них (темы 1.1, 2.2); обсуждение правил работы с кадрами и внутриобъектового режима, антикоррупционного поведения при работе с информацией ограниченного доступа (тема 2.3).</w:t>
             </w:r>
           </w:p>
         </w:tc>
@@ -14450,7 +12938,7 @@
                 <w:sz w:val="22"/>
                 <w:szCs w:val="22"/>
               </w:rPr>
-              <w:t xml:space="preserve">ЛР 22</w:t>
+              <w:t xml:space="preserve">ЛР 44</w:t>
             </w:r>
           </w:p>
         </w:tc>
@@ -14476,7 +12964,7 @@
                 <w:sz w:val="22"/>
                 <w:szCs w:val="22"/>
               </w:rPr>
-              <w:t xml:space="preserve">Выражающий на практике установку на здоровый образ жизни (здоровое питание, соблюдение гигиены, режим занятий и отдыха, регулярную физическую активность), стремление к физическому совершенствованию.</w:t>
+              <w:t xml:space="preserve">Демонстрирующий уважение к многонациональной культуре народов Сахалинской области, их традициям, языкам и обычаям, способствующий сохранению межнационального согласия.</w:t>
             </w:r>
           </w:p>
         </w:tc>
@@ -14502,7 +12990,7 @@
                 <w:sz w:val="22"/>
                 <w:szCs w:val="22"/>
               </w:rPr>
-              <w:t xml:space="preserve">Кураторские часы, воспитательные мероприятия техникума, внеурочная деятельность, участие в мероприятиях профориентации и по безопасному поведению в информационной среде.</w:t>
+              <w:t xml:space="preserve">ОК 06: Разбор примеров преступлений в сфере информации и информационных технологий и ответственности за них (темы 1.1, 2.2); обсуждение правил работы с кадрами и внутриобъектового режима, антикоррупционного поведения при работе с информацией ограниченного доступа (тема 2.3).</w:t>
             </w:r>
           </w:p>
         </w:tc>
@@ -14530,7 +13018,7 @@
                 <w:sz w:val="22"/>
                 <w:szCs w:val="22"/>
               </w:rPr>
-              <w:t xml:space="preserve">ЛР 23</w:t>
+              <w:t xml:space="preserve">ЛР 45</w:t>
             </w:r>
           </w:p>
         </w:tc>
@@ -14556,7 +13044,7 @@
                 <w:sz w:val="22"/>
                 <w:szCs w:val="22"/>
               </w:rPr>
-              <w:t xml:space="preserve">Проявляющий сознательное и обоснованное неприятие вредных привычек (курения, употребления алкоголя, наркотиков, любых форм зависимостей), деструктивного поведения в обществе и цифровой среде, понимание их вреда для физического и психического здоровья.</w:t>
+              <w:t xml:space="preserve">Ориентированный на осознанное освоение выбранной профессии с учётом кадровых потребностей предприятий и организаций Сахалинской области.</w:t>
             </w:r>
           </w:p>
         </w:tc>
@@ -14582,7 +13070,7 @@
                 <w:sz w:val="22"/>
                 <w:szCs w:val="22"/>
               </w:rPr>
-              <w:t xml:space="preserve">Кураторские часы, воспитательные мероприятия техникума, внеурочная деятельность, участие в мероприятиях профориентации и по безопасному поведению в информационной среде.</w:t>
+              <w:t xml:space="preserve">ОК 03: Практические работы по классификации информации и угроз, выбору мер защиты (темы 1.2, 1.3, 2.3) с обоснованием решений; работа с законодательными и нормативными документами по защите информации (тема 2.2).</w:t>
             </w:r>
           </w:p>
         </w:tc>
@@ -14610,7 +13098,7 @@
                 <w:sz w:val="22"/>
                 <w:szCs w:val="22"/>
               </w:rPr>
-              <w:t xml:space="preserve">ЛР 24</w:t>
+              <w:t xml:space="preserve">ЛР 46</w:t>
             </w:r>
           </w:p>
         </w:tc>
@@ -14636,7 +13124,7 @@
                 <w:sz w:val="22"/>
                 <w:szCs w:val="22"/>
               </w:rPr>
-              <w:t xml:space="preserve">Демонстрирующий навыки рефлексии своего состояния (физического, эмоционального, психологического), понимания состояния других людей.</w:t>
+              <w:t xml:space="preserve">Демонстрирующий готовность к непрерывному профессиональному развитию, повышению квалификации и освоению новых компетенций, востребованных на региональном рынке труда.</w:t>
             </w:r>
           </w:p>
         </w:tc>
@@ -14662,2247 +13150,7 @@
                 <w:sz w:val="22"/>
                 <w:szCs w:val="22"/>
               </w:rPr>
-              <w:t xml:space="preserve">Кураторские часы, воспитательные мероприятия техникума, внеурочная деятельность, участие в мероприятиях профориентации и по безопасному поведению в информационной среде.</w:t>
-            </w:r>
-          </w:p>
-        </w:tc>
-      </w:tr>
-      <w:tr>
-        <w:tc>
-          <w:tcPr>
-            <w:tcW w:type="dxa" w:w="1247"/>
-            <w:tcMar>
-              <w:top w:type="dxa" w:w="40"/>
-              <w:left w:type="dxa" w:w="80"/>
-              <w:bottom w:type="dxa" w:w="40"/>
-              <w:right w:type="dxa" w:w="80"/>
-            </w:tcMar>
-            <w:vAlign w:val="top"/>
-          </w:tcPr>
-          <w:p>
-            <w:pPr>
-              <w:spacing w:line="240"/>
-              <w:jc w:val="left"/>
-            </w:pPr>
-            <w:r>
-              <w:rPr>
-                <w:rFonts w:ascii="Times New Roman" w:cs="Times New Roman" w:eastAsia="Times New Roman" w:hAnsi="Times New Roman"/>
-                <w:sz w:val="22"/>
-                <w:szCs w:val="22"/>
-              </w:rPr>
-              <w:t xml:space="preserve">ЛР 25</w:t>
-            </w:r>
-          </w:p>
-        </w:tc>
-        <w:tc>
-          <w:tcPr>
-            <w:tcW w:type="dxa" w:w="4138"/>
-            <w:tcMar>
-              <w:top w:type="dxa" w:w="40"/>
-              <w:left w:type="dxa" w:w="80"/>
-              <w:bottom w:type="dxa" w:w="40"/>
-              <w:right w:type="dxa" w:w="80"/>
-            </w:tcMar>
-            <w:vAlign w:val="top"/>
-          </w:tcPr>
-          <w:p>
-            <w:pPr>
-              <w:spacing w:line="240"/>
-              <w:jc w:val="left"/>
-            </w:pPr>
-            <w:r>
-              <w:rPr>
-                <w:rFonts w:ascii="Times New Roman" w:cs="Times New Roman" w:eastAsia="Times New Roman" w:hAnsi="Times New Roman"/>
-                <w:sz w:val="22"/>
-                <w:szCs w:val="22"/>
-              </w:rPr>
-              <w:t xml:space="preserve">Демонстрирующий и развивающий свою физическую подготовку, необходимую для избранной профессиональной деятельности, способности адаптироваться к стрессовым ситуациям в общении, в изменяющихся условиях (профессиональных, социальных, информационных, природных), эффективно действовать в чрезвычайных ситуациях.</w:t>
-            </w:r>
-          </w:p>
-        </w:tc>
-        <w:tc>
-          <w:tcPr>
-            <w:tcW w:type="dxa" w:w="3969"/>
-            <w:tcMar>
-              <w:top w:type="dxa" w:w="40"/>
-              <w:left w:type="dxa" w:w="80"/>
-              <w:bottom w:type="dxa" w:w="40"/>
-              <w:right w:type="dxa" w:w="80"/>
-            </w:tcMar>
-            <w:vAlign w:val="top"/>
-          </w:tcPr>
-          <w:p>
-            <w:pPr>
-              <w:spacing w:line="240"/>
-              <w:jc w:val="left"/>
-            </w:pPr>
-            <w:r>
-              <w:rPr>
-                <w:rFonts w:ascii="Times New Roman" w:cs="Times New Roman" w:eastAsia="Times New Roman" w:hAnsi="Times New Roman"/>
-                <w:sz w:val="22"/>
-                <w:szCs w:val="22"/>
-              </w:rPr>
-              <w:t xml:space="preserve">Кураторские часы, воспитательные мероприятия техникума, внеурочная деятельность, участие в мероприятиях профориентации и по безопасному поведению в информационной среде.</w:t>
-            </w:r>
-          </w:p>
-        </w:tc>
-      </w:tr>
-      <w:tr>
-        <w:tc>
-          <w:tcPr>
-            <w:tcW w:type="dxa" w:w="1247"/>
-            <w:tcMar>
-              <w:top w:type="dxa" w:w="40"/>
-              <w:left w:type="dxa" w:w="80"/>
-              <w:bottom w:type="dxa" w:w="40"/>
-              <w:right w:type="dxa" w:w="80"/>
-            </w:tcMar>
-            <w:vAlign w:val="top"/>
-          </w:tcPr>
-          <w:p>
-            <w:pPr>
-              <w:spacing w:line="240"/>
-              <w:jc w:val="left"/>
-            </w:pPr>
-            <w:r>
-              <w:rPr>
-                <w:rFonts w:ascii="Times New Roman" w:cs="Times New Roman" w:eastAsia="Times New Roman" w:hAnsi="Times New Roman"/>
-                <w:sz w:val="22"/>
-                <w:szCs w:val="22"/>
-              </w:rPr>
-              <w:t xml:space="preserve">ЛР 26</w:t>
-            </w:r>
-          </w:p>
-        </w:tc>
-        <w:tc>
-          <w:tcPr>
-            <w:tcW w:type="dxa" w:w="4138"/>
-            <w:tcMar>
-              <w:top w:type="dxa" w:w="40"/>
-              <w:left w:type="dxa" w:w="80"/>
-              <w:bottom w:type="dxa" w:w="40"/>
-              <w:right w:type="dxa" w:w="80"/>
-            </w:tcMar>
-            <w:vAlign w:val="top"/>
-          </w:tcPr>
-          <w:p>
-            <w:pPr>
-              <w:spacing w:line="240"/>
-              <w:jc w:val="left"/>
-            </w:pPr>
-            <w:r>
-              <w:rPr>
-                <w:rFonts w:ascii="Times New Roman" w:cs="Times New Roman" w:eastAsia="Times New Roman" w:hAnsi="Times New Roman"/>
-                <w:sz w:val="22"/>
-                <w:szCs w:val="22"/>
-              </w:rPr>
-              <w:t xml:space="preserve">Использующий средства физической культуры для сохранения и укрепления здоровья в процессе профессиональной деятельности и поддержания необходимого уровня физической подготовленности</w:t>
-            </w:r>
-          </w:p>
-        </w:tc>
-        <w:tc>
-          <w:tcPr>
-            <w:tcW w:type="dxa" w:w="3969"/>
-            <w:tcMar>
-              <w:top w:type="dxa" w:w="40"/>
-              <w:left w:type="dxa" w:w="80"/>
-              <w:bottom w:type="dxa" w:w="40"/>
-              <w:right w:type="dxa" w:w="80"/>
-            </w:tcMar>
-            <w:vAlign w:val="top"/>
-          </w:tcPr>
-          <w:p>
-            <w:pPr>
-              <w:spacing w:line="240"/>
-              <w:jc w:val="left"/>
-            </w:pPr>
-            <w:r>
-              <w:rPr>
-                <w:rFonts w:ascii="Times New Roman" w:cs="Times New Roman" w:eastAsia="Times New Roman" w:hAnsi="Times New Roman"/>
-                <w:sz w:val="22"/>
-                <w:szCs w:val="22"/>
-              </w:rPr>
-              <w:t xml:space="preserve">Кураторские часы, воспитательные мероприятия техникума, внеурочная деятельность, участие в мероприятиях профориентации и по безопасному поведению в информационной среде.</w:t>
-            </w:r>
-          </w:p>
-        </w:tc>
-      </w:tr>
-      <w:tr>
-        <w:tc>
-          <w:tcPr>
-            <w:tcW w:type="dxa" w:w="1247"/>
-            <w:tcMar>
-              <w:top w:type="dxa" w:w="40"/>
-              <w:left w:type="dxa" w:w="80"/>
-              <w:bottom w:type="dxa" w:w="40"/>
-              <w:right w:type="dxa" w:w="80"/>
-            </w:tcMar>
-            <w:vAlign w:val="top"/>
-          </w:tcPr>
-          <w:p>
-            <w:pPr>
-              <w:spacing w:line="240"/>
-              <w:jc w:val="left"/>
-            </w:pPr>
-            <w:r>
-              <w:rPr>
-                <w:rFonts w:ascii="Times New Roman" w:cs="Times New Roman" w:eastAsia="Times New Roman" w:hAnsi="Times New Roman"/>
-                <w:sz w:val="22"/>
-                <w:szCs w:val="22"/>
-              </w:rPr>
-              <w:t xml:space="preserve">ЛР 27</w:t>
-            </w:r>
-          </w:p>
-        </w:tc>
-        <w:tc>
-          <w:tcPr>
-            <w:tcW w:type="dxa" w:w="4138"/>
-            <w:tcMar>
-              <w:top w:type="dxa" w:w="40"/>
-              <w:left w:type="dxa" w:w="80"/>
-              <w:bottom w:type="dxa" w:w="40"/>
-              <w:right w:type="dxa" w:w="80"/>
-            </w:tcMar>
-            <w:vAlign w:val="top"/>
-          </w:tcPr>
-          <w:p>
-            <w:pPr>
-              <w:spacing w:line="240"/>
-              <w:jc w:val="left"/>
-            </w:pPr>
-            <w:r>
-              <w:rPr>
-                <w:rFonts w:ascii="Times New Roman" w:cs="Times New Roman" w:eastAsia="Times New Roman" w:hAnsi="Times New Roman"/>
-                <w:sz w:val="22"/>
-                <w:szCs w:val="22"/>
-              </w:rPr>
-              <w:t xml:space="preserve">Понимающий профессиональные идеалы и ценности, уважающий труд, результаты труда, трудовые достижения российского народа, трудовые и профессиональные достижения своих земляков, их вклад в развитие своего поселения, края, страны.</w:t>
-            </w:r>
-          </w:p>
-        </w:tc>
-        <w:tc>
-          <w:tcPr>
-            <w:tcW w:type="dxa" w:w="3969"/>
-            <w:tcMar>
-              <w:top w:type="dxa" w:w="40"/>
-              <w:left w:type="dxa" w:w="80"/>
-              <w:bottom w:type="dxa" w:w="40"/>
-              <w:right w:type="dxa" w:w="80"/>
-            </w:tcMar>
-            <w:vAlign w:val="top"/>
-          </w:tcPr>
-          <w:p>
-            <w:pPr>
-              <w:spacing w:line="240"/>
-              <w:jc w:val="left"/>
-            </w:pPr>
-            <w:r>
-              <w:rPr>
-                <w:rFonts w:ascii="Times New Roman" w:cs="Times New Roman" w:eastAsia="Times New Roman" w:hAnsi="Times New Roman"/>
-                <w:sz w:val="22"/>
-                <w:szCs w:val="22"/>
-              </w:rPr>
-              <w:t xml:space="preserve">Кураторские часы, воспитательные мероприятия техникума, внеурочная деятельность, участие в мероприятиях профориентации и по безопасному поведению в информационной среде.</w:t>
-            </w:r>
-          </w:p>
-        </w:tc>
-      </w:tr>
-      <w:tr>
-        <w:tc>
-          <w:tcPr>
-            <w:tcW w:type="dxa" w:w="1247"/>
-            <w:tcMar>
-              <w:top w:type="dxa" w:w="40"/>
-              <w:left w:type="dxa" w:w="80"/>
-              <w:bottom w:type="dxa" w:w="40"/>
-              <w:right w:type="dxa" w:w="80"/>
-            </w:tcMar>
-            <w:vAlign w:val="top"/>
-          </w:tcPr>
-          <w:p>
-            <w:pPr>
-              <w:spacing w:line="240"/>
-              <w:jc w:val="left"/>
-            </w:pPr>
-            <w:r>
-              <w:rPr>
-                <w:rFonts w:ascii="Times New Roman" w:cs="Times New Roman" w:eastAsia="Times New Roman" w:hAnsi="Times New Roman"/>
-                <w:sz w:val="22"/>
-                <w:szCs w:val="22"/>
-              </w:rPr>
-              <w:t xml:space="preserve">ЛР 28</w:t>
-            </w:r>
-          </w:p>
-        </w:tc>
-        <w:tc>
-          <w:tcPr>
-            <w:tcW w:type="dxa" w:w="4138"/>
-            <w:tcMar>
-              <w:top w:type="dxa" w:w="40"/>
-              <w:left w:type="dxa" w:w="80"/>
-              <w:bottom w:type="dxa" w:w="40"/>
-              <w:right w:type="dxa" w:w="80"/>
-            </w:tcMar>
-            <w:vAlign w:val="top"/>
-          </w:tcPr>
-          <w:p>
-            <w:pPr>
-              <w:spacing w:line="240"/>
-              <w:jc w:val="left"/>
-            </w:pPr>
-            <w:r>
-              <w:rPr>
-                <w:rFonts w:ascii="Times New Roman" w:cs="Times New Roman" w:eastAsia="Times New Roman" w:hAnsi="Times New Roman"/>
-                <w:sz w:val="22"/>
-                <w:szCs w:val="22"/>
-              </w:rPr>
-              <w:t xml:space="preserve">Участвующий в социально значимой трудовой и профессиональной деятельности разного вида в семье, образовательной организации, на базах производственной практики, в своей местности.</w:t>
-            </w:r>
-          </w:p>
-        </w:tc>
-        <w:tc>
-          <w:tcPr>
-            <w:tcW w:type="dxa" w:w="3969"/>
-            <w:tcMar>
-              <w:top w:type="dxa" w:w="40"/>
-              <w:left w:type="dxa" w:w="80"/>
-              <w:bottom w:type="dxa" w:w="40"/>
-              <w:right w:type="dxa" w:w="80"/>
-            </w:tcMar>
-            <w:vAlign w:val="top"/>
-          </w:tcPr>
-          <w:p>
-            <w:pPr>
-              <w:spacing w:line="240"/>
-              <w:jc w:val="left"/>
-            </w:pPr>
-            <w:r>
-              <w:rPr>
-                <w:rFonts w:ascii="Times New Roman" w:cs="Times New Roman" w:eastAsia="Times New Roman" w:hAnsi="Times New Roman"/>
-                <w:sz w:val="22"/>
-                <w:szCs w:val="22"/>
-              </w:rPr>
-              <w:t xml:space="preserve">Кураторские часы, воспитательные мероприятия техникума, внеурочная деятельность, участие в мероприятиях профориентации и по безопасному поведению в информационной среде.</w:t>
-            </w:r>
-          </w:p>
-        </w:tc>
-      </w:tr>
-      <w:tr>
-        <w:tc>
-          <w:tcPr>
-            <w:tcW w:type="dxa" w:w="1247"/>
-            <w:tcMar>
-              <w:top w:type="dxa" w:w="40"/>
-              <w:left w:type="dxa" w:w="80"/>
-              <w:bottom w:type="dxa" w:w="40"/>
-              <w:right w:type="dxa" w:w="80"/>
-            </w:tcMar>
-            <w:vAlign w:val="top"/>
-          </w:tcPr>
-          <w:p>
-            <w:pPr>
-              <w:spacing w:line="240"/>
-              <w:jc w:val="left"/>
-            </w:pPr>
-            <w:r>
-              <w:rPr>
-                <w:rFonts w:ascii="Times New Roman" w:cs="Times New Roman" w:eastAsia="Times New Roman" w:hAnsi="Times New Roman"/>
-                <w:sz w:val="22"/>
-                <w:szCs w:val="22"/>
-              </w:rPr>
-              <w:t xml:space="preserve">ЛР 29</w:t>
-            </w:r>
-          </w:p>
-        </w:tc>
-        <w:tc>
-          <w:tcPr>
-            <w:tcW w:type="dxa" w:w="4138"/>
-            <w:tcMar>
-              <w:top w:type="dxa" w:w="40"/>
-              <w:left w:type="dxa" w:w="80"/>
-              <w:bottom w:type="dxa" w:w="40"/>
-              <w:right w:type="dxa" w:w="80"/>
-            </w:tcMar>
-            <w:vAlign w:val="top"/>
-          </w:tcPr>
-          <w:p>
-            <w:pPr>
-              <w:spacing w:line="240"/>
-              <w:jc w:val="left"/>
-            </w:pPr>
-            <w:r>
-              <w:rPr>
-                <w:rFonts w:ascii="Times New Roman" w:cs="Times New Roman" w:eastAsia="Times New Roman" w:hAnsi="Times New Roman"/>
-                <w:sz w:val="22"/>
-                <w:szCs w:val="22"/>
-              </w:rPr>
-              <w:t xml:space="preserve">Выражающий осознанную готовность к непрерывному образованию и самообразованию в выбранной сфере профессиональной деятельности.</w:t>
-            </w:r>
-          </w:p>
-        </w:tc>
-        <w:tc>
-          <w:tcPr>
-            <w:tcW w:type="dxa" w:w="3969"/>
-            <w:tcMar>
-              <w:top w:type="dxa" w:w="40"/>
-              <w:left w:type="dxa" w:w="80"/>
-              <w:bottom w:type="dxa" w:w="40"/>
-              <w:right w:type="dxa" w:w="80"/>
-            </w:tcMar>
-            <w:vAlign w:val="top"/>
-          </w:tcPr>
-          <w:p>
-            <w:pPr>
-              <w:spacing w:line="240"/>
-              <w:jc w:val="left"/>
-            </w:pPr>
-            <w:r>
-              <w:rPr>
-                <w:rFonts w:ascii="Times New Roman" w:cs="Times New Roman" w:eastAsia="Times New Roman" w:hAnsi="Times New Roman"/>
-                <w:sz w:val="22"/>
-                <w:szCs w:val="22"/>
-              </w:rPr>
               <w:t xml:space="preserve">ОК 03: Практические работы по классификации информации и угроз, выбору мер защиты (темы 1.2, 1.3, 2.3) с обоснованием решений; работа с законодательными и нормативными документами по защите информации (тема 2.2).</w:t>
-            </w:r>
-          </w:p>
-        </w:tc>
-      </w:tr>
-      <w:tr>
-        <w:tc>
-          <w:tcPr>
-            <w:tcW w:type="dxa" w:w="1247"/>
-            <w:tcMar>
-              <w:top w:type="dxa" w:w="40"/>
-              <w:left w:type="dxa" w:w="80"/>
-              <w:bottom w:type="dxa" w:w="40"/>
-              <w:right w:type="dxa" w:w="80"/>
-            </w:tcMar>
-            <w:vAlign w:val="top"/>
-          </w:tcPr>
-          <w:p>
-            <w:pPr>
-              <w:spacing w:line="240"/>
-              <w:jc w:val="left"/>
-            </w:pPr>
-            <w:r>
-              <w:rPr>
-                <w:rFonts w:ascii="Times New Roman" w:cs="Times New Roman" w:eastAsia="Times New Roman" w:hAnsi="Times New Roman"/>
-                <w:sz w:val="22"/>
-                <w:szCs w:val="22"/>
-              </w:rPr>
-              <w:t xml:space="preserve">ЛР 30</w:t>
-            </w:r>
-          </w:p>
-        </w:tc>
-        <w:tc>
-          <w:tcPr>
-            <w:tcW w:type="dxa" w:w="4138"/>
-            <w:tcMar>
-              <w:top w:type="dxa" w:w="40"/>
-              <w:left w:type="dxa" w:w="80"/>
-              <w:bottom w:type="dxa" w:w="40"/>
-              <w:right w:type="dxa" w:w="80"/>
-            </w:tcMar>
-            <w:vAlign w:val="top"/>
-          </w:tcPr>
-          <w:p>
-            <w:pPr>
-              <w:spacing w:line="240"/>
-              <w:jc w:val="left"/>
-            </w:pPr>
-            <w:r>
-              <w:rPr>
-                <w:rFonts w:ascii="Times New Roman" w:cs="Times New Roman" w:eastAsia="Times New Roman" w:hAnsi="Times New Roman"/>
-                <w:sz w:val="22"/>
-                <w:szCs w:val="22"/>
-              </w:rPr>
-              <w:t xml:space="preserve">Понимающий специфику профессионально-трудовой деятельности, регулирования трудовых отношений, готовый учиться и трудиться в современном высокотехнологичном мире на благо государства и общества.</w:t>
-            </w:r>
-          </w:p>
-        </w:tc>
-        <w:tc>
-          <w:tcPr>
-            <w:tcW w:type="dxa" w:w="3969"/>
-            <w:tcMar>
-              <w:top w:type="dxa" w:w="40"/>
-              <w:left w:type="dxa" w:w="80"/>
-              <w:bottom w:type="dxa" w:w="40"/>
-              <w:right w:type="dxa" w:w="80"/>
-            </w:tcMar>
-            <w:vAlign w:val="top"/>
-          </w:tcPr>
-          <w:p>
-            <w:pPr>
-              <w:spacing w:line="240"/>
-              <w:jc w:val="left"/>
-            </w:pPr>
-            <w:r>
-              <w:rPr>
-                <w:rFonts w:ascii="Times New Roman" w:cs="Times New Roman" w:eastAsia="Times New Roman" w:hAnsi="Times New Roman"/>
-                <w:sz w:val="22"/>
-                <w:szCs w:val="22"/>
-              </w:rPr>
-              <w:t xml:space="preserve">ОК 03: Практические работы по классификации информации и угроз, выбору мер защиты (темы 1.2, 1.3, 2.3) с обоснованием решений; работа с законодательными и нормативными документами по защите информации (тема 2.2).</w:t>
-            </w:r>
-          </w:p>
-        </w:tc>
-      </w:tr>
-      <w:tr>
-        <w:tc>
-          <w:tcPr>
-            <w:tcW w:type="dxa" w:w="1247"/>
-            <w:tcMar>
-              <w:top w:type="dxa" w:w="40"/>
-              <w:left w:type="dxa" w:w="80"/>
-              <w:bottom w:type="dxa" w:w="40"/>
-              <w:right w:type="dxa" w:w="80"/>
-            </w:tcMar>
-            <w:vAlign w:val="top"/>
-          </w:tcPr>
-          <w:p>
-            <w:pPr>
-              <w:spacing w:line="240"/>
-              <w:jc w:val="left"/>
-            </w:pPr>
-            <w:r>
-              <w:rPr>
-                <w:rFonts w:ascii="Times New Roman" w:cs="Times New Roman" w:eastAsia="Times New Roman" w:hAnsi="Times New Roman"/>
-                <w:sz w:val="22"/>
-                <w:szCs w:val="22"/>
-              </w:rPr>
-              <w:t xml:space="preserve">ЛР 31</w:t>
-            </w:r>
-          </w:p>
-        </w:tc>
-        <w:tc>
-          <w:tcPr>
-            <w:tcW w:type="dxa" w:w="4138"/>
-            <w:tcMar>
-              <w:top w:type="dxa" w:w="40"/>
-              <w:left w:type="dxa" w:w="80"/>
-              <w:bottom w:type="dxa" w:w="40"/>
-              <w:right w:type="dxa" w:w="80"/>
-            </w:tcMar>
-            <w:vAlign w:val="top"/>
-          </w:tcPr>
-          <w:p>
-            <w:pPr>
-              <w:spacing w:line="240"/>
-              <w:jc w:val="left"/>
-            </w:pPr>
-            <w:r>
-              <w:rPr>
-                <w:rFonts w:ascii="Times New Roman" w:cs="Times New Roman" w:eastAsia="Times New Roman" w:hAnsi="Times New Roman"/>
-                <w:sz w:val="22"/>
-                <w:szCs w:val="22"/>
-              </w:rPr>
-              <w:t xml:space="preserve">Ориентированный на осознанное освоение выбранной сферы профессиональной деятельности с учётом личных жизненных планов, потребностей своей семьи, государства и общества.</w:t>
-            </w:r>
-          </w:p>
-        </w:tc>
-        <w:tc>
-          <w:tcPr>
-            <w:tcW w:type="dxa" w:w="3969"/>
-            <w:tcMar>
-              <w:top w:type="dxa" w:w="40"/>
-              <w:left w:type="dxa" w:w="80"/>
-              <w:bottom w:type="dxa" w:w="40"/>
-              <w:right w:type="dxa" w:w="80"/>
-            </w:tcMar>
-            <w:vAlign w:val="top"/>
-          </w:tcPr>
-          <w:p>
-            <w:pPr>
-              <w:spacing w:line="240"/>
-              <w:jc w:val="left"/>
-            </w:pPr>
-            <w:r>
-              <w:rPr>
-                <w:rFonts w:ascii="Times New Roman" w:cs="Times New Roman" w:eastAsia="Times New Roman" w:hAnsi="Times New Roman"/>
-                <w:sz w:val="22"/>
-                <w:szCs w:val="22"/>
-              </w:rPr>
-              <w:t xml:space="preserve">ОК 03: Практические работы по классификации информации и угроз, выбору мер защиты (темы 1.2, 1.3, 2.3) с обоснованием решений; работа с законодательными и нормативными документами по защите информации (тема 2.2).</w:t>
-            </w:r>
-          </w:p>
-        </w:tc>
-      </w:tr>
-      <w:tr>
-        <w:tc>
-          <w:tcPr>
-            <w:tcW w:type="dxa" w:w="1247"/>
-            <w:tcMar>
-              <w:top w:type="dxa" w:w="40"/>
-              <w:left w:type="dxa" w:w="80"/>
-              <w:bottom w:type="dxa" w:w="40"/>
-              <w:right w:type="dxa" w:w="80"/>
-            </w:tcMar>
-            <w:vAlign w:val="top"/>
-          </w:tcPr>
-          <w:p>
-            <w:pPr>
-              <w:spacing w:line="240"/>
-              <w:jc w:val="left"/>
-            </w:pPr>
-            <w:r>
-              <w:rPr>
-                <w:rFonts w:ascii="Times New Roman" w:cs="Times New Roman" w:eastAsia="Times New Roman" w:hAnsi="Times New Roman"/>
-                <w:sz w:val="22"/>
-                <w:szCs w:val="22"/>
-              </w:rPr>
-              <w:t xml:space="preserve">ЛР 32</w:t>
-            </w:r>
-          </w:p>
-        </w:tc>
-        <w:tc>
-          <w:tcPr>
-            <w:tcW w:type="dxa" w:w="4138"/>
-            <w:tcMar>
-              <w:top w:type="dxa" w:w="40"/>
-              <w:left w:type="dxa" w:w="80"/>
-              <w:bottom w:type="dxa" w:w="40"/>
-              <w:right w:type="dxa" w:w="80"/>
-            </w:tcMar>
-            <w:vAlign w:val="top"/>
-          </w:tcPr>
-          <w:p>
-            <w:pPr>
-              <w:spacing w:line="240"/>
-              <w:jc w:val="left"/>
-            </w:pPr>
-            <w:r>
-              <w:rPr>
-                <w:rFonts w:ascii="Times New Roman" w:cs="Times New Roman" w:eastAsia="Times New Roman" w:hAnsi="Times New Roman"/>
-                <w:sz w:val="22"/>
-                <w:szCs w:val="22"/>
-              </w:rPr>
-              <w:t xml:space="preserve">Обладающий сформированными представлениями о значении и ценности выбранной профессии, проявляющий уважение к своей профессии и своему профессиональному сообществу, поддерживающий позитивный образ и престиж своей профессии в обществе.</w:t>
-            </w:r>
-          </w:p>
-        </w:tc>
-        <w:tc>
-          <w:tcPr>
-            <w:tcW w:type="dxa" w:w="3969"/>
-            <w:tcMar>
-              <w:top w:type="dxa" w:w="40"/>
-              <w:left w:type="dxa" w:w="80"/>
-              <w:bottom w:type="dxa" w:w="40"/>
-              <w:right w:type="dxa" w:w="80"/>
-            </w:tcMar>
-            <w:vAlign w:val="top"/>
-          </w:tcPr>
-          <w:p>
-            <w:pPr>
-              <w:spacing w:line="240"/>
-              <w:jc w:val="left"/>
-            </w:pPr>
-            <w:r>
-              <w:rPr>
-                <w:rFonts w:ascii="Times New Roman" w:cs="Times New Roman" w:eastAsia="Times New Roman" w:hAnsi="Times New Roman"/>
-                <w:sz w:val="22"/>
-                <w:szCs w:val="22"/>
-              </w:rPr>
-              <w:t xml:space="preserve">Кураторские часы, воспитательные мероприятия техникума, внеурочная деятельность, участие в мероприятиях профориентации и по безопасному поведению в информационной среде.</w:t>
-            </w:r>
-          </w:p>
-        </w:tc>
-      </w:tr>
-      <w:tr>
-        <w:tc>
-          <w:tcPr>
-            <w:tcW w:type="dxa" w:w="1247"/>
-            <w:tcMar>
-              <w:top w:type="dxa" w:w="40"/>
-              <w:left w:type="dxa" w:w="80"/>
-              <w:bottom w:type="dxa" w:w="40"/>
-              <w:right w:type="dxa" w:w="80"/>
-            </w:tcMar>
-            <w:vAlign w:val="top"/>
-          </w:tcPr>
-          <w:p>
-            <w:pPr>
-              <w:spacing w:line="240"/>
-              <w:jc w:val="left"/>
-            </w:pPr>
-            <w:r>
-              <w:rPr>
-                <w:rFonts w:ascii="Times New Roman" w:cs="Times New Roman" w:eastAsia="Times New Roman" w:hAnsi="Times New Roman"/>
-                <w:sz w:val="22"/>
-                <w:szCs w:val="22"/>
-              </w:rPr>
-              <w:t xml:space="preserve">ЛР 33</w:t>
-            </w:r>
-          </w:p>
-        </w:tc>
-        <w:tc>
-          <w:tcPr>
-            <w:tcW w:type="dxa" w:w="4138"/>
-            <w:tcMar>
-              <w:top w:type="dxa" w:w="40"/>
-              <w:left w:type="dxa" w:w="80"/>
-              <w:bottom w:type="dxa" w:w="40"/>
-              <w:right w:type="dxa" w:w="80"/>
-            </w:tcMar>
-            <w:vAlign w:val="top"/>
-          </w:tcPr>
-          <w:p>
-            <w:pPr>
-              <w:spacing w:line="240"/>
-              <w:jc w:val="left"/>
-            </w:pPr>
-            <w:r>
-              <w:rPr>
-                <w:rFonts w:ascii="Times New Roman" w:cs="Times New Roman" w:eastAsia="Times New Roman" w:hAnsi="Times New Roman"/>
-                <w:sz w:val="22"/>
-                <w:szCs w:val="22"/>
-              </w:rPr>
-              <w:t xml:space="preserve">Демонстрирующий в поведении сформированность экологической культуры на основе понимания влияния социально-экономических процессов на природу, в том числе на глобальном уровне, ответственность за действия в природной среде.</w:t>
-            </w:r>
-          </w:p>
-        </w:tc>
-        <w:tc>
-          <w:tcPr>
-            <w:tcW w:type="dxa" w:w="3969"/>
-            <w:tcMar>
-              <w:top w:type="dxa" w:w="40"/>
-              <w:left w:type="dxa" w:w="80"/>
-              <w:bottom w:type="dxa" w:w="40"/>
-              <w:right w:type="dxa" w:w="80"/>
-            </w:tcMar>
-            <w:vAlign w:val="top"/>
-          </w:tcPr>
-          <w:p>
-            <w:pPr>
-              <w:spacing w:line="240"/>
-              <w:jc w:val="left"/>
-            </w:pPr>
-            <w:r>
-              <w:rPr>
-                <w:rFonts w:ascii="Times New Roman" w:cs="Times New Roman" w:eastAsia="Times New Roman" w:hAnsi="Times New Roman"/>
-                <w:sz w:val="22"/>
-                <w:szCs w:val="22"/>
-              </w:rPr>
-              <w:t xml:space="preserve">Кураторские часы, воспитательные мероприятия техникума, внеурочная деятельность, участие в мероприятиях профориентации и по безопасному поведению в информационной среде.</w:t>
-            </w:r>
-          </w:p>
-        </w:tc>
-      </w:tr>
-      <w:tr>
-        <w:tc>
-          <w:tcPr>
-            <w:tcW w:type="dxa" w:w="1247"/>
-            <w:tcMar>
-              <w:top w:type="dxa" w:w="40"/>
-              <w:left w:type="dxa" w:w="80"/>
-              <w:bottom w:type="dxa" w:w="40"/>
-              <w:right w:type="dxa" w:w="80"/>
-            </w:tcMar>
-            <w:vAlign w:val="top"/>
-          </w:tcPr>
-          <w:p>
-            <w:pPr>
-              <w:spacing w:line="240"/>
-              <w:jc w:val="left"/>
-            </w:pPr>
-            <w:r>
-              <w:rPr>
-                <w:rFonts w:ascii="Times New Roman" w:cs="Times New Roman" w:eastAsia="Times New Roman" w:hAnsi="Times New Roman"/>
-                <w:sz w:val="22"/>
-                <w:szCs w:val="22"/>
-              </w:rPr>
-              <w:t xml:space="preserve">ЛР 34</w:t>
-            </w:r>
-          </w:p>
-        </w:tc>
-        <w:tc>
-          <w:tcPr>
-            <w:tcW w:type="dxa" w:w="4138"/>
-            <w:tcMar>
-              <w:top w:type="dxa" w:w="40"/>
-              <w:left w:type="dxa" w:w="80"/>
-              <w:bottom w:type="dxa" w:w="40"/>
-              <w:right w:type="dxa" w:w="80"/>
-            </w:tcMar>
-            <w:vAlign w:val="top"/>
-          </w:tcPr>
-          <w:p>
-            <w:pPr>
-              <w:spacing w:line="240"/>
-              <w:jc w:val="left"/>
-            </w:pPr>
-            <w:r>
-              <w:rPr>
-                <w:rFonts w:ascii="Times New Roman" w:cs="Times New Roman" w:eastAsia="Times New Roman" w:hAnsi="Times New Roman"/>
-                <w:sz w:val="22"/>
-                <w:szCs w:val="22"/>
-              </w:rPr>
-              <w:t xml:space="preserve">Выражающий деятельное неприятие действий, приносящих вред природе, содействующий сохранению и защите окружающей среды.</w:t>
-            </w:r>
-          </w:p>
-        </w:tc>
-        <w:tc>
-          <w:tcPr>
-            <w:tcW w:type="dxa" w:w="3969"/>
-            <w:tcMar>
-              <w:top w:type="dxa" w:w="40"/>
-              <w:left w:type="dxa" w:w="80"/>
-              <w:bottom w:type="dxa" w:w="40"/>
-              <w:right w:type="dxa" w:w="80"/>
-            </w:tcMar>
-            <w:vAlign w:val="top"/>
-          </w:tcPr>
-          <w:p>
-            <w:pPr>
-              <w:spacing w:line="240"/>
-              <w:jc w:val="left"/>
-            </w:pPr>
-            <w:r>
-              <w:rPr>
-                <w:rFonts w:ascii="Times New Roman" w:cs="Times New Roman" w:eastAsia="Times New Roman" w:hAnsi="Times New Roman"/>
-                <w:sz w:val="22"/>
-                <w:szCs w:val="22"/>
-              </w:rPr>
-              <w:t xml:space="preserve">Кураторские часы, воспитательные мероприятия техникума, внеурочная деятельность, участие в мероприятиях профориентации и по безопасному поведению в информационной среде.</w:t>
-            </w:r>
-          </w:p>
-        </w:tc>
-      </w:tr>
-      <w:tr>
-        <w:tc>
-          <w:tcPr>
-            <w:tcW w:type="dxa" w:w="1247"/>
-            <w:tcMar>
-              <w:top w:type="dxa" w:w="40"/>
-              <w:left w:type="dxa" w:w="80"/>
-              <w:bottom w:type="dxa" w:w="40"/>
-              <w:right w:type="dxa" w:w="80"/>
-            </w:tcMar>
-            <w:vAlign w:val="top"/>
-          </w:tcPr>
-          <w:p>
-            <w:pPr>
-              <w:spacing w:line="240"/>
-              <w:jc w:val="left"/>
-            </w:pPr>
-            <w:r>
-              <w:rPr>
-                <w:rFonts w:ascii="Times New Roman" w:cs="Times New Roman" w:eastAsia="Times New Roman" w:hAnsi="Times New Roman"/>
-                <w:sz w:val="22"/>
-                <w:szCs w:val="22"/>
-              </w:rPr>
-              <w:t xml:space="preserve">ЛР 35</w:t>
-            </w:r>
-          </w:p>
-        </w:tc>
-        <w:tc>
-          <w:tcPr>
-            <w:tcW w:type="dxa" w:w="4138"/>
-            <w:tcMar>
-              <w:top w:type="dxa" w:w="40"/>
-              <w:left w:type="dxa" w:w="80"/>
-              <w:bottom w:type="dxa" w:w="40"/>
-              <w:right w:type="dxa" w:w="80"/>
-            </w:tcMar>
-            <w:vAlign w:val="top"/>
-          </w:tcPr>
-          <w:p>
-            <w:pPr>
-              <w:spacing w:line="240"/>
-              <w:jc w:val="left"/>
-            </w:pPr>
-            <w:r>
-              <w:rPr>
-                <w:rFonts w:ascii="Times New Roman" w:cs="Times New Roman" w:eastAsia="Times New Roman" w:hAnsi="Times New Roman"/>
-                <w:sz w:val="22"/>
-                <w:szCs w:val="22"/>
-              </w:rPr>
-              <w:t xml:space="preserve">Применяющий знания из общеобразовательных и профессиональных дисциплин для разумного, бережливого производства и природопользования, ресурсосбережения в быту, в профессиональной среде, общественном пространстве.</w:t>
-            </w:r>
-          </w:p>
-        </w:tc>
-        <w:tc>
-          <w:tcPr>
-            <w:tcW w:type="dxa" w:w="3969"/>
-            <w:tcMar>
-              <w:top w:type="dxa" w:w="40"/>
-              <w:left w:type="dxa" w:w="80"/>
-              <w:bottom w:type="dxa" w:w="40"/>
-              <w:right w:type="dxa" w:w="80"/>
-            </w:tcMar>
-            <w:vAlign w:val="top"/>
-          </w:tcPr>
-          <w:p>
-            <w:pPr>
-              <w:spacing w:line="240"/>
-              <w:jc w:val="left"/>
-            </w:pPr>
-            <w:r>
-              <w:rPr>
-                <w:rFonts w:ascii="Times New Roman" w:cs="Times New Roman" w:eastAsia="Times New Roman" w:hAnsi="Times New Roman"/>
-                <w:sz w:val="22"/>
-                <w:szCs w:val="22"/>
-              </w:rPr>
-              <w:t xml:space="preserve">Кураторские часы, воспитательные мероприятия техникума, внеурочная деятельность, участие в мероприятиях профориентации и по безопасному поведению в информационной среде.</w:t>
-            </w:r>
-          </w:p>
-        </w:tc>
-      </w:tr>
-      <w:tr>
-        <w:tc>
-          <w:tcPr>
-            <w:tcW w:type="dxa" w:w="1247"/>
-            <w:tcMar>
-              <w:top w:type="dxa" w:w="40"/>
-              <w:left w:type="dxa" w:w="80"/>
-              <w:bottom w:type="dxa" w:w="40"/>
-              <w:right w:type="dxa" w:w="80"/>
-            </w:tcMar>
-            <w:vAlign w:val="top"/>
-          </w:tcPr>
-          <w:p>
-            <w:pPr>
-              <w:spacing w:line="240"/>
-              <w:jc w:val="left"/>
-            </w:pPr>
-            <w:r>
-              <w:rPr>
-                <w:rFonts w:ascii="Times New Roman" w:cs="Times New Roman" w:eastAsia="Times New Roman" w:hAnsi="Times New Roman"/>
-                <w:sz w:val="22"/>
-                <w:szCs w:val="22"/>
-              </w:rPr>
-              <w:t xml:space="preserve">ЛР 36</w:t>
-            </w:r>
-          </w:p>
-        </w:tc>
-        <w:tc>
-          <w:tcPr>
-            <w:tcW w:type="dxa" w:w="4138"/>
-            <w:tcMar>
-              <w:top w:type="dxa" w:w="40"/>
-              <w:left w:type="dxa" w:w="80"/>
-              <w:bottom w:type="dxa" w:w="40"/>
-              <w:right w:type="dxa" w:w="80"/>
-            </w:tcMar>
-            <w:vAlign w:val="top"/>
-          </w:tcPr>
-          <w:p>
-            <w:pPr>
-              <w:spacing w:line="240"/>
-              <w:jc w:val="left"/>
-            </w:pPr>
-            <w:r>
-              <w:rPr>
-                <w:rFonts w:ascii="Times New Roman" w:cs="Times New Roman" w:eastAsia="Times New Roman" w:hAnsi="Times New Roman"/>
-                <w:sz w:val="22"/>
-                <w:szCs w:val="22"/>
-              </w:rPr>
-              <w:t xml:space="preserve">Имеющий и развивающий опыт экологически направленной, природоохранной, ресурсосберегающей деятельности, в том числе в рамках выбранной специальности, способствующий его приобретению другими людьми</w:t>
-            </w:r>
-          </w:p>
-        </w:tc>
-        <w:tc>
-          <w:tcPr>
-            <w:tcW w:type="dxa" w:w="3969"/>
-            <w:tcMar>
-              <w:top w:type="dxa" w:w="40"/>
-              <w:left w:type="dxa" w:w="80"/>
-              <w:bottom w:type="dxa" w:w="40"/>
-              <w:right w:type="dxa" w:w="80"/>
-            </w:tcMar>
-            <w:vAlign w:val="top"/>
-          </w:tcPr>
-          <w:p>
-            <w:pPr>
-              <w:spacing w:line="240"/>
-              <w:jc w:val="left"/>
-            </w:pPr>
-            <w:r>
-              <w:rPr>
-                <w:rFonts w:ascii="Times New Roman" w:cs="Times New Roman" w:eastAsia="Times New Roman" w:hAnsi="Times New Roman"/>
-                <w:sz w:val="22"/>
-                <w:szCs w:val="22"/>
-              </w:rPr>
-              <w:t xml:space="preserve">Кураторские часы, воспитательные мероприятия техникума, внеурочная деятельность, участие в мероприятиях профориентации и по безопасному поведению в информационной среде.</w:t>
-            </w:r>
-          </w:p>
-        </w:tc>
-      </w:tr>
-      <w:tr>
-        <w:tc>
-          <w:tcPr>
-            <w:tcW w:type="dxa" w:w="1247"/>
-            <w:tcMar>
-              <w:top w:type="dxa" w:w="40"/>
-              <w:left w:type="dxa" w:w="80"/>
-              <w:bottom w:type="dxa" w:w="40"/>
-              <w:right w:type="dxa" w:w="80"/>
-            </w:tcMar>
-            <w:vAlign w:val="top"/>
-          </w:tcPr>
-          <w:p>
-            <w:pPr>
-              <w:spacing w:line="240"/>
-              <w:jc w:val="left"/>
-            </w:pPr>
-            <w:r>
-              <w:rPr>
-                <w:rFonts w:ascii="Times New Roman" w:cs="Times New Roman" w:eastAsia="Times New Roman" w:hAnsi="Times New Roman"/>
-                <w:sz w:val="22"/>
-                <w:szCs w:val="22"/>
-              </w:rPr>
-              <w:t xml:space="preserve">ЛР 37</w:t>
-            </w:r>
-          </w:p>
-        </w:tc>
-        <w:tc>
-          <w:tcPr>
-            <w:tcW w:type="dxa" w:w="4138"/>
-            <w:tcMar>
-              <w:top w:type="dxa" w:w="40"/>
-              <w:left w:type="dxa" w:w="80"/>
-              <w:bottom w:type="dxa" w:w="40"/>
-              <w:right w:type="dxa" w:w="80"/>
-            </w:tcMar>
-            <w:vAlign w:val="top"/>
-          </w:tcPr>
-          <w:p>
-            <w:pPr>
-              <w:spacing w:line="240"/>
-              <w:jc w:val="left"/>
-            </w:pPr>
-            <w:r>
-              <w:rPr>
-                <w:rFonts w:ascii="Times New Roman" w:cs="Times New Roman" w:eastAsia="Times New Roman" w:hAnsi="Times New Roman"/>
-                <w:sz w:val="22"/>
-                <w:szCs w:val="22"/>
-              </w:rPr>
-              <w:t xml:space="preserve">Деятельно выражающий познавательные интересы в разных предметных областях с учётом своих интересов, способностей, достижений, выбранного направления профессионального образования и подготовки.</w:t>
-            </w:r>
-          </w:p>
-        </w:tc>
-        <w:tc>
-          <w:tcPr>
-            <w:tcW w:type="dxa" w:w="3969"/>
-            <w:tcMar>
-              <w:top w:type="dxa" w:w="40"/>
-              <w:left w:type="dxa" w:w="80"/>
-              <w:bottom w:type="dxa" w:w="40"/>
-              <w:right w:type="dxa" w:w="80"/>
-            </w:tcMar>
-            <w:vAlign w:val="top"/>
-          </w:tcPr>
-          <w:p>
-            <w:pPr>
-              <w:spacing w:line="240"/>
-              <w:jc w:val="left"/>
-            </w:pPr>
-            <w:r>
-              <w:rPr>
-                <w:rFonts w:ascii="Times New Roman" w:cs="Times New Roman" w:eastAsia="Times New Roman" w:hAnsi="Times New Roman"/>
-                <w:sz w:val="22"/>
-                <w:szCs w:val="22"/>
-              </w:rPr>
-              <w:t xml:space="preserve">Кураторские часы, воспитательные мероприятия техникума, внеурочная деятельность, участие в мероприятиях профориентации и по безопасному поведению в информационной среде.</w:t>
-            </w:r>
-          </w:p>
-        </w:tc>
-      </w:tr>
-      <w:tr>
-        <w:tc>
-          <w:tcPr>
-            <w:tcW w:type="dxa" w:w="1247"/>
-            <w:tcMar>
-              <w:top w:type="dxa" w:w="40"/>
-              <w:left w:type="dxa" w:w="80"/>
-              <w:bottom w:type="dxa" w:w="40"/>
-              <w:right w:type="dxa" w:w="80"/>
-            </w:tcMar>
-            <w:vAlign w:val="top"/>
-          </w:tcPr>
-          <w:p>
-            <w:pPr>
-              <w:spacing w:line="240"/>
-              <w:jc w:val="left"/>
-            </w:pPr>
-            <w:r>
-              <w:rPr>
-                <w:rFonts w:ascii="Times New Roman" w:cs="Times New Roman" w:eastAsia="Times New Roman" w:hAnsi="Times New Roman"/>
-                <w:sz w:val="22"/>
-                <w:szCs w:val="22"/>
-              </w:rPr>
-              <w:t xml:space="preserve">ЛР 38</w:t>
-            </w:r>
-          </w:p>
-        </w:tc>
-        <w:tc>
-          <w:tcPr>
-            <w:tcW w:type="dxa" w:w="4138"/>
-            <w:tcMar>
-              <w:top w:type="dxa" w:w="40"/>
-              <w:left w:type="dxa" w:w="80"/>
-              <w:bottom w:type="dxa" w:w="40"/>
-              <w:right w:type="dxa" w:w="80"/>
-            </w:tcMar>
-            <w:vAlign w:val="top"/>
-          </w:tcPr>
-          <w:p>
-            <w:pPr>
-              <w:spacing w:line="240"/>
-              <w:jc w:val="left"/>
-            </w:pPr>
-            <w:r>
-              <w:rPr>
-                <w:rFonts w:ascii="Times New Roman" w:cs="Times New Roman" w:eastAsia="Times New Roman" w:hAnsi="Times New Roman"/>
-                <w:sz w:val="22"/>
-                <w:szCs w:val="22"/>
-              </w:rPr>
-              <w:t xml:space="preserve">Обладающий представлением о современной научной картине мира, достижениях науки и техники, аргументированно выражающий понимание значения науки и технологий для развития российского общества и обеспечения его безопасности.</w:t>
-            </w:r>
-          </w:p>
-        </w:tc>
-        <w:tc>
-          <w:tcPr>
-            <w:tcW w:type="dxa" w:w="3969"/>
-            <w:tcMar>
-              <w:top w:type="dxa" w:w="40"/>
-              <w:left w:type="dxa" w:w="80"/>
-              <w:bottom w:type="dxa" w:w="40"/>
-              <w:right w:type="dxa" w:w="80"/>
-            </w:tcMar>
-            <w:vAlign w:val="top"/>
-          </w:tcPr>
-          <w:p>
-            <w:pPr>
-              <w:spacing w:line="240"/>
-              <w:jc w:val="left"/>
-            </w:pPr>
-            <w:r>
-              <w:rPr>
-                <w:rFonts w:ascii="Times New Roman" w:cs="Times New Roman" w:eastAsia="Times New Roman" w:hAnsi="Times New Roman"/>
-                <w:sz w:val="22"/>
-                <w:szCs w:val="22"/>
-              </w:rPr>
-              <w:t xml:space="preserve">ОК 09: Работа с нормативными документами, стандартами и справочно-правовой системой (темы 2.1, 2.2); чтение и использование профессиональной документации по мерам и средствам защиты информации (темы 1.1, 1.2, 2.3).</w:t>
-            </w:r>
-          </w:p>
-        </w:tc>
-      </w:tr>
-      <w:tr>
-        <w:tc>
-          <w:tcPr>
-            <w:tcW w:type="dxa" w:w="1247"/>
-            <w:tcMar>
-              <w:top w:type="dxa" w:w="40"/>
-              <w:left w:type="dxa" w:w="80"/>
-              <w:bottom w:type="dxa" w:w="40"/>
-              <w:right w:type="dxa" w:w="80"/>
-            </w:tcMar>
-            <w:vAlign w:val="top"/>
-          </w:tcPr>
-          <w:p>
-            <w:pPr>
-              <w:spacing w:line="240"/>
-              <w:jc w:val="left"/>
-            </w:pPr>
-            <w:r>
-              <w:rPr>
-                <w:rFonts w:ascii="Times New Roman" w:cs="Times New Roman" w:eastAsia="Times New Roman" w:hAnsi="Times New Roman"/>
-                <w:sz w:val="22"/>
-                <w:szCs w:val="22"/>
-              </w:rPr>
-              <w:t xml:space="preserve">ЛР 39</w:t>
-            </w:r>
-          </w:p>
-        </w:tc>
-        <w:tc>
-          <w:tcPr>
-            <w:tcW w:type="dxa" w:w="4138"/>
-            <w:tcMar>
-              <w:top w:type="dxa" w:w="40"/>
-              <w:left w:type="dxa" w:w="80"/>
-              <w:bottom w:type="dxa" w:w="40"/>
-              <w:right w:type="dxa" w:w="80"/>
-            </w:tcMar>
-            <w:vAlign w:val="top"/>
-          </w:tcPr>
-          <w:p>
-            <w:pPr>
-              <w:spacing w:line="240"/>
-              <w:jc w:val="left"/>
-            </w:pPr>
-            <w:r>
-              <w:rPr>
-                <w:rFonts w:ascii="Times New Roman" w:cs="Times New Roman" w:eastAsia="Times New Roman" w:hAnsi="Times New Roman"/>
-                <w:sz w:val="22"/>
-                <w:szCs w:val="22"/>
-              </w:rPr>
-              <w:t xml:space="preserve">Демонстрирующий навыки критического мышления, определения достоверности научной информации, в том числе в сфере профессиональной деятельности. Умеющий выбирать способы решения задач профессиональной деятельности применительно к различным контекстам.</w:t>
-            </w:r>
-          </w:p>
-        </w:tc>
-        <w:tc>
-          <w:tcPr>
-            <w:tcW w:type="dxa" w:w="3969"/>
-            <w:tcMar>
-              <w:top w:type="dxa" w:w="40"/>
-              <w:left w:type="dxa" w:w="80"/>
-              <w:bottom w:type="dxa" w:w="40"/>
-              <w:right w:type="dxa" w:w="80"/>
-            </w:tcMar>
-            <w:vAlign w:val="top"/>
-          </w:tcPr>
-          <w:p>
-            <w:pPr>
-              <w:spacing w:line="240"/>
-              <w:jc w:val="left"/>
-            </w:pPr>
-            <w:r>
-              <w:rPr>
-                <w:rFonts w:ascii="Times New Roman" w:cs="Times New Roman" w:eastAsia="Times New Roman" w:hAnsi="Times New Roman"/>
-                <w:sz w:val="22"/>
-                <w:szCs w:val="22"/>
-              </w:rPr>
-              <w:t xml:space="preserve">Кураторские часы, воспитательные мероприятия техникума, внеурочная деятельность, участие в мероприятиях профориентации и по безопасному поведению в информационной среде.</w:t>
-            </w:r>
-          </w:p>
-        </w:tc>
-      </w:tr>
-      <w:tr>
-        <w:tc>
-          <w:tcPr>
-            <w:tcW w:type="dxa" w:w="1247"/>
-            <w:tcMar>
-              <w:top w:type="dxa" w:w="40"/>
-              <w:left w:type="dxa" w:w="80"/>
-              <w:bottom w:type="dxa" w:w="40"/>
-              <w:right w:type="dxa" w:w="80"/>
-            </w:tcMar>
-            <w:vAlign w:val="top"/>
-          </w:tcPr>
-          <w:p>
-            <w:pPr>
-              <w:spacing w:line="240"/>
-              <w:jc w:val="left"/>
-            </w:pPr>
-            <w:r>
-              <w:rPr>
-                <w:rFonts w:ascii="Times New Roman" w:cs="Times New Roman" w:eastAsia="Times New Roman" w:hAnsi="Times New Roman"/>
-                <w:sz w:val="22"/>
-                <w:szCs w:val="22"/>
-              </w:rPr>
-              <w:t xml:space="preserve">ЛР 40</w:t>
-            </w:r>
-          </w:p>
-        </w:tc>
-        <w:tc>
-          <w:tcPr>
-            <w:tcW w:type="dxa" w:w="4138"/>
-            <w:tcMar>
-              <w:top w:type="dxa" w:w="40"/>
-              <w:left w:type="dxa" w:w="80"/>
-              <w:bottom w:type="dxa" w:w="40"/>
-              <w:right w:type="dxa" w:w="80"/>
-            </w:tcMar>
-            <w:vAlign w:val="top"/>
-          </w:tcPr>
-          <w:p>
-            <w:pPr>
-              <w:spacing w:line="240"/>
-              <w:jc w:val="left"/>
-            </w:pPr>
-            <w:r>
-              <w:rPr>
-                <w:rFonts w:ascii="Times New Roman" w:cs="Times New Roman" w:eastAsia="Times New Roman" w:hAnsi="Times New Roman"/>
-                <w:sz w:val="22"/>
-                <w:szCs w:val="22"/>
-              </w:rPr>
-              <w:t xml:space="preserve">Использующий современные средства поиска, анализа и интерпретации информации, информационные технологии для выполнения задач профессиональной деятельности.</w:t>
-            </w:r>
-          </w:p>
-        </w:tc>
-        <w:tc>
-          <w:tcPr>
-            <w:tcW w:type="dxa" w:w="3969"/>
-            <w:tcMar>
-              <w:top w:type="dxa" w:w="40"/>
-              <w:left w:type="dxa" w:w="80"/>
-              <w:bottom w:type="dxa" w:w="40"/>
-              <w:right w:type="dxa" w:w="80"/>
-            </w:tcMar>
-            <w:vAlign w:val="top"/>
-          </w:tcPr>
-          <w:p>
-            <w:pPr>
-              <w:spacing w:line="240"/>
-              <w:jc w:val="left"/>
-            </w:pPr>
-            <w:r>
-              <w:rPr>
-                <w:rFonts w:ascii="Times New Roman" w:cs="Times New Roman" w:eastAsia="Times New Roman" w:hAnsi="Times New Roman"/>
-                <w:sz w:val="22"/>
-                <w:szCs w:val="22"/>
-              </w:rPr>
-              <w:t xml:space="preserve">Кураторские часы, воспитательные мероприятия техникума, внеурочная деятельность, участие в мероприятиях профориентации и по безопасному поведению в информационной среде.</w:t>
-            </w:r>
-          </w:p>
-        </w:tc>
-      </w:tr>
-      <w:tr>
-        <w:tc>
-          <w:tcPr>
-            <w:tcW w:type="dxa" w:w="1247"/>
-            <w:tcMar>
-              <w:top w:type="dxa" w:w="40"/>
-              <w:left w:type="dxa" w:w="80"/>
-              <w:bottom w:type="dxa" w:w="40"/>
-              <w:right w:type="dxa" w:w="80"/>
-            </w:tcMar>
-            <w:vAlign w:val="top"/>
-          </w:tcPr>
-          <w:p>
-            <w:pPr>
-              <w:spacing w:line="240"/>
-              <w:jc w:val="left"/>
-            </w:pPr>
-            <w:r>
-              <w:rPr>
-                <w:rFonts w:ascii="Times New Roman" w:cs="Times New Roman" w:eastAsia="Times New Roman" w:hAnsi="Times New Roman"/>
-                <w:sz w:val="22"/>
-                <w:szCs w:val="22"/>
-              </w:rPr>
-              <w:t xml:space="preserve">ЛР 41</w:t>
-            </w:r>
-          </w:p>
-        </w:tc>
-        <w:tc>
-          <w:tcPr>
-            <w:tcW w:type="dxa" w:w="4138"/>
-            <w:tcMar>
-              <w:top w:type="dxa" w:w="40"/>
-              <w:left w:type="dxa" w:w="80"/>
-              <w:bottom w:type="dxa" w:w="40"/>
-              <w:right w:type="dxa" w:w="80"/>
-            </w:tcMar>
-            <w:vAlign w:val="top"/>
-          </w:tcPr>
-          <w:p>
-            <w:pPr>
-              <w:spacing w:line="240"/>
-              <w:jc w:val="left"/>
-            </w:pPr>
-            <w:r>
-              <w:rPr>
-                <w:rFonts w:ascii="Times New Roman" w:cs="Times New Roman" w:eastAsia="Times New Roman" w:hAnsi="Times New Roman"/>
-                <w:sz w:val="22"/>
-                <w:szCs w:val="22"/>
-              </w:rPr>
-              <w:t xml:space="preserve">Развивающий и применяющий навыки наблюдения, накопления и систематизации фактов, осмысления опыта в естественнонаучной и гуманитарной областях познания, исследовательской и профессиональной деятельности</w:t>
-            </w:r>
-          </w:p>
-        </w:tc>
-        <w:tc>
-          <w:tcPr>
-            <w:tcW w:type="dxa" w:w="3969"/>
-            <w:tcMar>
-              <w:top w:type="dxa" w:w="40"/>
-              <w:left w:type="dxa" w:w="80"/>
-              <w:bottom w:type="dxa" w:w="40"/>
-              <w:right w:type="dxa" w:w="80"/>
-            </w:tcMar>
-            <w:vAlign w:val="top"/>
-          </w:tcPr>
-          <w:p>
-            <w:pPr>
-              <w:spacing w:line="240"/>
-              <w:jc w:val="left"/>
-            </w:pPr>
-            <w:r>
-              <w:rPr>
-                <w:rFonts w:ascii="Times New Roman" w:cs="Times New Roman" w:eastAsia="Times New Roman" w:hAnsi="Times New Roman"/>
-                <w:sz w:val="22"/>
-                <w:szCs w:val="22"/>
-              </w:rPr>
-              <w:t xml:space="preserve">ОК 09: Работа с нормативными документами, стандартами и справочно-правовой системой (темы 2.1, 2.2); чтение и использование профессиональной документации по мерам и средствам защиты информации (темы 1.1, 1.2, 2.3).</w:t>
-            </w:r>
-          </w:p>
-        </w:tc>
-      </w:tr>
-      <w:tr>
-        <w:tc>
-          <w:tcPr>
-            <w:tcW w:type="dxa" w:w="1247"/>
-            <w:tcMar>
-              <w:top w:type="dxa" w:w="40"/>
-              <w:left w:type="dxa" w:w="80"/>
-              <w:bottom w:type="dxa" w:w="40"/>
-              <w:right w:type="dxa" w:w="80"/>
-            </w:tcMar>
-            <w:vAlign w:val="top"/>
-          </w:tcPr>
-          <w:p>
-            <w:pPr>
-              <w:spacing w:line="240"/>
-              <w:jc w:val="left"/>
-            </w:pPr>
-            <w:r>
-              <w:rPr>
-                <w:rFonts w:ascii="Times New Roman" w:cs="Times New Roman" w:eastAsia="Times New Roman" w:hAnsi="Times New Roman"/>
-                <w:sz w:val="22"/>
-                <w:szCs w:val="22"/>
-              </w:rPr>
-              <w:t xml:space="preserve">ЛР 42</w:t>
-            </w:r>
-          </w:p>
-        </w:tc>
-        <w:tc>
-          <w:tcPr>
-            <w:tcW w:type="dxa" w:w="4138"/>
-            <w:tcMar>
-              <w:top w:type="dxa" w:w="40"/>
-              <w:left w:type="dxa" w:w="80"/>
-              <w:bottom w:type="dxa" w:w="40"/>
-              <w:right w:type="dxa" w:w="80"/>
-            </w:tcMar>
-            <w:vAlign w:val="top"/>
-          </w:tcPr>
-          <w:p>
-            <w:pPr>
-              <w:spacing w:line="240"/>
-              <w:jc w:val="left"/>
-            </w:pPr>
-            <w:r>
-              <w:rPr>
-                <w:rFonts w:ascii="Times New Roman" w:cs="Times New Roman" w:eastAsia="Times New Roman" w:hAnsi="Times New Roman"/>
-                <w:sz w:val="22"/>
-                <w:szCs w:val="22"/>
-              </w:rPr>
-              <w:t xml:space="preserve">Понимающий роль Сахалинской области в обеспечении экономической безопасности и стратегических интересов Российской Федерации, осознающий личную ответственность за развитие своего региона.</w:t>
-            </w:r>
-          </w:p>
-        </w:tc>
-        <w:tc>
-          <w:tcPr>
-            <w:tcW w:type="dxa" w:w="3969"/>
-            <w:tcMar>
-              <w:top w:type="dxa" w:w="40"/>
-              <w:left w:type="dxa" w:w="80"/>
-              <w:bottom w:type="dxa" w:w="40"/>
-              <w:right w:type="dxa" w:w="80"/>
-            </w:tcMar>
-            <w:vAlign w:val="top"/>
-          </w:tcPr>
-          <w:p>
-            <w:pPr>
-              <w:spacing w:line="240"/>
-              <w:jc w:val="left"/>
-            </w:pPr>
-            <w:r>
-              <w:rPr>
-                <w:rFonts w:ascii="Times New Roman" w:cs="Times New Roman" w:eastAsia="Times New Roman" w:hAnsi="Times New Roman"/>
-                <w:sz w:val="22"/>
-                <w:szCs w:val="22"/>
-              </w:rPr>
-              <w:t xml:space="preserve">ОК 06: Разбор примеров преступлений в сфере информации и информационных технологий и ответственности за них (темы 1.1, 2.2); обсуждение правил работы с кадрами и внутриобъектового режима, антикоррупционного поведения при работе с информацией ограниченного доступа (тема 2.3).</w:t>
-            </w:r>
-          </w:p>
-        </w:tc>
-      </w:tr>
-      <w:tr>
-        <w:tc>
-          <w:tcPr>
-            <w:tcW w:type="dxa" w:w="1247"/>
-            <w:tcMar>
-              <w:top w:type="dxa" w:w="40"/>
-              <w:left w:type="dxa" w:w="80"/>
-              <w:bottom w:type="dxa" w:w="40"/>
-              <w:right w:type="dxa" w:w="80"/>
-            </w:tcMar>
-            <w:vAlign w:val="top"/>
-          </w:tcPr>
-          <w:p>
-            <w:pPr>
-              <w:spacing w:line="240"/>
-              <w:jc w:val="left"/>
-            </w:pPr>
-            <w:r>
-              <w:rPr>
-                <w:rFonts w:ascii="Times New Roman" w:cs="Times New Roman" w:eastAsia="Times New Roman" w:hAnsi="Times New Roman"/>
-                <w:sz w:val="22"/>
-                <w:szCs w:val="22"/>
-              </w:rPr>
-              <w:t xml:space="preserve">ЛР 43</w:t>
-            </w:r>
-          </w:p>
-        </w:tc>
-        <w:tc>
-          <w:tcPr>
-            <w:tcW w:type="dxa" w:w="4138"/>
-            <w:tcMar>
-              <w:top w:type="dxa" w:w="40"/>
-              <w:left w:type="dxa" w:w="80"/>
-              <w:bottom w:type="dxa" w:w="40"/>
-              <w:right w:type="dxa" w:w="80"/>
-            </w:tcMar>
-            <w:vAlign w:val="top"/>
-          </w:tcPr>
-          <w:p>
-            <w:pPr>
-              <w:spacing w:line="240"/>
-              <w:jc w:val="left"/>
-            </w:pPr>
-            <w:r>
-              <w:rPr>
-                <w:rFonts w:ascii="Times New Roman" w:cs="Times New Roman" w:eastAsia="Times New Roman" w:hAnsi="Times New Roman"/>
-                <w:sz w:val="22"/>
-                <w:szCs w:val="22"/>
-              </w:rPr>
-              <w:t xml:space="preserve">Ориентированный на профессиональную самореализацию в Сахалинской области, связывающий свои жизненные и карьерные планы с развитием региона.</w:t>
-            </w:r>
-          </w:p>
-        </w:tc>
-        <w:tc>
-          <w:tcPr>
-            <w:tcW w:type="dxa" w:w="3969"/>
-            <w:tcMar>
-              <w:top w:type="dxa" w:w="40"/>
-              <w:left w:type="dxa" w:w="80"/>
-              <w:bottom w:type="dxa" w:w="40"/>
-              <w:right w:type="dxa" w:w="80"/>
-            </w:tcMar>
-            <w:vAlign w:val="top"/>
-          </w:tcPr>
-          <w:p>
-            <w:pPr>
-              <w:spacing w:line="240"/>
-              <w:jc w:val="left"/>
-            </w:pPr>
-            <w:r>
-              <w:rPr>
-                <w:rFonts w:ascii="Times New Roman" w:cs="Times New Roman" w:eastAsia="Times New Roman" w:hAnsi="Times New Roman"/>
-                <w:sz w:val="22"/>
-                <w:szCs w:val="22"/>
-              </w:rPr>
-              <w:t xml:space="preserve">ОК 06: Разбор примеров преступлений в сфере информации и информационных технологий и ответственности за них (темы 1.1, 2.2); обсуждение правил работы с кадрами и внутриобъектового режима, антикоррупционного поведения при работе с информацией ограниченного доступа (тема 2.3).</w:t>
-            </w:r>
-          </w:p>
-        </w:tc>
-      </w:tr>
-      <w:tr>
-        <w:tc>
-          <w:tcPr>
-            <w:tcW w:type="dxa" w:w="1247"/>
-            <w:tcMar>
-              <w:top w:type="dxa" w:w="40"/>
-              <w:left w:type="dxa" w:w="80"/>
-              <w:bottom w:type="dxa" w:w="40"/>
-              <w:right w:type="dxa" w:w="80"/>
-            </w:tcMar>
-            <w:vAlign w:val="top"/>
-          </w:tcPr>
-          <w:p>
-            <w:pPr>
-              <w:spacing w:line="240"/>
-              <w:jc w:val="left"/>
-            </w:pPr>
-            <w:r>
-              <w:rPr>
-                <w:rFonts w:ascii="Times New Roman" w:cs="Times New Roman" w:eastAsia="Times New Roman" w:hAnsi="Times New Roman"/>
-                <w:sz w:val="22"/>
-                <w:szCs w:val="22"/>
-              </w:rPr>
-              <w:t xml:space="preserve">ЛР 44</w:t>
-            </w:r>
-          </w:p>
-        </w:tc>
-        <w:tc>
-          <w:tcPr>
-            <w:tcW w:type="dxa" w:w="4138"/>
-            <w:tcMar>
-              <w:top w:type="dxa" w:w="40"/>
-              <w:left w:type="dxa" w:w="80"/>
-              <w:bottom w:type="dxa" w:w="40"/>
-              <w:right w:type="dxa" w:w="80"/>
-            </w:tcMar>
-            <w:vAlign w:val="top"/>
-          </w:tcPr>
-          <w:p>
-            <w:pPr>
-              <w:spacing w:line="240"/>
-              <w:jc w:val="left"/>
-            </w:pPr>
-            <w:r>
-              <w:rPr>
-                <w:rFonts w:ascii="Times New Roman" w:cs="Times New Roman" w:eastAsia="Times New Roman" w:hAnsi="Times New Roman"/>
-                <w:sz w:val="22"/>
-                <w:szCs w:val="22"/>
-              </w:rPr>
-              <w:t xml:space="preserve">Демонстрирующий уважение к многонациональной культуре народов Сахалинской области, их традициям, языкам и обычаям, способствующий сохранению межнационального согласия.</w:t>
-            </w:r>
-          </w:p>
-        </w:tc>
-        <w:tc>
-          <w:tcPr>
-            <w:tcW w:type="dxa" w:w="3969"/>
-            <w:tcMar>
-              <w:top w:type="dxa" w:w="40"/>
-              <w:left w:type="dxa" w:w="80"/>
-              <w:bottom w:type="dxa" w:w="40"/>
-              <w:right w:type="dxa" w:w="80"/>
-            </w:tcMar>
-            <w:vAlign w:val="top"/>
-          </w:tcPr>
-          <w:p>
-            <w:pPr>
-              <w:spacing w:line="240"/>
-              <w:jc w:val="left"/>
-            </w:pPr>
-            <w:r>
-              <w:rPr>
-                <w:rFonts w:ascii="Times New Roman" w:cs="Times New Roman" w:eastAsia="Times New Roman" w:hAnsi="Times New Roman"/>
-                <w:sz w:val="22"/>
-                <w:szCs w:val="22"/>
-              </w:rPr>
-              <w:t xml:space="preserve">ОК 06: Разбор примеров преступлений в сфере информации и информационных технологий и ответственности за них (темы 1.1, 2.2); обсуждение правил работы с кадрами и внутриобъектового режима, антикоррупционного поведения при работе с информацией ограниченного доступа (тема 2.3).</w:t>
-            </w:r>
-          </w:p>
-        </w:tc>
-      </w:tr>
-      <w:tr>
-        <w:tc>
-          <w:tcPr>
-            <w:tcW w:type="dxa" w:w="1247"/>
-            <w:tcMar>
-              <w:top w:type="dxa" w:w="40"/>
-              <w:left w:type="dxa" w:w="80"/>
-              <w:bottom w:type="dxa" w:w="40"/>
-              <w:right w:type="dxa" w:w="80"/>
-            </w:tcMar>
-            <w:vAlign w:val="top"/>
-          </w:tcPr>
-          <w:p>
-            <w:pPr>
-              <w:spacing w:line="240"/>
-              <w:jc w:val="left"/>
-            </w:pPr>
-            <w:r>
-              <w:rPr>
-                <w:rFonts w:ascii="Times New Roman" w:cs="Times New Roman" w:eastAsia="Times New Roman" w:hAnsi="Times New Roman"/>
-                <w:sz w:val="22"/>
-                <w:szCs w:val="22"/>
-              </w:rPr>
-              <w:t xml:space="preserve">ЛР 45</w:t>
-            </w:r>
-          </w:p>
-        </w:tc>
-        <w:tc>
-          <w:tcPr>
-            <w:tcW w:type="dxa" w:w="4138"/>
-            <w:tcMar>
-              <w:top w:type="dxa" w:w="40"/>
-              <w:left w:type="dxa" w:w="80"/>
-              <w:bottom w:type="dxa" w:w="40"/>
-              <w:right w:type="dxa" w:w="80"/>
-            </w:tcMar>
-            <w:vAlign w:val="top"/>
-          </w:tcPr>
-          <w:p>
-            <w:pPr>
-              <w:spacing w:line="240"/>
-              <w:jc w:val="left"/>
-            </w:pPr>
-            <w:r>
-              <w:rPr>
-                <w:rFonts w:ascii="Times New Roman" w:cs="Times New Roman" w:eastAsia="Times New Roman" w:hAnsi="Times New Roman"/>
-                <w:sz w:val="22"/>
-                <w:szCs w:val="22"/>
-              </w:rPr>
-              <w:t xml:space="preserve">Ориентированный на осознанное освоение выбранной профессии с учётом кадровых потребностей предприятий и организаций Сахалинской области.</w:t>
-            </w:r>
-          </w:p>
-        </w:tc>
-        <w:tc>
-          <w:tcPr>
-            <w:tcW w:type="dxa" w:w="3969"/>
-            <w:tcMar>
-              <w:top w:type="dxa" w:w="40"/>
-              <w:left w:type="dxa" w:w="80"/>
-              <w:bottom w:type="dxa" w:w="40"/>
-              <w:right w:type="dxa" w:w="80"/>
-            </w:tcMar>
-            <w:vAlign w:val="top"/>
-          </w:tcPr>
-          <w:p>
-            <w:pPr>
-              <w:spacing w:line="240"/>
-              <w:jc w:val="left"/>
-            </w:pPr>
-            <w:r>
-              <w:rPr>
-                <w:rFonts w:ascii="Times New Roman" w:cs="Times New Roman" w:eastAsia="Times New Roman" w:hAnsi="Times New Roman"/>
-                <w:sz w:val="22"/>
-                <w:szCs w:val="22"/>
-              </w:rPr>
-              <w:t xml:space="preserve">ОК 03: Практические работы по классификации информации и угроз, выбору мер защиты (темы 1.2, 1.3, 2.3) с обоснованием решений; работа с законодательными и нормативными документами по защите информации (тема 2.2).</w:t>
-            </w:r>
-          </w:p>
-        </w:tc>
-      </w:tr>
-      <w:tr>
-        <w:tc>
-          <w:tcPr>
-            <w:tcW w:type="dxa" w:w="1247"/>
-            <w:tcMar>
-              <w:top w:type="dxa" w:w="40"/>
-              <w:left w:type="dxa" w:w="80"/>
-              <w:bottom w:type="dxa" w:w="40"/>
-              <w:right w:type="dxa" w:w="80"/>
-            </w:tcMar>
-            <w:vAlign w:val="top"/>
-          </w:tcPr>
-          <w:p>
-            <w:pPr>
-              <w:spacing w:line="240"/>
-              <w:jc w:val="left"/>
-            </w:pPr>
-            <w:r>
-              <w:rPr>
-                <w:rFonts w:ascii="Times New Roman" w:cs="Times New Roman" w:eastAsia="Times New Roman" w:hAnsi="Times New Roman"/>
-                <w:sz w:val="22"/>
-                <w:szCs w:val="22"/>
-              </w:rPr>
-              <w:t xml:space="preserve">ЛР 46</w:t>
-            </w:r>
-          </w:p>
-        </w:tc>
-        <w:tc>
-          <w:tcPr>
-            <w:tcW w:type="dxa" w:w="4138"/>
-            <w:tcMar>
-              <w:top w:type="dxa" w:w="40"/>
-              <w:left w:type="dxa" w:w="80"/>
-              <w:bottom w:type="dxa" w:w="40"/>
-              <w:right w:type="dxa" w:w="80"/>
-            </w:tcMar>
-            <w:vAlign w:val="top"/>
-          </w:tcPr>
-          <w:p>
-            <w:pPr>
-              <w:spacing w:line="240"/>
-              <w:jc w:val="left"/>
-            </w:pPr>
-            <w:r>
-              <w:rPr>
-                <w:rFonts w:ascii="Times New Roman" w:cs="Times New Roman" w:eastAsia="Times New Roman" w:hAnsi="Times New Roman"/>
-                <w:sz w:val="22"/>
-                <w:szCs w:val="22"/>
-              </w:rPr>
-              <w:t xml:space="preserve">Демонстрирующий готовность к непрерывному профессиональному развитию, повышению квалификации и освоению новых компетенций, востребованных на региональном рынке труда.</w:t>
-            </w:r>
-          </w:p>
-        </w:tc>
-        <w:tc>
-          <w:tcPr>
-            <w:tcW w:type="dxa" w:w="3969"/>
-            <w:tcMar>
-              <w:top w:type="dxa" w:w="40"/>
-              <w:left w:type="dxa" w:w="80"/>
-              <w:bottom w:type="dxa" w:w="40"/>
-              <w:right w:type="dxa" w:w="80"/>
-            </w:tcMar>
-            <w:vAlign w:val="top"/>
-          </w:tcPr>
-          <w:p>
-            <w:pPr>
-              <w:spacing w:line="240"/>
-              <w:jc w:val="left"/>
-            </w:pPr>
-            <w:r>
-              <w:rPr>
-                <w:rFonts w:ascii="Times New Roman" w:cs="Times New Roman" w:eastAsia="Times New Roman" w:hAnsi="Times New Roman"/>
-                <w:sz w:val="22"/>
-                <w:szCs w:val="22"/>
-              </w:rPr>
-              <w:t xml:space="preserve">ОК 03: Практические работы по классификации информации и угроз, выбору мер защиты (темы 1.2, 1.3, 2.3) с обоснованием решений; работа с законодательными и нормативными документами по защите информации (тема 2.2).</w:t>
-            </w:r>
-          </w:p>
-        </w:tc>
-      </w:tr>
-      <w:tr>
-        <w:tc>
-          <w:tcPr>
-            <w:tcW w:type="dxa" w:w="1247"/>
-            <w:tcMar>
-              <w:top w:type="dxa" w:w="40"/>
-              <w:left w:type="dxa" w:w="80"/>
-              <w:bottom w:type="dxa" w:w="40"/>
-              <w:right w:type="dxa" w:w="80"/>
-            </w:tcMar>
-            <w:vAlign w:val="top"/>
-          </w:tcPr>
-          <w:p>
-            <w:pPr>
-              <w:spacing w:line="240"/>
-              <w:jc w:val="left"/>
-            </w:pPr>
-            <w:r>
-              <w:rPr>
-                <w:rFonts w:ascii="Times New Roman" w:cs="Times New Roman" w:eastAsia="Times New Roman" w:hAnsi="Times New Roman"/>
-                <w:sz w:val="22"/>
-                <w:szCs w:val="22"/>
-              </w:rPr>
-              <w:t xml:space="preserve">ЛР 47</w:t>
-            </w:r>
-          </w:p>
-        </w:tc>
-        <w:tc>
-          <w:tcPr>
-            <w:tcW w:type="dxa" w:w="4138"/>
-            <w:tcMar>
-              <w:top w:type="dxa" w:w="40"/>
-              <w:left w:type="dxa" w:w="80"/>
-              <w:bottom w:type="dxa" w:w="40"/>
-              <w:right w:type="dxa" w:w="80"/>
-            </w:tcMar>
-            <w:vAlign w:val="top"/>
-          </w:tcPr>
-          <w:p>
-            <w:pPr>
-              <w:spacing w:line="240"/>
-              <w:jc w:val="left"/>
-            </w:pPr>
-            <w:r>
-              <w:rPr>
-                <w:rFonts w:ascii="Times New Roman" w:cs="Times New Roman" w:eastAsia="Times New Roman" w:hAnsi="Times New Roman"/>
-                <w:sz w:val="22"/>
-                <w:szCs w:val="22"/>
-              </w:rPr>
-              <w:t xml:space="preserve">Готовый применять инструменты цифровой трансформации (цифровые платформы, системы автоматизации, средства искусственного интеллекта, технологии обработки больших данных) для решения профессиональных задач.</w:t>
-            </w:r>
-          </w:p>
-        </w:tc>
-        <w:tc>
-          <w:tcPr>
-            <w:tcW w:type="dxa" w:w="3969"/>
-            <w:tcMar>
-              <w:top w:type="dxa" w:w="40"/>
-              <w:left w:type="dxa" w:w="80"/>
-              <w:bottom w:type="dxa" w:w="40"/>
-              <w:right w:type="dxa" w:w="80"/>
-            </w:tcMar>
-            <w:vAlign w:val="top"/>
-          </w:tcPr>
-          <w:p>
-            <w:pPr>
-              <w:spacing w:line="240"/>
-              <w:jc w:val="left"/>
-            </w:pPr>
-            <w:r>
-              <w:rPr>
-                <w:rFonts w:ascii="Times New Roman" w:cs="Times New Roman" w:eastAsia="Times New Roman" w:hAnsi="Times New Roman"/>
-                <w:sz w:val="22"/>
-                <w:szCs w:val="22"/>
-              </w:rPr>
-              <w:t xml:space="preserve">Кураторские часы, воспитательные мероприятия техникума, внеурочная деятельность, участие в мероприятиях профориентации и по безопасному поведению в информационной среде.</w:t>
-            </w:r>
-          </w:p>
-        </w:tc>
-      </w:tr>
-      <w:tr>
-        <w:tc>
-          <w:tcPr>
-            <w:tcW w:type="dxa" w:w="1247"/>
-            <w:tcMar>
-              <w:top w:type="dxa" w:w="40"/>
-              <w:left w:type="dxa" w:w="80"/>
-              <w:bottom w:type="dxa" w:w="40"/>
-              <w:right w:type="dxa" w:w="80"/>
-            </w:tcMar>
-            <w:vAlign w:val="top"/>
-          </w:tcPr>
-          <w:p>
-            <w:pPr>
-              <w:spacing w:line="240"/>
-              <w:jc w:val="left"/>
-            </w:pPr>
-            <w:r>
-              <w:rPr>
-                <w:rFonts w:ascii="Times New Roman" w:cs="Times New Roman" w:eastAsia="Times New Roman" w:hAnsi="Times New Roman"/>
-                <w:sz w:val="22"/>
-                <w:szCs w:val="22"/>
-              </w:rPr>
-              <w:t xml:space="preserve">ЛР 48</w:t>
-            </w:r>
-          </w:p>
-        </w:tc>
-        <w:tc>
-          <w:tcPr>
-            <w:tcW w:type="dxa" w:w="4138"/>
-            <w:tcMar>
-              <w:top w:type="dxa" w:w="40"/>
-              <w:left w:type="dxa" w:w="80"/>
-              <w:bottom w:type="dxa" w:w="40"/>
-              <w:right w:type="dxa" w:w="80"/>
-            </w:tcMar>
-            <w:vAlign w:val="top"/>
-          </w:tcPr>
-          <w:p>
-            <w:pPr>
-              <w:spacing w:line="240"/>
-              <w:jc w:val="left"/>
-            </w:pPr>
-            <w:r>
-              <w:rPr>
-                <w:rFonts w:ascii="Times New Roman" w:cs="Times New Roman" w:eastAsia="Times New Roman" w:hAnsi="Times New Roman"/>
-                <w:sz w:val="22"/>
-                <w:szCs w:val="22"/>
-              </w:rPr>
-              <w:t xml:space="preserve">Понимающий хрупкость природных экосистем Сахалинской области и осознающий личную ответственность за рациональное природопользование и сохранение уникальной природы островного региона.</w:t>
-            </w:r>
-          </w:p>
-        </w:tc>
-        <w:tc>
-          <w:tcPr>
-            <w:tcW w:type="dxa" w:w="3969"/>
-            <w:tcMar>
-              <w:top w:type="dxa" w:w="40"/>
-              <w:left w:type="dxa" w:w="80"/>
-              <w:bottom w:type="dxa" w:w="40"/>
-              <w:right w:type="dxa" w:w="80"/>
-            </w:tcMar>
-            <w:vAlign w:val="top"/>
-          </w:tcPr>
-          <w:p>
-            <w:pPr>
-              <w:spacing w:line="240"/>
-              <w:jc w:val="left"/>
-            </w:pPr>
-            <w:r>
-              <w:rPr>
-                <w:rFonts w:ascii="Times New Roman" w:cs="Times New Roman" w:eastAsia="Times New Roman" w:hAnsi="Times New Roman"/>
-                <w:sz w:val="22"/>
-                <w:szCs w:val="22"/>
-              </w:rPr>
-              <w:t xml:space="preserve">Кураторские часы, воспитательные мероприятия техникума, внеурочная деятельность, участие в мероприятиях профориентации и по безопасному поведению в информационной среде.</w:t>
-            </w:r>
-          </w:p>
-        </w:tc>
-      </w:tr>
-      <w:tr>
-        <w:tc>
-          <w:tcPr>
-            <w:tcW w:type="dxa" w:w="1247"/>
-            <w:tcMar>
-              <w:top w:type="dxa" w:w="40"/>
-              <w:left w:type="dxa" w:w="80"/>
-              <w:bottom w:type="dxa" w:w="40"/>
-              <w:right w:type="dxa" w:w="80"/>
-            </w:tcMar>
-            <w:vAlign w:val="top"/>
-          </w:tcPr>
-          <w:p>
-            <w:pPr>
-              <w:spacing w:line="240"/>
-              <w:jc w:val="left"/>
-            </w:pPr>
-            <w:r>
-              <w:rPr>
-                <w:rFonts w:ascii="Times New Roman" w:cs="Times New Roman" w:eastAsia="Times New Roman" w:hAnsi="Times New Roman"/>
-                <w:sz w:val="22"/>
-                <w:szCs w:val="22"/>
-              </w:rPr>
-              <w:t xml:space="preserve">ЛР 49</w:t>
-            </w:r>
-          </w:p>
-        </w:tc>
-        <w:tc>
-          <w:tcPr>
-            <w:tcW w:type="dxa" w:w="4138"/>
-            <w:tcMar>
-              <w:top w:type="dxa" w:w="40"/>
-              <w:left w:type="dxa" w:w="80"/>
-              <w:bottom w:type="dxa" w:w="40"/>
-              <w:right w:type="dxa" w:w="80"/>
-            </w:tcMar>
-            <w:vAlign w:val="top"/>
-          </w:tcPr>
-          <w:p>
-            <w:pPr>
-              <w:spacing w:line="240"/>
-              <w:jc w:val="left"/>
-            </w:pPr>
-            <w:r>
-              <w:rPr>
-                <w:rFonts w:ascii="Times New Roman" w:cs="Times New Roman" w:eastAsia="Times New Roman" w:hAnsi="Times New Roman"/>
-                <w:sz w:val="22"/>
-                <w:szCs w:val="22"/>
-              </w:rPr>
-              <w:t xml:space="preserve">Применяющий принципы бережливого производства и ресурсосбережения в профессиональной деятельности с учётом экологических требований и технологических возможностей.</w:t>
-            </w:r>
-          </w:p>
-        </w:tc>
-        <w:tc>
-          <w:tcPr>
-            <w:tcW w:type="dxa" w:w="3969"/>
-            <w:tcMar>
-              <w:top w:type="dxa" w:w="40"/>
-              <w:left w:type="dxa" w:w="80"/>
-              <w:bottom w:type="dxa" w:w="40"/>
-              <w:right w:type="dxa" w:w="80"/>
-            </w:tcMar>
-            <w:vAlign w:val="top"/>
-          </w:tcPr>
-          <w:p>
-            <w:pPr>
-              <w:spacing w:line="240"/>
-              <w:jc w:val="left"/>
-            </w:pPr>
-            <w:r>
-              <w:rPr>
-                <w:rFonts w:ascii="Times New Roman" w:cs="Times New Roman" w:eastAsia="Times New Roman" w:hAnsi="Times New Roman"/>
-                <w:sz w:val="22"/>
-                <w:szCs w:val="22"/>
-              </w:rPr>
-              <w:t xml:space="preserve">Кураторские часы, воспитательные мероприятия техникума, внеурочная деятельность, участие в мероприятиях профориентации и по безопасному поведению в информационной среде.</w:t>
-            </w:r>
-          </w:p>
-        </w:tc>
-      </w:tr>
-      <w:tr>
-        <w:tc>
-          <w:tcPr>
-            <w:tcW w:type="dxa" w:w="1247"/>
-            <w:tcMar>
-              <w:top w:type="dxa" w:w="40"/>
-              <w:left w:type="dxa" w:w="80"/>
-              <w:bottom w:type="dxa" w:w="40"/>
-              <w:right w:type="dxa" w:w="80"/>
-            </w:tcMar>
-            <w:vAlign w:val="top"/>
-          </w:tcPr>
-          <w:p>
-            <w:pPr>
-              <w:spacing w:line="240"/>
-              <w:jc w:val="left"/>
-            </w:pPr>
-            <w:r>
-              <w:rPr>
-                <w:rFonts w:ascii="Times New Roman" w:cs="Times New Roman" w:eastAsia="Times New Roman" w:hAnsi="Times New Roman"/>
-                <w:sz w:val="22"/>
-                <w:szCs w:val="22"/>
-              </w:rPr>
-              <w:t xml:space="preserve">ЛР 50</w:t>
-            </w:r>
-          </w:p>
-        </w:tc>
-        <w:tc>
-          <w:tcPr>
-            <w:tcW w:type="dxa" w:w="4138"/>
-            <w:tcMar>
-              <w:top w:type="dxa" w:w="40"/>
-              <w:left w:type="dxa" w:w="80"/>
-              <w:bottom w:type="dxa" w:w="40"/>
-              <w:right w:type="dxa" w:w="80"/>
-            </w:tcMar>
-            <w:vAlign w:val="top"/>
-          </w:tcPr>
-          <w:p>
-            <w:pPr>
-              <w:spacing w:line="240"/>
-              <w:jc w:val="left"/>
-            </w:pPr>
-            <w:r>
-              <w:rPr>
-                <w:rFonts w:ascii="Times New Roman" w:cs="Times New Roman" w:eastAsia="Times New Roman" w:hAnsi="Times New Roman"/>
-                <w:sz w:val="22"/>
-                <w:szCs w:val="22"/>
-              </w:rPr>
-              <w:t xml:space="preserve">Демонстрирующий устойчивость к стрессовым ситуациям, характерным для профессиональной деятельности в условиях цифровой трансформации и высоких информационных нагрузок.</w:t>
-            </w:r>
-          </w:p>
-        </w:tc>
-        <w:tc>
-          <w:tcPr>
-            <w:tcW w:type="dxa" w:w="3969"/>
-            <w:tcMar>
-              <w:top w:type="dxa" w:w="40"/>
-              <w:left w:type="dxa" w:w="80"/>
-              <w:bottom w:type="dxa" w:w="40"/>
-              <w:right w:type="dxa" w:w="80"/>
-            </w:tcMar>
-            <w:vAlign w:val="top"/>
-          </w:tcPr>
-          <w:p>
-            <w:pPr>
-              <w:spacing w:line="240"/>
-              <w:jc w:val="left"/>
-            </w:pPr>
-            <w:r>
-              <w:rPr>
-                <w:rFonts w:ascii="Times New Roman" w:cs="Times New Roman" w:eastAsia="Times New Roman" w:hAnsi="Times New Roman"/>
-                <w:sz w:val="22"/>
-                <w:szCs w:val="22"/>
-              </w:rPr>
-              <w:t xml:space="preserve">Кураторские часы, воспитательные мероприятия техникума, внеурочная деятельность, участие в мероприятиях профориентации и по безопасному поведению в информационной среде.</w:t>
-            </w:r>
-          </w:p>
-        </w:tc>
-      </w:tr>
-      <w:tr>
-        <w:tc>
-          <w:tcPr>
-            <w:tcW w:type="dxa" w:w="1247"/>
-            <w:tcMar>
-              <w:top w:type="dxa" w:w="40"/>
-              <w:left w:type="dxa" w:w="80"/>
-              <w:bottom w:type="dxa" w:w="40"/>
-              <w:right w:type="dxa" w:w="80"/>
-            </w:tcMar>
-            <w:vAlign w:val="top"/>
-          </w:tcPr>
-          <w:p>
-            <w:pPr>
-              <w:spacing w:line="240"/>
-              <w:jc w:val="left"/>
-            </w:pPr>
-            <w:r>
-              <w:rPr>
-                <w:rFonts w:ascii="Times New Roman" w:cs="Times New Roman" w:eastAsia="Times New Roman" w:hAnsi="Times New Roman"/>
-                <w:sz w:val="22"/>
-                <w:szCs w:val="22"/>
-              </w:rPr>
-              <w:t xml:space="preserve">ЛР 51</w:t>
-            </w:r>
-          </w:p>
-        </w:tc>
-        <w:tc>
-          <w:tcPr>
-            <w:tcW w:type="dxa" w:w="4138"/>
-            <w:tcMar>
-              <w:top w:type="dxa" w:w="40"/>
-              <w:left w:type="dxa" w:w="80"/>
-              <w:bottom w:type="dxa" w:w="40"/>
-              <w:right w:type="dxa" w:w="80"/>
-            </w:tcMar>
-            <w:vAlign w:val="top"/>
-          </w:tcPr>
-          <w:p>
-            <w:pPr>
-              <w:spacing w:line="240"/>
-              <w:jc w:val="left"/>
-            </w:pPr>
-            <w:r>
-              <w:rPr>
-                <w:rFonts w:ascii="Times New Roman" w:cs="Times New Roman" w:eastAsia="Times New Roman" w:hAnsi="Times New Roman"/>
-                <w:sz w:val="22"/>
-                <w:szCs w:val="22"/>
-              </w:rPr>
-              <w:t xml:space="preserve">Ориентированный на ведение здорового образа жизни как основы для сохранения профессионального долголетия и активной трудовой деятельности на благо семьи и региона.</w:t>
-            </w:r>
-          </w:p>
-        </w:tc>
-        <w:tc>
-          <w:tcPr>
-            <w:tcW w:type="dxa" w:w="3969"/>
-            <w:tcMar>
-              <w:top w:type="dxa" w:w="40"/>
-              <w:left w:type="dxa" w:w="80"/>
-              <w:bottom w:type="dxa" w:w="40"/>
-              <w:right w:type="dxa" w:w="80"/>
-            </w:tcMar>
-            <w:vAlign w:val="top"/>
-          </w:tcPr>
-          <w:p>
-            <w:pPr>
-              <w:spacing w:line="240"/>
-              <w:jc w:val="left"/>
-            </w:pPr>
-            <w:r>
-              <w:rPr>
-                <w:rFonts w:ascii="Times New Roman" w:cs="Times New Roman" w:eastAsia="Times New Roman" w:hAnsi="Times New Roman"/>
-                <w:sz w:val="22"/>
-                <w:szCs w:val="22"/>
-              </w:rPr>
-              <w:t xml:space="preserve">Кураторские часы, воспитательные мероприятия техникума, внеурочная деятельность, участие в мероприятиях профориентации и по безопасному поведению в информационной среде.</w:t>
-            </w:r>
-          </w:p>
-        </w:tc>
-      </w:tr>
-      <w:tr>
-        <w:tc>
-          <w:tcPr>
-            <w:tcW w:type="dxa" w:w="1247"/>
-            <w:tcMar>
-              <w:top w:type="dxa" w:w="40"/>
-              <w:left w:type="dxa" w:w="80"/>
-              <w:bottom w:type="dxa" w:w="40"/>
-              <w:right w:type="dxa" w:w="80"/>
-            </w:tcMar>
-            <w:vAlign w:val="top"/>
-          </w:tcPr>
-          <w:p>
-            <w:pPr>
-              <w:spacing w:line="240"/>
-              <w:jc w:val="left"/>
-            </w:pPr>
-            <w:r>
-              <w:rPr>
-                <w:rFonts w:ascii="Times New Roman" w:cs="Times New Roman" w:eastAsia="Times New Roman" w:hAnsi="Times New Roman"/>
-                <w:sz w:val="22"/>
-                <w:szCs w:val="22"/>
-              </w:rPr>
-              <w:t xml:space="preserve">ЛР 52</w:t>
-            </w:r>
-          </w:p>
-        </w:tc>
-        <w:tc>
-          <w:tcPr>
-            <w:tcW w:type="dxa" w:w="4138"/>
-            <w:tcMar>
-              <w:top w:type="dxa" w:w="40"/>
-              <w:left w:type="dxa" w:w="80"/>
-              <w:bottom w:type="dxa" w:w="40"/>
-              <w:right w:type="dxa" w:w="80"/>
-            </w:tcMar>
-            <w:vAlign w:val="top"/>
-          </w:tcPr>
-          <w:p>
-            <w:pPr>
-              <w:spacing w:line="240"/>
-              <w:jc w:val="left"/>
-            </w:pPr>
-            <w:r>
-              <w:rPr>
-                <w:rFonts w:ascii="Times New Roman" w:cs="Times New Roman" w:eastAsia="Times New Roman" w:hAnsi="Times New Roman"/>
-                <w:sz w:val="22"/>
-                <w:szCs w:val="22"/>
-              </w:rPr>
-              <w:t xml:space="preserve">Проявляющий интерес к культурному наследию Сахалинской области, её природным и рукотворным достопримечательностям, демонстрирующий бережное отношение к эстетическому облику своего города и региона.</w:t>
-            </w:r>
-          </w:p>
-        </w:tc>
-        <w:tc>
-          <w:tcPr>
-            <w:tcW w:type="dxa" w:w="3969"/>
-            <w:tcMar>
-              <w:top w:type="dxa" w:w="40"/>
-              <w:left w:type="dxa" w:w="80"/>
-              <w:bottom w:type="dxa" w:w="40"/>
-              <w:right w:type="dxa" w:w="80"/>
-            </w:tcMar>
-            <w:vAlign w:val="top"/>
-          </w:tcPr>
-          <w:p>
-            <w:pPr>
-              <w:spacing w:line="240"/>
-              <w:jc w:val="left"/>
-            </w:pPr>
-            <w:r>
-              <w:rPr>
-                <w:rFonts w:ascii="Times New Roman" w:cs="Times New Roman" w:eastAsia="Times New Roman" w:hAnsi="Times New Roman"/>
-                <w:sz w:val="22"/>
-                <w:szCs w:val="22"/>
-              </w:rPr>
-              <w:t xml:space="preserve">Кураторские часы, воспитательные мероприятия техникума, внеурочная деятельность, участие в мероприятиях профориентации и по безопасному поведению в информационной среде.</w:t>
             </w:r>
           </w:p>
         </w:tc>
